--- a/src/programme_formation_CATIA_V6_3DEXP_Automation.docx
+++ b/src/programme_formation_CATIA_V6_3DEXP_Automation.docx
@@ -368,7 +368,7 @@
               <w:jc w:val="both"/>
             </w:pPr>
             <w:r>
-              <w:t>À l'issue de cette formation, les participants maîtriseront l'automatisation de la plateforme 3DEXPERIENCE (CATIA V6) à travers VBScript, CATScript et VBA. Ils seront capables de créer et déboguer des macros métier, de naviguer dans la structure produit PLM, de concevoir des interfaces utilisateur VBA et d'intégrer leurs scripts dans les processus 3DEXPERIENCE.</w:t>
+              <w:t>À l'issue de cette formation, les participants maîtriseront l'architecture et les fondamentaux de la plateforme 3DEXPERIENCE, ainsi que l'automatisation CATIA via VBScript, CATScript et VBA. Ils seront capables de naviguer dans l'écosystème 3DEXPERIENCE, de comprendre les mécanismes de sécurité PLM (P&amp;O, Baseline Behavior), de créer et déboguer des macros métier, de naviguer dans la structure produit PLM et d'intégrer leurs scripts dans les processus 3DEXPERIENCE.</w:t>
             </w:r>
           </w:p>
           <w:p>
@@ -897,6 +897,188 @@
               <w:rPr/>
             </w:pPr>
             <w:r>
+              <w:t>── MODULE 1 : Introduction à la plateforme 3DEXPERIENCE ──</w:t>
+            </w:r>
+          </w:p>
+          <w:p>
+            <w:pPr>
+              <w:pStyle w:val="ListParagraph"/>
+              <w:numPr>
+                <w:ilvl w:val="0"/>
+                <w:numId w:val="4"/>
+              </w:numPr>
+              <w:rPr/>
+            </w:pPr>
+            <w:r>
+              <w:t>Architecture de la plateforme 3DEXPERIENCE : applications et services (3DPassport, 3DSpace, 3DSearch, 3DCompass, 3DDashboard, 3DSwym, etc.)</w:t>
+            </w:r>
+          </w:p>
+          <w:p>
+            <w:pPr>
+              <w:pStyle w:val="ListParagraph"/>
+              <w:numPr>
+                <w:ilvl w:val="0"/>
+                <w:numId w:val="4"/>
+              </w:numPr>
+              <w:rPr/>
+            </w:pPr>
+            <w:r>
+              <w:t>Architecture Web n-tiers : couches Présentation, Logique et Données ; protocole HTTPS/WSS</w:t>
+            </w:r>
+          </w:p>
+          <w:p>
+            <w:pPr>
+              <w:pStyle w:val="ListParagraph"/>
+              <w:numPr>
+                <w:ilvl w:val="0"/>
+                <w:numId w:val="4"/>
+              </w:numPr>
+              <w:rPr/>
+            </w:pPr>
+            <w:r>
+              <w:t>Offres de déploiement Cloud : Public Cloud, Private Cloud, Dedicated Cloud (SaaS / IaaS / PaaS)</w:t>
+            </w:r>
+          </w:p>
+          <w:p>
+            <w:pPr>
+              <w:pStyle w:val="ListParagraph"/>
+              <w:numPr>
+                <w:ilvl w:val="0"/>
+                <w:numId w:val="4"/>
+              </w:numPr>
+              <w:rPr/>
+            </w:pPr>
+            <w:r>
+              <w:t>Baseline Behavior vs Customer-Specific Environment (CSE) : principes et choix d'architecture</w:t>
+            </w:r>
+          </w:p>
+          <w:p>
+            <w:pPr>
+              <w:pStyle w:val="ListParagraph"/>
+              <w:numPr>
+                <w:ilvl w:val="0"/>
+                <w:numId w:val="4"/>
+              </w:numPr>
+              <w:rPr/>
+            </w:pPr>
+            <w:r>
+              <w:t>Feuille de route de personnalisation Baseline et CSE (On Premises et Cloud)</w:t>
+            </w:r>
+          </w:p>
+          <w:p>
+            <w:pPr>
+              <w:pStyle w:val="ListParagraph"/>
+              <w:numPr>
+                <w:ilvl w:val="0"/>
+                <w:numId w:val="5"/>
+              </w:numPr>
+              <w:rPr/>
+            </w:pPr>
+            <w:r>
+              <w:t>Modélisation Organisationnelle et Accès Sécurisés aux Données (P&amp;O / Organization Modeling)</w:t>
+            </w:r>
+          </w:p>
+          <w:p>
+            <w:pPr>
+              <w:pStyle w:val="ListParagraph"/>
+              <w:numPr>
+                <w:ilvl w:val="0"/>
+                <w:numId w:val="6"/>
+              </w:numPr>
+              <w:rPr/>
+            </w:pPr>
+            <w:r>
+              <w:t>Concepts P&amp;O : Organisation, Collaborative Space, Rôle, Règle d'accès, Security Context, Ownership</w:t>
+            </w:r>
+          </w:p>
+          <w:p>
+            <w:pPr>
+              <w:pStyle w:val="ListParagraph"/>
+              <w:numPr>
+                <w:ilvl w:val="0"/>
+                <w:numId w:val="7"/>
+              </w:numPr>
+              <w:rPr/>
+            </w:pPr>
+            <w:r>
+              <w:t>Rôles Baseline : Reader, Contributor, Author, Leader, Owner, Administrator, Public Reader</w:t>
+            </w:r>
+          </w:p>
+          <w:p>
+            <w:pPr>
+              <w:pStyle w:val="ListParagraph"/>
+              <w:numPr>
+                <w:ilvl w:val="0"/>
+                <w:numId w:val="8"/>
+              </w:numPr>
+              <w:rPr/>
+            </w:pPr>
+            <w:r>
+              <w:t>Paramétisation Baseline via Collaborative Spaces Control Center (sans compétences IT avancées)</w:t>
+            </w:r>
+          </w:p>
+          <w:p>
+            <w:pPr>
+              <w:pStyle w:val="ListParagraph"/>
+              <w:numPr>
+                <w:ilvl w:val="0"/>
+                <w:numId w:val="8"/>
+              </w:numPr>
+              <w:rPr/>
+            </w:pPr>
+            <w:r>
+              <w:t>Capacités de personnalisation : Administration, Paramétisation, Adaptation, Développement (EKL, VBA, CAA, Widget)</w:t>
+            </w:r>
+          </w:p>
+          <w:p>
+            <w:pPr>
+              <w:pStyle w:val="ListParagraph"/>
+              <w:numPr>
+                <w:ilvl w:val="0"/>
+                <w:numId w:val="8"/>
+              </w:numPr>
+              <w:rPr/>
+            </w:pPr>
+            <w:r>
+              <w:t>Openness R2021x : langages supportés (EKL, VBA, JavaScript, HTML5, C++, JPO)</w:t>
+            </w:r>
+          </w:p>
+          <w:p>
+            <w:pPr>
+              <w:pStyle w:val="ListParagraph"/>
+              <w:numPr>
+                <w:ilvl w:val="0"/>
+                <w:numId w:val="8"/>
+              </w:numPr>
+              <w:rPr/>
+            </w:pPr>
+            <w:r>
+              <w:t>Exercice pratique : création d'un Collaborative Space, utilisateur et attributs sur type DS (VPMReference)</w:t>
+            </w:r>
+          </w:p>
+          <w:p>
+            <w:pPr>
+              <w:pStyle w:val="ListParagraph"/>
+              <w:numPr>
+                <w:ilvl w:val="0"/>
+                <w:numId w:val="8"/>
+              </w:numPr>
+              <w:rPr/>
+            </w:pPr>
+            <w:r>
+              <w:t>── MODULE 2 : Automatisation CATIA 3DEXPERIENCE (VBScript / VBA) ──</w:t>
+            </w:r>
+          </w:p>
+          <w:p>
+            <w:pPr>
+              <w:pStyle w:val="ListParagraph"/>
+              <w:numPr>
+                <w:ilvl w:val="0"/>
+                <w:numId w:val="8"/>
+              </w:numPr>
+              <w:rPr/>
+            </w:pPr>
+            <w:r>
               <w:t>Introduction à l'automatisation 3DEXPERIENCE (COM, Automation Objects)</w:t>
             </w:r>
           </w:p>
@@ -905,12 +1087,51 @@
               <w:pStyle w:val="ListParagraph"/>
               <w:numPr>
                 <w:ilvl w:val="0"/>
+                <w:numId w:val="9"/>
+              </w:numPr>
+              <w:rPr/>
+            </w:pPr>
+            <w:r>
+              <w:t>Langages de script : CATScript, MS VBScript, VBA, VSTA – usages et recommandations Dassault Systèmes</w:t>
+            </w:r>
+          </w:p>
+          <w:p>
+            <w:pPr>
+              <w:pStyle w:val="ListParagraph"/>
+              <w:numPr>
+                <w:ilvl w:val="0"/>
+                <w:numId w:val="9"/>
+              </w:numPr>
+              <w:rPr/>
+            </w:pPr>
+            <w:r>
+              <w:t>Gestion des Macro Libraries PLM (PLM Directories, PLM VBA Projects, PLM VSTA Projects)</w:t>
+            </w:r>
+          </w:p>
+          <w:p>
+            <w:pPr>
+              <w:pStyle w:val="ListParagraph"/>
+              <w:numPr>
+                <w:ilvl w:val="0"/>
+                <w:numId w:val="9"/>
+              </w:numPr>
+              <w:rPr/>
+            </w:pPr>
+            <w:r>
+              <w:t>Préférences d'automatisation et configuration de l'environnement de développement</w:t>
+            </w:r>
+          </w:p>
+          <w:p>
+            <w:pPr>
+              <w:pStyle w:val="ListParagraph"/>
+              <w:numPr>
+                <w:ilvl w:val="0"/>
                 <w:numId w:val="4"/>
               </w:numPr>
               <w:rPr/>
             </w:pPr>
             <w:r>
-              <w:t>Langages de script : CATScript, MS VBScript, VBA, VSTA – usages et recommandations Dassault Systèmes</w:t>
+              <w:t>Architecture Objet : Object, Collection, Property, Method – Héritage et Agrégation</w:t>
             </w:r>
           </w:p>
           <w:p>
@@ -923,7 +1144,7 @@
               <w:rPr/>
             </w:pPr>
             <w:r>
-              <w:t>Gestion des Macro Libraries PLM (PLM Directories, PLM VBA Projects, PLM VSTA Projects)</w:t>
+              <w:t>Objets fondamentaux de l'API : Application, Editor, Editors, Selection, Service</w:t>
             </w:r>
           </w:p>
           <w:p>
@@ -936,7 +1157,7 @@
               <w:rPr/>
             </w:pPr>
             <w:r>
-              <w:t>Préférences d'automatisation et configuration de l'environnement de développement</w:t>
+              <w:t>Services PLM : Session-level Service et Editor-level Service</w:t>
             </w:r>
           </w:p>
           <w:p>
@@ -949,7 +1170,7 @@
               <w:rPr/>
             </w:pPr>
             <w:r>
-              <w:t>Architecture Objet : Object, Collection, Property, Method – Héritage et Agrégation</w:t>
+              <w:t>Création et exécution de macros CATScript et MS VBScript</w:t>
             </w:r>
           </w:p>
           <w:p>
@@ -962,149 +1183,110 @@
               <w:rPr/>
             </w:pPr>
             <w:r>
-              <w:t>Objets fondamentaux de l'API : Application, Editor, Editors, Selection, Service</w:t>
-            </w:r>
-          </w:p>
-          <w:p>
-            <w:pPr>
-              <w:pStyle w:val="ListParagraph"/>
-              <w:numPr>
-                <w:ilvl w:val="0"/>
-                <w:numId w:val="5"/>
+              <w:t>Différences CATScript / MS VBScript – bonne pratique : préférer MS VBScript</w:t>
+            </w:r>
+          </w:p>
+          <w:p>
+            <w:pPr>
+              <w:pStyle w:val="ListParagraph"/>
+              <w:numPr>
+                <w:ilvl w:val="0"/>
+                <w:numId w:val="4"/>
               </w:numPr>
               <w:rPr/>
             </w:pPr>
             <w:r>
-              <w:t>Services PLM : Session-level Service et Editor-level Service</w:t>
-            </w:r>
-          </w:p>
-          <w:p>
-            <w:pPr>
-              <w:pStyle w:val="ListParagraph"/>
-              <w:numPr>
-                <w:ilvl w:val="0"/>
-                <w:numId w:val="6"/>
+              <w:t>Enregistrement automatique de macros (Macro Recorder)</w:t>
+            </w:r>
+          </w:p>
+          <w:p>
+            <w:pPr>
+              <w:pStyle w:val="ListParagraph"/>
+              <w:numPr>
+                <w:ilvl w:val="0"/>
+                <w:numId w:val="4"/>
               </w:numPr>
               <w:rPr/>
             </w:pPr>
             <w:r>
-              <w:t>Création et exécution de macros CATScript et MS VBScript</w:t>
-            </w:r>
-          </w:p>
-          <w:p>
-            <w:pPr>
-              <w:pStyle w:val="ListParagraph"/>
-              <w:numPr>
-                <w:ilvl w:val="0"/>
-                <w:numId w:val="7"/>
+              <w:t>Outils de l'éditeur de macros : Object Browser, Help Automation, Code Snippets</w:t>
+            </w:r>
+          </w:p>
+          <w:p>
+            <w:pPr>
+              <w:pStyle w:val="ListParagraph"/>
+              <w:numPr>
+                <w:ilvl w:val="0"/>
+                <w:numId w:val="4"/>
               </w:numPr>
               <w:rPr/>
             </w:pPr>
             <w:r>
-              <w:t>Différences CATScript / MS VBScript – bonne pratique : préférer MS VBScript</w:t>
-            </w:r>
-          </w:p>
-          <w:p>
-            <w:pPr>
-              <w:pStyle w:val="ListParagraph"/>
-              <w:numPr>
-                <w:ilvl w:val="0"/>
-                <w:numId w:val="8"/>
+              <w:t>Création de macros VBA dans l'IDE Microsoft Visual Basic (IntelliSense, Debugger)</w:t>
+            </w:r>
+          </w:p>
+          <w:p>
+            <w:pPr>
+              <w:pStyle w:val="ListParagraph"/>
+              <w:numPr>
+                <w:ilvl w:val="0"/>
+                <w:numId w:val="4"/>
               </w:numPr>
               <w:rPr/>
             </w:pPr>
             <w:r>
-              <w:t>Enregistrement automatique de macros (Macro Recorder)</w:t>
-            </w:r>
-          </w:p>
-          <w:p>
-            <w:pPr>
-              <w:pStyle w:val="ListParagraph"/>
-              <w:numPr>
-                <w:ilvl w:val="0"/>
-                <w:numId w:val="8"/>
+              <w:t>Modes d'exécution VBA : normal (F5), pas à pas (F8)</w:t>
+            </w:r>
+          </w:p>
+          <w:p>
+            <w:pPr>
+              <w:pStyle w:val="ListParagraph"/>
+              <w:numPr>
+                <w:ilvl w:val="0"/>
+                <w:numId w:val="4"/>
               </w:numPr>
               <w:rPr/>
             </w:pPr>
             <w:r>
-              <w:t>Outils de l'éditeur de macros : Object Browser, Help Automation, Code Snippets</w:t>
-            </w:r>
-          </w:p>
-          <w:p>
-            <w:pPr>
-              <w:pStyle w:val="ListParagraph"/>
-              <w:numPr>
-                <w:ilvl w:val="0"/>
-                <w:numId w:val="8"/>
+              <w:t>Navigation dans la structure produit PLM : Occurrence, VPMReference, VPMInstance</w:t>
+            </w:r>
+          </w:p>
+          <w:p>
+            <w:pPr>
+              <w:pStyle w:val="ListParagraph"/>
+              <w:numPr>
+                <w:ilvl w:val="0"/>
+                <w:numId w:val="4"/>
               </w:numPr>
               <w:rPr/>
             </w:pPr>
             <w:r>
-              <w:t>Création de macros VBA dans l'IDE Microsoft Visual Basic (IntelliSense, Debugger)</w:t>
-            </w:r>
-          </w:p>
-          <w:p>
-            <w:pPr>
-              <w:pStyle w:val="ListParagraph"/>
-              <w:numPr>
-                <w:ilvl w:val="0"/>
-                <w:numId w:val="8"/>
+              <w:t>Récupération d'objets PLM depuis l'éditeur actif (ActiveEditor, ActiveObject)</w:t>
+            </w:r>
+          </w:p>
+          <w:p>
+            <w:pPr>
+              <w:pStyle w:val="ListParagraph"/>
+              <w:numPr>
+                <w:ilvl w:val="0"/>
+                <w:numId w:val="4"/>
               </w:numPr>
               <w:rPr/>
             </w:pPr>
             <w:r>
-              <w:t>Modes d'exécution VBA : normal (F5), pas à pas (F8)</w:t>
-            </w:r>
-          </w:p>
-          <w:p>
-            <w:pPr>
-              <w:pStyle w:val="ListParagraph"/>
-              <w:numPr>
-                <w:ilvl w:val="0"/>
-                <w:numId w:val="8"/>
+              <w:t>Sélection graphique d'objets depuis un script</w:t>
+            </w:r>
+          </w:p>
+          <w:p>
+            <w:pPr>
+              <w:pStyle w:val="ListParagraph"/>
+              <w:numPr>
+                <w:ilvl w:val="0"/>
+                <w:numId w:val="4"/>
               </w:numPr>
               <w:rPr/>
             </w:pPr>
             <w:r>
-              <w:t>Navigation dans la structure produit PLM : Occurrence, VPMReference, VPMInstance</w:t>
-            </w:r>
-          </w:p>
-          <w:p>
-            <w:pPr>
-              <w:pStyle w:val="ListParagraph"/>
-              <w:numPr>
-                <w:ilvl w:val="0"/>
-                <w:numId w:val="8"/>
-              </w:numPr>
-              <w:rPr/>
-            </w:pPr>
-            <w:r>
-              <w:t>Récupération d'objets PLM depuis l'éditeur actif (ActiveEditor, ActiveObject)</w:t>
-            </w:r>
-          </w:p>
-          <w:p>
-            <w:pPr>
-              <w:pStyle w:val="ListParagraph"/>
-              <w:numPr>
-                <w:ilvl w:val="0"/>
-                <w:numId w:val="9"/>
-              </w:numPr>
-              <w:rPr/>
-            </w:pPr>
-            <w:r>
-              <w:t>Sélection graphique d'objets depuis un script</w:t>
-            </w:r>
-          </w:p>
-          <w:p>
-            <w:pPr>
-              <w:pStyle w:val="ListParagraph"/>
-              <w:numPr>
-                <w:ilvl w:val="0"/>
-                <w:numId w:val="9"/>
-              </w:numPr>
-              <w:rPr/>
-            </w:pPr>
-            <w:r>
               <w:t>Création d'interfaces utilisateur avancées (UserForms VBA)</w:t>
             </w:r>
           </w:p>
@@ -1113,7 +1295,7 @@
               <w:pStyle w:val="ListParagraph"/>
               <w:numPr>
                 <w:ilvl w:val="0"/>
-                <w:numId w:val="9"/>
+                <w:numId w:val="4"/>
               </w:numPr>
               <w:rPr/>
             </w:pPr>

--- a/src/programme_formation_CATIA_V6_3DEXP_Automation.docx
+++ b/src/programme_formation_CATIA_V6_3DEXP_Automation.docx
@@ -897,7 +897,7 @@
               <w:rPr/>
             </w:pPr>
             <w:r>
-              <w:t>── MODULE 1 : Introduction à la plateforme 3DEXPERIENCE ──</w:t>
+              <w:t>── MODULE 1 : Présentation de la plateforme 3DEXPERIENCE ──</w:t>
             </w:r>
           </w:p>
           <w:p>
@@ -910,7 +910,7 @@
               <w:rPr/>
             </w:pPr>
             <w:r>
-              <w:t>Architecture de la plateforme 3DEXPERIENCE : applications et services (3DPassport, 3DSpace, 3DSearch, 3DCompass, 3DDashboard, 3DSwym, etc.)</w:t>
+              <w:t>Vue d'ensemble de l'écosystème 3DEXPERIENCE : applications clés (3DSpace, 3DCompass, 3DDashboard, 3DPassport) et positionnement de l'automatisation</w:t>
             </w:r>
           </w:p>
           <w:p>
@@ -923,7 +923,7 @@
               <w:rPr/>
             </w:pPr>
             <w:r>
-              <w:t>Architecture Web n-tiers : couches Présentation, Logique et Données ; protocole HTTPS/WSS</w:t>
+              <w:t>Niveaux de personnalisation : Administration, Paramétisation, Adaptation, Développement (EKL, VBA, CAA, Widget)</w:t>
             </w:r>
           </w:p>
           <w:p>
@@ -936,7 +936,7 @@
               <w:rPr/>
             </w:pPr>
             <w:r>
-              <w:t>Offres de déploiement Cloud : Public Cloud, Private Cloud, Dedicated Cloud (SaaS / IaaS / PaaS)</w:t>
+              <w:t>Macro Libraries PLM : PLM Directories, PLM VBA Projects, PLM VSTA Projects — organisation et déploiement</w:t>
             </w:r>
           </w:p>
           <w:p>
@@ -949,7 +949,7 @@
               <w:rPr/>
             </w:pPr>
             <w:r>
-              <w:t>Baseline Behavior vs Customer-Specific Environment (CSE) : principes et choix d'architecture</w:t>
+              <w:t>── MODULE 2 : Automatisation CATIA 3DEXPERIENCE (VBScript / VBA) ──</w:t>
             </w:r>
           </w:p>
           <w:p>
@@ -962,7 +962,7 @@
               <w:rPr/>
             </w:pPr>
             <w:r>
-              <w:t>Feuille de route de personnalisation Baseline et CSE (On Premises et Cloud)</w:t>
+              <w:t>Introduction à l'automatisation 3DEXPERIENCE (COM, Automation Objects)</w:t>
             </w:r>
           </w:p>
           <w:p>
@@ -975,7 +975,7 @@
               <w:rPr/>
             </w:pPr>
             <w:r>
-              <w:t>Modélisation Organisationnelle et Accès Sécurisés aux Données (P&amp;O / Organization Modeling)</w:t>
+              <w:t>Langages de script : CATScript, MS VBScript, VBA, VSTA – usages et recommandations Dassault Systèmes</w:t>
             </w:r>
           </w:p>
           <w:p>
@@ -988,7 +988,7 @@
               <w:rPr/>
             </w:pPr>
             <w:r>
-              <w:t>Concepts P&amp;O : Organisation, Collaborative Space, Rôle, Règle d'accès, Security Context, Ownership</w:t>
+              <w:t>Gestion des Macro Libraries PLM (PLM Directories, PLM VBA Projects, PLM VSTA Projects)</w:t>
             </w:r>
           </w:p>
           <w:p>
@@ -1001,7 +1001,7 @@
               <w:rPr/>
             </w:pPr>
             <w:r>
-              <w:t>Rôles Baseline : Reader, Contributor, Author, Leader, Owner, Administrator, Public Reader</w:t>
+              <w:t>Préférences d'automatisation et configuration de l'environnement de développement</w:t>
             </w:r>
           </w:p>
           <w:p>
@@ -1014,7 +1014,7 @@
               <w:rPr/>
             </w:pPr>
             <w:r>
-              <w:t>Paramétisation Baseline via Collaborative Spaces Control Center (sans compétences IT avancées)</w:t>
+              <w:t>Architecture Objet : Object, Collection, Property, Method – Héritage et Agrégation</w:t>
             </w:r>
           </w:p>
           <w:p>
@@ -1027,7 +1027,7 @@
               <w:rPr/>
             </w:pPr>
             <w:r>
-              <w:t>Capacités de personnalisation : Administration, Paramétisation, Adaptation, Développement (EKL, VBA, CAA, Widget)</w:t>
+              <w:t>Objets fondamentaux de l'API : Application, Editor, Editors, Selection, Service</w:t>
             </w:r>
           </w:p>
           <w:p>
@@ -1040,7 +1040,7 @@
               <w:rPr/>
             </w:pPr>
             <w:r>
-              <w:t>Openness R2021x : langages supportés (EKL, VBA, JavaScript, HTML5, C++, JPO)</w:t>
+              <w:t>Services PLM : Session-level Service et Editor-level Service</w:t>
             </w:r>
           </w:p>
           <w:p>
@@ -1053,7 +1053,7 @@
               <w:rPr/>
             </w:pPr>
             <w:r>
-              <w:t>Exercice pratique : création d'un Collaborative Space, utilisateur et attributs sur type DS (VPMReference)</w:t>
+              <w:t>Création et exécution de macros CATScript et MS VBScript</w:t>
             </w:r>
           </w:p>
           <w:p>
@@ -1066,7 +1066,7 @@
               <w:rPr/>
             </w:pPr>
             <w:r>
-              <w:t>── MODULE 2 : Automatisation CATIA 3DEXPERIENCE (VBScript / VBA) ──</w:t>
+              <w:t>Différences CATScript / MS VBScript – bonne pratique : préférer MS VBScript</w:t>
             </w:r>
           </w:p>
           <w:p>
@@ -1079,7 +1079,7 @@
               <w:rPr/>
             </w:pPr>
             <w:r>
-              <w:t>Introduction à l'automatisation 3DEXPERIENCE (COM, Automation Objects)</w:t>
+              <w:t>Enregistrement automatique de macros (Macro Recorder)</w:t>
             </w:r>
           </w:p>
           <w:p>
@@ -1092,7 +1092,7 @@
               <w:rPr/>
             </w:pPr>
             <w:r>
-              <w:t>Langages de script : CATScript, MS VBScript, VBA, VSTA – usages et recommandations Dassault Systèmes</w:t>
+              <w:t>Outils de l'éditeur de macros : Object Browser, Help Automation, Code Snippets</w:t>
             </w:r>
           </w:p>
           <w:p>
@@ -1105,7 +1105,7 @@
               <w:rPr/>
             </w:pPr>
             <w:r>
-              <w:t>Gestion des Macro Libraries PLM (PLM Directories, PLM VBA Projects, PLM VSTA Projects)</w:t>
+              <w:t>Création de macros VBA dans l'IDE Microsoft Visual Basic (IntelliSense, Debugger)</w:t>
             </w:r>
           </w:p>
           <w:p>
@@ -1118,7 +1118,7 @@
               <w:rPr/>
             </w:pPr>
             <w:r>
-              <w:t>Préférences d'automatisation et configuration de l'environnement de développement</w:t>
+              <w:t>Modes d'exécution VBA : normal (F5), pas à pas (F8)</w:t>
             </w:r>
           </w:p>
           <w:p>
@@ -1131,7 +1131,7 @@
               <w:rPr/>
             </w:pPr>
             <w:r>
-              <w:t>Architecture Objet : Object, Collection, Property, Method – Héritage et Agrégation</w:t>
+              <w:t>Navigation dans la structure produit PLM : Occurrence, VPMReference, VPMInstance</w:t>
             </w:r>
           </w:p>
           <w:p>
@@ -1144,7 +1144,7 @@
               <w:rPr/>
             </w:pPr>
             <w:r>
-              <w:t>Objets fondamentaux de l'API : Application, Editor, Editors, Selection, Service</w:t>
+              <w:t>Récupération d'objets PLM depuis l'éditeur actif (ActiveEditor, ActiveObject)</w:t>
             </w:r>
           </w:p>
           <w:p>
@@ -1157,7 +1157,7 @@
               <w:rPr/>
             </w:pPr>
             <w:r>
-              <w:t>Services PLM : Session-level Service et Editor-level Service</w:t>
+              <w:t>Sélection graphique d'objets depuis un script</w:t>
             </w:r>
           </w:p>
           <w:p>
@@ -1170,7 +1170,7 @@
               <w:rPr/>
             </w:pPr>
             <w:r>
-              <w:t>Création et exécution de macros CATScript et MS VBScript</w:t>
+              <w:t>Création d'interfaces utilisateur avancées (UserForms VBA)</w:t>
             </w:r>
           </w:p>
           <w:p>
@@ -1183,7 +1183,7 @@
               <w:rPr/>
             </w:pPr>
             <w:r>
-              <w:t>Différences CATScript / MS VBScript – bonne pratique : préférer MS VBScript</w:t>
+              <w:t>Intégration EKL : appel de VBScript depuis une Action EKL (actionVB → Run())</w:t>
             </w:r>
           </w:p>
           <w:p>
@@ -1196,7 +1196,7 @@
               <w:rPr/>
             </w:pPr>
             <w:r>
-              <w:t>Enregistrement automatique de macros (Macro Recorder)</w:t>
+              <w:t>Export de la structure produit en XML et génération de BOM CAD</w:t>
             </w:r>
           </w:p>
           <w:p>
@@ -1209,7 +1209,7 @@
               <w:rPr/>
             </w:pPr>
             <w:r>
-              <w:t>Outils de l'éditeur de macros : Object Browser, Help Automation, Code Snippets</w:t>
+              <w:t>Automatisation de la création de géométrie (Part Design – cylindre, pad, poche)</w:t>
             </w:r>
           </w:p>
           <w:p>
@@ -1222,7 +1222,7 @@
               <w:rPr/>
             </w:pPr>
             <w:r>
-              <w:t>Création de macros VBA dans l'IDE Microsoft Visual Basic (IntelliSense, Debugger)</w:t>
+              <w:t>Personnalisation de l'Action Bar : Section personnalisée, Icône, Commande liée à une macro</w:t>
             </w:r>
           </w:p>
           <w:p>
@@ -1235,7 +1235,7 @@
               <w:rPr/>
             </w:pPr>
             <w:r>
-              <w:t>Modes d'exécution VBA : normal (F5), pas à pas (F8)</w:t>
+              <w:t>Contrôle des droits d'édition des macros (Control Content Privileges)</w:t>
             </w:r>
           </w:p>
           <w:p>
@@ -1248,7 +1248,7 @@
               <w:rPr/>
             </w:pPr>
             <w:r>
-              <w:t>Navigation dans la structure produit PLM : Occurrence, VPMReference, VPMInstance</w:t>
+              <w:t>Export et partage de Macro Libraries (format 3DXML)</w:t>
             </w:r>
           </w:p>
           <w:p>
@@ -1261,7 +1261,7 @@
               <w:rPr/>
             </w:pPr>
             <w:r>
-              <w:t>Récupération d'objets PLM depuis l'éditeur actif (ActiveEditor, ActiveObject)</w:t>
+              <w:t>Extension optionnelle : Introduction à Python pour l'automatisation 3DEXPERIENCE (R2017x+)</w:t>
             </w:r>
           </w:p>
           <w:p>
@@ -1273,9 +1273,6 @@
               </w:numPr>
               <w:rPr/>
             </w:pPr>
-            <w:r>
-              <w:t>Sélection graphique d'objets depuis un script</w:t>
-            </w:r>
           </w:p>
           <w:p>
             <w:pPr>
@@ -1286,9 +1283,6 @@
               </w:numPr>
               <w:rPr/>
             </w:pPr>
-            <w:r>
-              <w:t>Création d'interfaces utilisateur avancées (UserForms VBA)</w:t>
-            </w:r>
           </w:p>
           <w:p>
             <w:pPr>
@@ -1299,9 +1293,6 @@
               </w:numPr>
               <w:rPr/>
             </w:pPr>
-            <w:r>
-              <w:t>Intégration EKL : appel de VBScript depuis une Action EKL (actionVB → Run())</w:t>
-            </w:r>
           </w:p>
           <w:p>
             <w:pPr>
@@ -1312,9 +1303,6 @@
               </w:numPr>
               <w:rPr/>
             </w:pPr>
-            <w:r>
-              <w:t>Export de la structure produit en XML et génération de BOM CAD</w:t>
-            </w:r>
           </w:p>
           <w:p>
             <w:pPr>
@@ -1325,9 +1313,6 @@
               </w:numPr>
               <w:rPr/>
             </w:pPr>
-            <w:r>
-              <w:t>Automatisation de la création de géométrie (Part Design – cylindre, pad, poche)</w:t>
-            </w:r>
           </w:p>
           <w:p>
             <w:pPr>
@@ -1338,9 +1323,6 @@
               </w:numPr>
               <w:rPr/>
             </w:pPr>
-            <w:r>
-              <w:t>Personnalisation de l'Action Bar : Section personnalisée, Icône, Commande liée à une macro</w:t>
-            </w:r>
           </w:p>
           <w:p>
             <w:pPr>
@@ -1351,9 +1333,6 @@
               </w:numPr>
               <w:rPr/>
             </w:pPr>
-            <w:r>
-              <w:t>Contrôle des droits d'édition des macros (Control Content Privileges)</w:t>
-            </w:r>
           </w:p>
           <w:p>
             <w:pPr>
@@ -1364,9 +1343,6 @@
               </w:numPr>
               <w:rPr/>
             </w:pPr>
-            <w:r>
-              <w:t>Export et partage de Macro Libraries (format 3DXML)</w:t>
-            </w:r>
           </w:p>
           <w:p>
             <w:pPr>
@@ -1377,9 +1353,6 @@
               </w:numPr>
               <w:rPr/>
             </w:pPr>
-            <w:r>
-              <w:t>Extension optionnelle : Introduction à Python pour l'automatisation 3DEXPERIENCE (R2017x+)</w:t>
-            </w:r>
           </w:p>
           <w:p>
             <w:pPr>

--- a/src/programme_formation_CATIA_V6_3DEXP_Automation.docx
+++ b/src/programme_formation_CATIA_V6_3DEXP_Automation.docx
@@ -897,7 +897,7 @@
               <w:rPr/>
             </w:pPr>
             <w:r>
-              <w:t>── MODULE 1 : Présentation de la plateforme 3DEXPERIENCE ──</w:t>
+              <w:t>── MODULE 1 : Introduction à la plateforme 3DEXPERIENCE ──</w:t>
             </w:r>
           </w:p>
           <w:p>
@@ -910,7 +910,7 @@
               <w:rPr/>
             </w:pPr>
             <w:r>
-              <w:t>Vue d'ensemble de l'écosystème 3DEXPERIENCE : applications clés (3DSpace, 3DCompass, 3DDashboard, 3DPassport) et positionnement de l'automatisation</w:t>
+              <w:t>Architecture de la plateforme 3DEXPERIENCE : applications et services (3DPassport, 3DSpace, 3DSearch, 3DCompass, 3DDashboard, 3DSwym, etc.)</w:t>
             </w:r>
           </w:p>
           <w:p>
@@ -923,7 +923,7 @@
               <w:rPr/>
             </w:pPr>
             <w:r>
-              <w:t>Niveaux de personnalisation : Administration, Paramétisation, Adaptation, Développement (EKL, VBA, CAA, Widget)</w:t>
+              <w:t>Architecture Web n-tiers : couches Présentation, Logique et Données ; protocole HTTPS/WSS</w:t>
             </w:r>
           </w:p>
           <w:p>
@@ -936,7 +936,7 @@
               <w:rPr/>
             </w:pPr>
             <w:r>
-              <w:t>Macro Libraries PLM : PLM Directories, PLM VBA Projects, PLM VSTA Projects — organisation et déploiement</w:t>
+              <w:t>Offres de déploiement Cloud : Public Cloud, Private Cloud, Dedicated Cloud (SaaS / IaaS / PaaS)</w:t>
             </w:r>
           </w:p>
           <w:p>
@@ -949,6 +949,123 @@
               <w:rPr/>
             </w:pPr>
             <w:r>
+              <w:t>Baseline Behavior vs Customer-Specific Environment (CSE) : principes et choix d'architecture</w:t>
+            </w:r>
+          </w:p>
+          <w:p>
+            <w:pPr>
+              <w:pStyle w:val="ListParagraph"/>
+              <w:numPr>
+                <w:ilvl w:val="0"/>
+                <w:numId w:val="4"/>
+              </w:numPr>
+              <w:rPr/>
+            </w:pPr>
+            <w:r>
+              <w:t>Feuille de route de personnalisation Baseline et CSE (On Premises et Cloud)</w:t>
+            </w:r>
+          </w:p>
+          <w:p>
+            <w:pPr>
+              <w:pStyle w:val="ListParagraph"/>
+              <w:numPr>
+                <w:ilvl w:val="0"/>
+                <w:numId w:val="5"/>
+              </w:numPr>
+              <w:rPr/>
+            </w:pPr>
+            <w:r>
+              <w:t>Modélisation Organisationnelle et Accès Sécurisés aux Données (P&amp;O / Organization Modeling)</w:t>
+            </w:r>
+          </w:p>
+          <w:p>
+            <w:pPr>
+              <w:pStyle w:val="ListParagraph"/>
+              <w:numPr>
+                <w:ilvl w:val="0"/>
+                <w:numId w:val="6"/>
+              </w:numPr>
+              <w:rPr/>
+            </w:pPr>
+            <w:r>
+              <w:t>Concepts P&amp;O : Organisation, Collaborative Space, Rôle, Règle d'accès, Security Context, Ownership</w:t>
+            </w:r>
+          </w:p>
+          <w:p>
+            <w:pPr>
+              <w:pStyle w:val="ListParagraph"/>
+              <w:numPr>
+                <w:ilvl w:val="0"/>
+                <w:numId w:val="7"/>
+              </w:numPr>
+              <w:rPr/>
+            </w:pPr>
+            <w:r>
+              <w:t>Rôles Baseline : Reader, Contributor, Author, Leader, Owner, Administrator, Public Reader</w:t>
+            </w:r>
+          </w:p>
+          <w:p>
+            <w:pPr>
+              <w:pStyle w:val="ListParagraph"/>
+              <w:numPr>
+                <w:ilvl w:val="0"/>
+                <w:numId w:val="8"/>
+              </w:numPr>
+              <w:rPr/>
+            </w:pPr>
+            <w:r>
+              <w:t>Paramétisation Baseline via Collaborative Spaces Control Center (sans compétences IT avancées)</w:t>
+            </w:r>
+          </w:p>
+          <w:p>
+            <w:pPr>
+              <w:pStyle w:val="ListParagraph"/>
+              <w:numPr>
+                <w:ilvl w:val="0"/>
+                <w:numId w:val="8"/>
+              </w:numPr>
+              <w:rPr/>
+            </w:pPr>
+            <w:r>
+              <w:t>Capacités de personnalisation : Administration, Paramétisation, Adaptation, Développement (EKL, VBA, CAA, Widget)</w:t>
+            </w:r>
+          </w:p>
+          <w:p>
+            <w:pPr>
+              <w:pStyle w:val="ListParagraph"/>
+              <w:numPr>
+                <w:ilvl w:val="0"/>
+                <w:numId w:val="8"/>
+              </w:numPr>
+              <w:rPr/>
+            </w:pPr>
+            <w:r>
+              <w:t>Openness R2021x : langages supportés (EKL, VBA, JavaScript, HTML5, C++, JPO)</w:t>
+            </w:r>
+          </w:p>
+          <w:p>
+            <w:pPr>
+              <w:pStyle w:val="ListParagraph"/>
+              <w:numPr>
+                <w:ilvl w:val="0"/>
+                <w:numId w:val="8"/>
+              </w:numPr>
+              <w:rPr/>
+            </w:pPr>
+            <w:r>
+              <w:t>Exercice pratique : création d'un Collaborative Space, utilisateur et attributs sur type DS (VPMReference)</w:t>
+            </w:r>
+          </w:p>
+          <w:p>
+            <w:pPr>
+              <w:pStyle w:val="ListParagraph"/>
+              <w:numPr>
+                <w:ilvl w:val="0"/>
+                <w:numId w:val="8"/>
+              </w:numPr>
+              <w:rPr/>
+            </w:pPr>
+            <w:r>
               <w:t>── MODULE 2 : Automatisation CATIA 3DEXPERIENCE (VBScript / VBA) ──</w:t>
             </w:r>
           </w:p>
@@ -957,63 +1074,63 @@
               <w:pStyle w:val="ListParagraph"/>
               <w:numPr>
                 <w:ilvl w:val="0"/>
+                <w:numId w:val="8"/>
+              </w:numPr>
+              <w:rPr/>
+            </w:pPr>
+            <w:r>
+              <w:t>Introduction à l'automatisation 3DEXPERIENCE (COM, Automation Objects)</w:t>
+            </w:r>
+          </w:p>
+          <w:p>
+            <w:pPr>
+              <w:pStyle w:val="ListParagraph"/>
+              <w:numPr>
+                <w:ilvl w:val="0"/>
+                <w:numId w:val="9"/>
+              </w:numPr>
+              <w:rPr/>
+            </w:pPr>
+            <w:r>
+              <w:t>Langages de script : CATScript, MS VBScript, VBA, VSTA – usages et recommandations Dassault Systèmes</w:t>
+            </w:r>
+          </w:p>
+          <w:p>
+            <w:pPr>
+              <w:pStyle w:val="ListParagraph"/>
+              <w:numPr>
+                <w:ilvl w:val="0"/>
+                <w:numId w:val="9"/>
+              </w:numPr>
+              <w:rPr/>
+            </w:pPr>
+            <w:r>
+              <w:t>Gestion des Macro Libraries PLM (PLM Directories, PLM VBA Projects, PLM VSTA Projects)</w:t>
+            </w:r>
+          </w:p>
+          <w:p>
+            <w:pPr>
+              <w:pStyle w:val="ListParagraph"/>
+              <w:numPr>
+                <w:ilvl w:val="0"/>
+                <w:numId w:val="9"/>
+              </w:numPr>
+              <w:rPr/>
+            </w:pPr>
+            <w:r>
+              <w:t>Préférences d'automatisation et configuration de l'environnement de développement</w:t>
+            </w:r>
+          </w:p>
+          <w:p>
+            <w:pPr>
+              <w:pStyle w:val="ListParagraph"/>
+              <w:numPr>
+                <w:ilvl w:val="0"/>
                 <w:numId w:val="4"/>
               </w:numPr>
               <w:rPr/>
             </w:pPr>
             <w:r>
-              <w:t>Introduction à l'automatisation 3DEXPERIENCE (COM, Automation Objects)</w:t>
-            </w:r>
-          </w:p>
-          <w:p>
-            <w:pPr>
-              <w:pStyle w:val="ListParagraph"/>
-              <w:numPr>
-                <w:ilvl w:val="0"/>
-                <w:numId w:val="5"/>
-              </w:numPr>
-              <w:rPr/>
-            </w:pPr>
-            <w:r>
-              <w:t>Langages de script : CATScript, MS VBScript, VBA, VSTA – usages et recommandations Dassault Systèmes</w:t>
-            </w:r>
-          </w:p>
-          <w:p>
-            <w:pPr>
-              <w:pStyle w:val="ListParagraph"/>
-              <w:numPr>
-                <w:ilvl w:val="0"/>
-                <w:numId w:val="6"/>
-              </w:numPr>
-              <w:rPr/>
-            </w:pPr>
-            <w:r>
-              <w:t>Gestion des Macro Libraries PLM (PLM Directories, PLM VBA Projects, PLM VSTA Projects)</w:t>
-            </w:r>
-          </w:p>
-          <w:p>
-            <w:pPr>
-              <w:pStyle w:val="ListParagraph"/>
-              <w:numPr>
-                <w:ilvl w:val="0"/>
-                <w:numId w:val="7"/>
-              </w:numPr>
-              <w:rPr/>
-            </w:pPr>
-            <w:r>
-              <w:t>Préférences d'automatisation et configuration de l'environnement de développement</w:t>
-            </w:r>
-          </w:p>
-          <w:p>
-            <w:pPr>
-              <w:pStyle w:val="ListParagraph"/>
-              <w:numPr>
-                <w:ilvl w:val="0"/>
-                <w:numId w:val="8"/>
-              </w:numPr>
-              <w:rPr/>
-            </w:pPr>
-            <w:r>
               <w:t>Architecture Objet : Object, Collection, Property, Method – Héritage et Agrégation</w:t>
             </w:r>
           </w:p>
@@ -1022,7 +1139,7 @@
               <w:pStyle w:val="ListParagraph"/>
               <w:numPr>
                 <w:ilvl w:val="0"/>
-                <w:numId w:val="8"/>
+                <w:numId w:val="4"/>
               </w:numPr>
               <w:rPr/>
             </w:pPr>
@@ -1035,7 +1152,7 @@
               <w:pStyle w:val="ListParagraph"/>
               <w:numPr>
                 <w:ilvl w:val="0"/>
-                <w:numId w:val="8"/>
+                <w:numId w:val="4"/>
               </w:numPr>
               <w:rPr/>
             </w:pPr>
@@ -1048,7 +1165,7 @@
               <w:pStyle w:val="ListParagraph"/>
               <w:numPr>
                 <w:ilvl w:val="0"/>
-                <w:numId w:val="8"/>
+                <w:numId w:val="4"/>
               </w:numPr>
               <w:rPr/>
             </w:pPr>
@@ -1061,7 +1178,7 @@
               <w:pStyle w:val="ListParagraph"/>
               <w:numPr>
                 <w:ilvl w:val="0"/>
-                <w:numId w:val="8"/>
+                <w:numId w:val="4"/>
               </w:numPr>
               <w:rPr/>
             </w:pPr>
@@ -1074,7 +1191,7 @@
               <w:pStyle w:val="ListParagraph"/>
               <w:numPr>
                 <w:ilvl w:val="0"/>
-                <w:numId w:val="8"/>
+                <w:numId w:val="4"/>
               </w:numPr>
               <w:rPr/>
             </w:pPr>
@@ -1087,7 +1204,7 @@
               <w:pStyle w:val="ListParagraph"/>
               <w:numPr>
                 <w:ilvl w:val="0"/>
-                <w:numId w:val="9"/>
+                <w:numId w:val="4"/>
               </w:numPr>
               <w:rPr/>
             </w:pPr>
@@ -1100,7 +1217,7 @@
               <w:pStyle w:val="ListParagraph"/>
               <w:numPr>
                 <w:ilvl w:val="0"/>
-                <w:numId w:val="9"/>
+                <w:numId w:val="4"/>
               </w:numPr>
               <w:rPr/>
             </w:pPr>
@@ -1113,7 +1230,7 @@
               <w:pStyle w:val="ListParagraph"/>
               <w:numPr>
                 <w:ilvl w:val="0"/>
-                <w:numId w:val="9"/>
+                <w:numId w:val="4"/>
               </w:numPr>
               <w:rPr/>
             </w:pPr>

--- a/src/programme_formation_CATIA_V6_3DEXP_Automation.docx
+++ b/src/programme_formation_CATIA_V6_3DEXP_Automation.docx
@@ -1,13 +1,13 @@
 
 <file path=word/document.xml><?xml version="1.0" encoding="utf-8"?>
-<w:document xmlns:wpc="http://schemas.microsoft.com/office/word/2010/wordprocessingCanvas" xmlns:cx="http://schemas.microsoft.com/office/drawing/2014/chartex" xmlns:cx1="http://schemas.microsoft.com/office/drawing/2015/9/8/chartex" xmlns:cx2="http://schemas.microsoft.com/office/drawing/2015/10/21/chartex" xmlns:cx3="http://schemas.microsoft.com/office/drawing/2016/5/9/chartex" xmlns:cx4="http://schemas.microsoft.com/office/drawing/2016/5/10/chartex" xmlns:cx5="http://schemas.microsoft.com/office/drawing/2016/5/11/chartex" xmlns:cx6="http://schemas.microsoft.com/office/drawing/2016/5/12/chartex" xmlns:cx7="http://schemas.microsoft.com/office/drawing/2016/5/13/chartex" xmlns:cx8="http://schemas.microsoft.com/office/drawing/2016/5/14/chartex" xmlns:mc="http://schemas.openxmlformats.org/markup-compatibility/2006" xmlns:aink="http://schemas.microsoft.com/office/drawing/2016/ink" xmlns:am3d="http://schemas.microsoft.com/office/drawing/2017/model3d" xmlns:o="urn:schemas-microsoft-com:office:office" xmlns:oel="http://schemas.microsoft.com/office/2019/extlst" xmlns:r="http://schemas.openxmlformats.org/officeDocument/2006/relationships" xmlns:m="http://schemas.openxmlformats.org/officeDocument/2006/math" xmlns:v="urn:schemas-microsoft-com:vml" xmlns:wp14="http://schemas.microsoft.com/office/word/2010/wordprocessingDrawing" xmlns:wp="http://schemas.openxmlformats.org/drawingml/2006/wordprocessingDrawing" xmlns:w10="urn:schemas-microsoft-com:office:word" xmlns:w="http://schemas.openxmlformats.org/wordprocessingml/2006/main" xmlns:w14="http://schemas.microsoft.com/office/word/2010/wordml" xmlns:w15="http://schemas.microsoft.com/office/word/2012/wordml" xmlns:w16cex="http://schemas.microsoft.com/office/word/2018/wordml/cex" xmlns:w16cid="http://schemas.microsoft.com/office/word/2016/wordml/cid" xmlns:w16="http://schemas.microsoft.com/office/word/2018/wordml" xmlns:w16du="http://schemas.microsoft.com/office/word/2023/wordml/word16du" xmlns:w16sdtdh="http://schemas.microsoft.com/office/word/2020/wordml/sdtdatahash" xmlns:w16se="http://schemas.microsoft.com/office/word/2015/wordml/symex" xmlns:wpg="http://schemas.microsoft.com/office/word/2010/wordprocessingGroup" xmlns:wpi="http://schemas.microsoft.com/office/word/2010/wordprocessingInk" xmlns:wne="http://schemas.microsoft.com/office/word/2006/wordml" xmlns:wps="http://schemas.microsoft.com/office/word/2010/wordprocessingShape" mc:Ignorable="w14 w15 w16se w16cid w16 w16cex w16sdtdh w16du wp14">
+<w:document xmlns:wpc="http://schemas.microsoft.com/office/word/2010/wordprocessingCanvas" xmlns:cx="http://schemas.microsoft.com/office/drawing/2014/chartex" xmlns:cx1="http://schemas.microsoft.com/office/drawing/2015/9/8/chartex" xmlns:cx2="http://schemas.microsoft.com/office/drawing/2015/10/21/chartex" xmlns:cx3="http://schemas.microsoft.com/office/drawing/2016/5/9/chartex" xmlns:cx4="http://schemas.microsoft.com/office/drawing/2016/5/10/chartex" xmlns:cx5="http://schemas.microsoft.com/office/drawing/2016/5/11/chartex" xmlns:cx6="http://schemas.microsoft.com/office/drawing/2016/5/12/chartex" xmlns:cx7="http://schemas.microsoft.com/office/drawing/2016/5/13/chartex" xmlns:cx8="http://schemas.microsoft.com/office/drawing/2016/5/14/chartex" xmlns:mc="http://schemas.openxmlformats.org/markup-compatibility/2006" xmlns:aink="http://schemas.microsoft.com/office/drawing/2016/ink" xmlns:am3d="http://schemas.microsoft.com/office/drawing/2017/model3d" xmlns:o="urn:schemas-microsoft-com:office:office" xmlns:oel="http://schemas.microsoft.com/office/2019/extlst" xmlns:r="http://schemas.openxmlformats.org/officeDocument/2006/relationships" xmlns:m="http://schemas.openxmlformats.org/officeDocument/2006/math" xmlns:v="urn:schemas-microsoft-com:vml" xmlns:wp14="http://schemas.microsoft.com/office/word/2010/wordprocessingDrawing" xmlns:wp="http://schemas.openxmlformats.org/drawingml/2006/wordprocessingDrawing" xmlns:w10="urn:schemas-microsoft-com:office:word" xmlns:w="http://schemas.openxmlformats.org/wordprocessingml/2006/main" xmlns:w14="http://schemas.microsoft.com/office/word/2010/wordml" xmlns:w15="http://schemas.microsoft.com/office/word/2012/wordml" xmlns:w16cex="http://schemas.microsoft.com/office/word/2018/wordml/cex" xmlns:w16cid="http://schemas.microsoft.com/office/word/2016/wordml/cid" xmlns:w16="http://schemas.microsoft.com/office/word/2018/wordml" xmlns:w16du="http://schemas.microsoft.com/office/word/2023/wordml/word16du" xmlns:w16sdtdh="http://schemas.microsoft.com/office/word/2020/wordml/sdtdatahash" xmlns:w16sdtfl="http://schemas.microsoft.com/office/word/2024/wordml/sdtformatlock" xmlns:w16se="http://schemas.microsoft.com/office/word/2015/wordml/symex" xmlns:wpg="http://schemas.microsoft.com/office/word/2010/wordprocessingGroup" xmlns:wpi="http://schemas.microsoft.com/office/word/2010/wordprocessingInk" xmlns:wne="http://schemas.microsoft.com/office/word/2006/wordml" xmlns:wps="http://schemas.microsoft.com/office/word/2010/wordprocessingShape" mc:Ignorable="w14 w15 w16se w16cid w16 w16cex w16sdtdh w16sdtfl w16du wp14">
   <w:body>
     <w:p>
       <w:r>
         <mc:AlternateContent>
           <mc:Choice Requires="wps">
             <w:drawing>
-              <wp:anchor distT="0" distB="0" distL="114300" distR="114300" simplePos="0" relativeHeight="451659264" behindDoc="0" locked="0" layoutInCell="1" allowOverlap="0">
+              <wp:anchor distT="0" distB="0" distL="114300" distR="114300" simplePos="0" relativeHeight="451659264" behindDoc="0" locked="0" layoutInCell="1" allowOverlap="0" wp14:anchorId="26B166A1" wp14:editId="7EBAE568">
                 <wp:simplePos x="0" y="0"/>
                 <wp:positionH relativeFrom="page">
                   <wp:posOffset>7105650</wp:posOffset>
@@ -45,12 +45,8 @@
                         <w:txbxContent>
                           <w:p>
                             <w:r>
-                              <w:t/>
-                            </w:r>
-                            <w:r>
-                              <w:rPr/>
                               <w:drawing>
-                                <wp:inline distT="0" distB="0" distL="0" distR="0">
+                                <wp:inline distT="0" distB="0" distL="0" distR="0" wp14:anchorId="56ECC6B0" wp14:editId="548F36C3">
                                   <wp:extent cx="438150" cy="438150"/>
                                   <wp:effectExtent l="19050" t="0" r="0" b="0"/>
                                   <wp:docPr id="2" name="Image_Dendreo" descr="Id90002.png"/>
@@ -67,7 +63,7 @@
                                           </pic:cNvPicPr>
                                         </pic:nvPicPr>
                                         <pic:blipFill>
-                                          <a:blip r:embed="Id90002" cstate="print"/>
+                                          <a:blip r:embed="rId8" cstate="print"/>
                                           <a:stretch>
                                             <a:fillRect/>
                                           </a:stretch>
@@ -94,9 +90,6 @@
                                 </wp:inline>
                               </w:drawing>
                             </w:r>
-                            <w:r>
-                              <w:t/>
-                            </w:r>
                           </w:p>
                         </w:txbxContent>
                       </wps:txbx>
@@ -112,6 +105,70 @@
               </wp:anchor>
             </w:drawing>
           </mc:Choice>
+          <mc:Fallback>
+            <w:pict>
+              <v:shapetype w14:anchorId="26B166A1" id="_x0000_t202" coordsize="21600,21600" o:spt="202" path="m,l,21600r21600,l21600,xe">
+                <v:stroke joinstyle="miter"/>
+                <v:path gradientshapeok="t" o:connecttype="rect"/>
+              </v:shapetype>
+              <v:shape id="QR_Code_Dendreo" o:spid="_x0000_s1026" type="#_x0000_t202" style="position:absolute;margin-left:559.5pt;margin-top:739.5pt;width:41.75pt;height:41.05pt;z-index:451659264;visibility:visible;mso-wrap-style:square;mso-wrap-distance-left:9pt;mso-wrap-distance-top:0;mso-wrap-distance-right:9pt;mso-wrap-distance-bottom:0;mso-position-horizontal:absolute;mso-position-horizontal-relative:page;mso-position-vertical:absolute;mso-position-vertical-relative:page;v-text-anchor:middle" o:gfxdata="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" o:allowoverlap="f" filled="f" stroked="f" strokeweight=".5pt">
+                <o:lock v:ext="edit" aspectratio="t"/>
+                <v:textbox inset="0,0,0,0">
+                  <w:txbxContent>
+                    <w:p>
+                      <w:r>
+                        <w:drawing>
+                          <wp:inline distT="0" distB="0" distL="0" distR="0" wp14:anchorId="56ECC6B0" wp14:editId="548F36C3">
+                            <wp:extent cx="438150" cy="438150"/>
+                            <wp:effectExtent l="19050" t="0" r="0" b="0"/>
+                            <wp:docPr id="2" name="Image_Dendreo" descr="Id90002.png"/>
+                            <wp:cNvGraphicFramePr>
+                              <a:graphicFrameLocks xmlns:a="http://schemas.openxmlformats.org/drawingml/2006/main" noChangeAspect="1"/>
+                            </wp:cNvGraphicFramePr>
+                            <a:graphic xmlns:a="http://schemas.openxmlformats.org/drawingml/2006/main">
+                              <a:graphicData uri="http://schemas.openxmlformats.org/drawingml/2006/picture">
+                                <pic:pic xmlns:pic="http://schemas.openxmlformats.org/drawingml/2006/picture">
+                                  <pic:nvPicPr>
+                                    <pic:cNvPr id="900002" name="Image_Dendreo" descr="Id90002.png"/>
+                                    <pic:cNvPicPr>
+                                      <a:picLocks noChangeAspect="1" noChangeArrowheads="1"/>
+                                    </pic:cNvPicPr>
+                                  </pic:nvPicPr>
+                                  <pic:blipFill>
+                                    <a:blip r:embed="rId8" cstate="print"/>
+                                    <a:stretch>
+                                      <a:fillRect/>
+                                    </a:stretch>
+                                  </pic:blipFill>
+                                  <pic:spPr bwMode="auto">
+                                    <a:xfrm>
+                                      <a:off x="0" y="0"/>
+                                      <a:ext cx="438150" cy="438150"/>
+                                    </a:xfrm>
+                                    <a:prstGeom prst="rect">
+                                      <a:avLst/>
+                                    </a:prstGeom>
+                                    <a:noFill/>
+                                    <a:ln w="9525">
+                                      <a:noFill/>
+                                      <a:miter lim="800000"/>
+                                      <a:headEnd/>
+                                      <a:tailEnd/>
+                                    </a:ln>
+                                  </pic:spPr>
+                                </pic:pic>
+                              </a:graphicData>
+                            </a:graphic>
+                          </wp:inline>
+                        </w:drawing>
+                      </w:r>
+                    </w:p>
+                  </w:txbxContent>
+                </v:textbox>
+                <w10:wrap anchorx="page" anchory="page"/>
+              </v:shape>
+            </w:pict>
+          </mc:Fallback>
         </mc:AlternateContent>
       </w:r>
     </w:p>
@@ -134,14 +191,10 @@
           <w:b/>
           <w:sz w:val="28"/>
         </w:rPr>
-        <w:t xml:space="preserve">PROGRAMME DE FORMATION</w:t>
+        <w:t>PROGRAMME DE FORMATION</w:t>
       </w:r>
     </w:p>
-    <w:p>
-      <w:r>
-        <w:t/>
-      </w:r>
-    </w:p>
+    <w:p/>
     <w:tbl>
       <w:tblPr>
         <w:tblStyle w:val="Grilledutableau"/>
@@ -211,7 +264,7 @@
                 <w:lang w:eastAsia="fr-FR"/>
               </w:rPr>
               <w:drawing>
-                <wp:anchor distT="0" distB="0" distL="114300" distR="114300" simplePos="0" relativeHeight="251659264" behindDoc="1" locked="0" layoutInCell="1" allowOverlap="1" wp14:anchorId="79D9BAD0" wp14:editId="30E0C6AF">
+                <wp:anchor distT="0" distB="0" distL="114300" distR="114300" simplePos="0" relativeHeight="251659264" behindDoc="1" locked="0" layoutInCell="1" allowOverlap="1" wp14:anchorId="62FFCC74" wp14:editId="0A5359C8">
                   <wp:simplePos x="0" y="0"/>
                   <wp:positionH relativeFrom="margin">
                     <wp:align>left</wp:align>
@@ -232,7 +285,7 @@
                           <pic:cNvPicPr/>
                         </pic:nvPicPr>
                         <pic:blipFill>
-                          <a:blip r:embed="rId7" cstate="print">
+                          <a:blip r:embed="rId9" cstate="print">
                             <a:extLst>
                               <a:ext uri="{28A0092B-C50C-407E-A947-70E740481C1C}">
                                 <a14:useLocalDpi xmlns:a14="http://schemas.microsoft.com/office/drawing/2010/main" val="0"/>
@@ -281,7 +334,7 @@
                 <w:sz w:val="24"/>
                 <w:szCs w:val="24"/>
               </w:rPr>
-              <w:t xml:space="preserve">3</w:t>
+              <w:t>4</w:t>
             </w:r>
             <w:r>
               <w:rPr>
@@ -295,7 +348,7 @@
                 <w:sz w:val="24"/>
                 <w:szCs w:val="24"/>
               </w:rPr>
-              <w:t xml:space="preserve">jours</w:t>
+              <w:t>jours</w:t>
             </w:r>
           </w:p>
           <w:p>
@@ -312,7 +365,21 @@
                 <w:sz w:val="24"/>
                 <w:szCs w:val="24"/>
               </w:rPr>
-              <w:t xml:space="preserve">21 heures</w:t>
+              <w:t>2</w:t>
+            </w:r>
+            <w:r>
+              <w:rPr>
+                <w:sz w:val="24"/>
+                <w:szCs w:val="24"/>
+              </w:rPr>
+              <w:t>8</w:t>
+            </w:r>
+            <w:r>
+              <w:rPr>
+                <w:sz w:val="24"/>
+                <w:szCs w:val="24"/>
+              </w:rPr>
+              <w:t xml:space="preserve"> heures</w:t>
             </w:r>
           </w:p>
         </w:tc>
@@ -360,7 +427,7 @@
                 <w:b/>
                 <w:sz w:val="32"/>
               </w:rPr>
-              <w:t xml:space="preserve">Objectifs pédagogiques</w:t>
+              <w:t>Objectifs pédagogiques</w:t>
             </w:r>
           </w:p>
           <w:p>
@@ -368,7 +435,29 @@
               <w:jc w:val="both"/>
             </w:pPr>
             <w:r>
-              <w:t>À l'issue de cette formation, les participants maîtriseront l'architecture et les fondamentaux de la plateforme 3DEXPERIENCE, ainsi que l'automatisation CATIA via VBScript, CATScript et VBA. Ils seront capables de naviguer dans l'écosystème 3DEXPERIENCE, de comprendre les mécanismes de sécurité PLM (P&amp;O, Baseline Behavior), de créer et déboguer des macros métier, de naviguer dans la structure produit PLM et d'intégrer leurs scripts dans les processus 3DEXPERIENCE.</w:t>
+              <w:t xml:space="preserve">À l'issue de cette formation, les participants maîtriseront l'architecture et les fondamentaux de la plateforme 3DEXPERIENCE, ainsi que l'automatisation CATIA via VBScript, </w:t>
+            </w:r>
+            <w:proofErr w:type="spellStart"/>
+            <w:r>
+              <w:t>CATScript</w:t>
+            </w:r>
+            <w:proofErr w:type="spellEnd"/>
+            <w:r>
+              <w:t xml:space="preserve"> et VBA. Ils seront capables de naviguer dans l'écosystème 3DEXPERIENCE, de comprendre les mécanismes de sécurité PLM (P&amp;O, Baseline </w:t>
+            </w:r>
+            <w:proofErr w:type="spellStart"/>
+            <w:r>
+              <w:t>Behavior</w:t>
+            </w:r>
+            <w:proofErr w:type="spellEnd"/>
+            <w:r>
+              <w:t xml:space="preserve">), de créer et déboguer des </w:t>
+            </w:r>
+            <w:r>
+              <w:t>macros-métier</w:t>
+            </w:r>
+            <w:r>
+              <w:t>, de naviguer dans la structure produit PLM et d'intégrer leurs scripts dans les processus 3DEXPERIENCE.</w:t>
             </w:r>
           </w:p>
           <w:p>
@@ -416,14 +505,12 @@
                 <w:sz w:val="20"/>
                 <w:szCs w:val="20"/>
               </w:rPr>
-              <w:t xml:space="preserve">Public visé</w:t>
+              <w:t>Public visé</w:t>
             </w:r>
           </w:p>
           <w:p>
             <w:pPr>
               <w:ind w:left="150"/>
-              <w:pStyle w:val="Normal"/>
-              <w:u w:val="single"/>
               <w:rPr>
                 <w:color w:val="FFFFFF" w:themeColor="background1"/>
                 <w:szCs w:val="20"/>
@@ -436,8 +523,6 @@
           <w:p>
             <w:pPr>
               <w:ind w:left="150"/>
-              <w:pStyle w:val="Normal"/>
-              <w:u w:val="single"/>
               <w:rPr>
                 <w:color w:val="FFFFFF" w:themeColor="background1"/>
                 <w:szCs w:val="20"/>
@@ -467,20 +552,20 @@
                 <w:szCs w:val="20"/>
               </w:rPr>
             </w:pPr>
+            <w:proofErr w:type="spellStart"/>
             <w:r>
               <w:rPr>
                 <w:color w:val="FFFFFF" w:themeColor="background1"/>
                 <w:sz w:val="20"/>
                 <w:szCs w:val="20"/>
               </w:rPr>
-              <w:t xml:space="preserve">Pré-requis</w:t>
-            </w:r>
+              <w:t>Pré-requis</w:t>
+            </w:r>
+            <w:proofErr w:type="spellEnd"/>
           </w:p>
           <w:p>
             <w:pPr>
               <w:ind w:left="150"/>
-              <w:pStyle w:val="Normal"/>
-              <w:u w:val="single"/>
               <w:rPr>
                 <w:color w:val="FFFFFF" w:themeColor="background1"/>
                 <w:szCs w:val="20"/>
@@ -493,8 +578,6 @@
           <w:p>
             <w:pPr>
               <w:ind w:left="150"/>
-              <w:pStyle w:val="Normal"/>
-              <w:u w:val="single"/>
               <w:rPr>
                 <w:color w:val="FFFFFF" w:themeColor="background1"/>
                 <w:szCs w:val="20"/>
@@ -507,8 +590,6 @@
           <w:p>
             <w:pPr>
               <w:ind w:left="150"/>
-              <w:pStyle w:val="Normal"/>
-              <w:u w:val="single"/>
               <w:rPr>
                 <w:color w:val="FFFFFF" w:themeColor="background1"/>
                 <w:szCs w:val="20"/>
@@ -521,8 +602,6 @@
           <w:p>
             <w:pPr>
               <w:ind w:left="150"/>
-              <w:pStyle w:val="Normal"/>
-              <w:u w:val="single"/>
               <w:rPr>
                 <w:color w:val="FFFFFF" w:themeColor="background1"/>
                 <w:szCs w:val="20"/>
@@ -532,8 +611,6 @@
           <w:p>
             <w:pPr>
               <w:ind w:left="150"/>
-              <w:pStyle w:val="Normal"/>
-              <w:u w:val="single"/>
               <w:rPr>
                 <w:color w:val="FFFFFF" w:themeColor="background1"/>
                 <w:szCs w:val="20"/>
@@ -569,12 +646,12 @@
                 <w:sz w:val="20"/>
                 <w:szCs w:val="20"/>
               </w:rPr>
-              <w:t xml:space="preserve">Moyens et supports pédagogiques</w:t>
-            </w:r>
-          </w:p>
-          <w:p>
-            <w:pPr>
-              <w:pStyle w:val="ListParagraph"/>
+              <w:t>Moyens et supports pédagogiques</w:t>
+            </w:r>
+          </w:p>
+          <w:p>
+            <w:pPr>
+              <w:pStyle w:val="Paragraphedeliste"/>
               <w:numPr>
                 <w:ilvl w:val="0"/>
                 <w:numId w:val="1"/>
@@ -589,12 +666,12 @@
                 <w:color w:val="FFFFFF" w:themeColor="background1"/>
                 <w:szCs w:val="20"/>
               </w:rPr>
-              <w:t xml:space="preserve">Méthodologie pédagogique équilibrée, alliant apports théoriques et mises en situation pratiques. Alternance de sessions théoriques et travaux pratiques simulant des projets professionnels pour développer des compétences applicables en milieu de travail.</w:t>
-            </w:r>
-          </w:p>
-          <w:p>
-            <w:pPr>
-              <w:pStyle w:val="ListParagraph"/>
+              <w:t>Méthodologie pédagogique équilibrée, alliant apports théoriques et mises en situation pratiques. Alternance de sessions théoriques et travaux pratiques simulant des projets professionnels pour développer des compétences applicables en milieu de travail.</w:t>
+            </w:r>
+          </w:p>
+          <w:p>
+            <w:pPr>
+              <w:pStyle w:val="Paragraphedeliste"/>
               <w:numPr>
                 <w:ilvl w:val="0"/>
                 <w:numId w:val="1"/>
@@ -609,7 +686,7 @@
                 <w:color w:val="FFFFFF" w:themeColor="background1"/>
                 <w:szCs w:val="20"/>
               </w:rPr>
-              <w:t xml:space="preserve">Documentation pédagogique exhaustive (formats numérique et/ou imprimé) comprenant des synthèses thématiques et des exercices d'application. Accès permanent à une plateforme e-learning durant et à la suite de la formation permettant la consultation des ressources pédagogiques post-formation.</w:t>
+              <w:t>Documentation pédagogique exhaustive (formats numérique et/ou imprimé) comprenant des synthèses thématiques et des exercices d'application. Accès permanent à une plateforme e-learning durant et à la suite de la formation permettant la consultation des ressources pédagogiques post-formation.</w:t>
             </w:r>
           </w:p>
           <w:p>
@@ -640,12 +717,12 @@
                 <w:sz w:val="20"/>
                 <w:szCs w:val="20"/>
               </w:rPr>
-              <w:t xml:space="preserve">Modalités d’évaluation et de suivi</w:t>
-            </w:r>
-          </w:p>
-          <w:p>
-            <w:pPr>
-              <w:pStyle w:val="ListParagraph"/>
+              <w:t>Modalités d’évaluation et de suivi</w:t>
+            </w:r>
+          </w:p>
+          <w:p>
+            <w:pPr>
+              <w:pStyle w:val="Paragraphedeliste"/>
               <w:numPr>
                 <w:ilvl w:val="0"/>
                 <w:numId w:val="2"/>
@@ -660,12 +737,12 @@
                 <w:color w:val="FFFFFF" w:themeColor="background1"/>
                 <w:szCs w:val="20"/>
               </w:rPr>
-              <w:t xml:space="preserve">Lors de la session, chaque module est évalué de manière  formative (qcm, questions/réponses, jeux formatifs, mises en  situations, etc.) et/ou de manière sommative afin d'attester du niveau de connaissance acquis en fin de  formation.</w:t>
-            </w:r>
-          </w:p>
-          <w:p>
-            <w:pPr>
-              <w:pStyle w:val="ListParagraph"/>
+              <w:t>Lors de la session, chaque module est évalué de manière  formative (qcm, questions/réponses, jeux formatifs, mises en  situations, etc.) et/ou de manière sommative afin d'attester du niveau de connaissance acquis en fin de  formation.</w:t>
+            </w:r>
+          </w:p>
+          <w:p>
+            <w:pPr>
+              <w:pStyle w:val="Paragraphedeliste"/>
               <w:numPr>
                 <w:ilvl w:val="0"/>
                 <w:numId w:val="2"/>
@@ -680,12 +757,13 @@
                 <w:color w:val="FFFFFF" w:themeColor="background1"/>
                 <w:szCs w:val="20"/>
               </w:rPr>
-              <w:t xml:space="preserve">Une fiche d'évaluation sera remplie par chaque stagiaire et permettra de valider que la formation a répondu à leurs attentes, le cas échéant, une prestation d'assistance technique post formation pourra être proposée.</w:t>
-            </w:r>
-          </w:p>
-          <w:p>
-            <w:pPr>
-              <w:pStyle w:val="ListParagraph"/>
+              <w:lastRenderedPageBreak/>
+              <w:t>Une fiche d'évaluation sera remplie par chaque stagiaire et permettra de valider que la formation a répondu à leurs attentes, le cas échéant, une prestation d'assistance technique post formation pourra être proposée.</w:t>
+            </w:r>
+          </w:p>
+          <w:p>
+            <w:pPr>
+              <w:pStyle w:val="Paragraphedeliste"/>
               <w:numPr>
                 <w:ilvl w:val="0"/>
                 <w:numId w:val="2"/>
@@ -700,12 +778,12 @@
                 <w:color w:val="FFFFFF" w:themeColor="background1"/>
                 <w:szCs w:val="20"/>
               </w:rPr>
-              <w:t xml:space="preserve">Evaluation Post-formation 45 jours après la formation afin de vérifier si les attentes et les besoins de la formation ont été atteints.</w:t>
-            </w:r>
-          </w:p>
-          <w:p>
-            <w:pPr>
-              <w:pStyle w:val="ListParagraph"/>
+              <w:t>Evaluation Post-formation 45 jours après la formation afin de vérifier si les attentes et les besoins de la formation ont été atteints.</w:t>
+            </w:r>
+          </w:p>
+          <w:p>
+            <w:pPr>
+              <w:pStyle w:val="Paragraphedeliste"/>
               <w:numPr>
                 <w:ilvl w:val="0"/>
                 <w:numId w:val="2"/>
@@ -720,12 +798,12 @@
                 <w:color w:val="FFFFFF" w:themeColor="background1"/>
                 <w:szCs w:val="20"/>
               </w:rPr>
-              <w:t xml:space="preserve">Une attestation de formation nominative sera transmise à la fin de la formation.</w:t>
-            </w:r>
-          </w:p>
-          <w:p>
-            <w:pPr>
-              <w:pStyle w:val="ListParagraph"/>
+              <w:t>Une attestation de formation nominative sera transmise à la fin de la formation.</w:t>
+            </w:r>
+          </w:p>
+          <w:p>
+            <w:pPr>
+              <w:pStyle w:val="Paragraphedeliste"/>
               <w:numPr>
                 <w:ilvl w:val="0"/>
                 <w:numId w:val="2"/>
@@ -740,7 +818,7 @@
                 <w:color w:val="FFFFFF" w:themeColor="background1"/>
                 <w:szCs w:val="20"/>
               </w:rPr>
-              <w:t xml:space="preserve">Chaque stagiaire devra signer une feuille d'émargement par demi-journée </w:t>
+              <w:t>Chaque stagiaire devra signer une feuille d'émargement par demi-journée </w:t>
             </w:r>
           </w:p>
           <w:p>
@@ -771,12 +849,12 @@
                 <w:sz w:val="20"/>
                 <w:szCs w:val="20"/>
               </w:rPr>
-              <w:t xml:space="preserve">Formateurs</w:t>
-            </w:r>
-          </w:p>
-          <w:p>
-            <w:pPr>
-              <w:pStyle w:val="ListParagraph"/>
+              <w:t>Formateurs</w:t>
+            </w:r>
+          </w:p>
+          <w:p>
+            <w:pPr>
+              <w:pStyle w:val="Paragraphedeliste"/>
               <w:numPr>
                 <w:ilvl w:val="0"/>
                 <w:numId w:val="3"/>
@@ -791,12 +869,12 @@
                 <w:color w:val="FFFFFF" w:themeColor="background1"/>
                 <w:szCs w:val="20"/>
               </w:rPr>
-              <w:t xml:space="preserve">Issus de notre centre de compétences PLM.</w:t>
-            </w:r>
-          </w:p>
-          <w:p>
-            <w:pPr>
-              <w:pStyle w:val="ListParagraph"/>
+              <w:t>Issus de notre centre de compétences PLM.</w:t>
+            </w:r>
+          </w:p>
+          <w:p>
+            <w:pPr>
+              <w:pStyle w:val="Paragraphedeliste"/>
               <w:numPr>
                 <w:ilvl w:val="0"/>
                 <w:numId w:val="3"/>
@@ -811,12 +889,12 @@
                 <w:color w:val="FFFFFF" w:themeColor="background1"/>
                 <w:szCs w:val="20"/>
               </w:rPr>
-              <w:t xml:space="preserve">Profil d'ingénieurs diplômés ou techniciens supérieurs.</w:t>
-            </w:r>
-          </w:p>
-          <w:p>
-            <w:pPr>
-              <w:pStyle w:val="ListParagraph"/>
+              <w:t>Profil d'ingénieurs diplômés ou techniciens supérieurs.</w:t>
+            </w:r>
+          </w:p>
+          <w:p>
+            <w:pPr>
+              <w:pStyle w:val="Paragraphedeliste"/>
               <w:numPr>
                 <w:ilvl w:val="0"/>
                 <w:numId w:val="3"/>
@@ -831,7 +909,7 @@
                 <w:color w:val="FFFFFF" w:themeColor="background1"/>
                 <w:szCs w:val="20"/>
               </w:rPr>
-              <w:t xml:space="preserve">Sélectionnés pour leurs qualités pédagogiques et leurs compétences techniques.</w:t>
+              <w:t>Sélectionnés pour leurs qualités pédagogiques et leurs compétences techniques.</w:t>
             </w:r>
           </w:p>
           <w:p/>
@@ -884,592 +962,763 @@
                 <w:b/>
                 <w:sz w:val="32"/>
               </w:rPr>
-              <w:t xml:space="preserve">Description / Contenu</w:t>
-            </w:r>
-          </w:p>
-          <w:p>
-            <w:pPr>
-              <w:pStyle w:val="ListParagraph"/>
+              <w:t>Description / Contenu</w:t>
+            </w:r>
+          </w:p>
+          <w:p>
+            <w:r>
+              <w:t xml:space="preserve">       </w:t>
+            </w:r>
+            <w:r>
+              <w:t>Introduction à la plateforme 3DEXPERIENCE ──</w:t>
+            </w:r>
+          </w:p>
+          <w:p>
+            <w:pPr>
+              <w:pStyle w:val="Paragraphedeliste"/>
               <w:numPr>
                 <w:ilvl w:val="0"/>
                 <w:numId w:val="4"/>
               </w:numPr>
-              <w:rPr/>
-            </w:pPr>
-            <w:r>
-              <w:t>── MODULE 1 : Introduction à la plateforme 3DEXPERIENCE ──</w:t>
-            </w:r>
-          </w:p>
-          <w:p>
-            <w:pPr>
-              <w:pStyle w:val="ListParagraph"/>
+            </w:pPr>
+            <w:r>
+              <w:t>Architecture de la plateforme 3DEXPERIENCE : applications et services (3DPassport, 3DSpace, 3DSearch, 3DCompass, 3DDashboard, 3DSwym, etc.)</w:t>
+            </w:r>
+          </w:p>
+          <w:p>
+            <w:pPr>
+              <w:ind w:left="360"/>
+            </w:pPr>
+            <w:r>
+              <w:t>Architecture Web n-tiers : couches Présentation, Logique et Données ; protocole HTTPS/WSS</w:t>
+            </w:r>
+          </w:p>
+          <w:p>
+            <w:r>
+              <w:t xml:space="preserve">      </w:t>
+            </w:r>
+            <w:r>
+              <w:t xml:space="preserve">Offres de déploiement Cloud : Public Cloud, Private Cloud, </w:t>
+            </w:r>
+            <w:proofErr w:type="spellStart"/>
+            <w:r>
+              <w:t>Dedicated</w:t>
+            </w:r>
+            <w:proofErr w:type="spellEnd"/>
+            <w:r>
+              <w:t xml:space="preserve"> </w:t>
+            </w:r>
+            <w:r>
+              <w:t xml:space="preserve">  </w:t>
+            </w:r>
+            <w:r>
+              <w:t>Cloud (SaaS / IaaS / PaaS)</w:t>
+            </w:r>
+          </w:p>
+          <w:p>
+            <w:pPr>
+              <w:pStyle w:val="Paragraphedeliste"/>
               <w:numPr>
                 <w:ilvl w:val="0"/>
                 <w:numId w:val="4"/>
               </w:numPr>
-              <w:rPr/>
-            </w:pPr>
-            <w:r>
-              <w:t>Architecture de la plateforme 3DEXPERIENCE : applications et services (3DPassport, 3DSpace, 3DSearch, 3DCompass, 3DDashboard, 3DSwym, etc.)</w:t>
-            </w:r>
-          </w:p>
-          <w:p>
-            <w:pPr>
-              <w:pStyle w:val="ListParagraph"/>
+            </w:pPr>
+            <w:r>
+              <w:t xml:space="preserve">Baseline </w:t>
+            </w:r>
+            <w:proofErr w:type="spellStart"/>
+            <w:r>
+              <w:t>Behavior</w:t>
+            </w:r>
+            <w:proofErr w:type="spellEnd"/>
+            <w:r>
+              <w:t xml:space="preserve"> vs Customer-</w:t>
+            </w:r>
+            <w:proofErr w:type="spellStart"/>
+            <w:r>
+              <w:t>Specific</w:t>
+            </w:r>
+            <w:proofErr w:type="spellEnd"/>
+            <w:r>
+              <w:t xml:space="preserve"> </w:t>
+            </w:r>
+            <w:proofErr w:type="spellStart"/>
+            <w:r>
+              <w:t>Environment</w:t>
+            </w:r>
+            <w:proofErr w:type="spellEnd"/>
+            <w:r>
+              <w:t xml:space="preserve"> (CSE) : principes et choix d'architecture</w:t>
+            </w:r>
+          </w:p>
+          <w:p>
+            <w:pPr>
+              <w:pStyle w:val="Paragraphedeliste"/>
               <w:numPr>
                 <w:ilvl w:val="0"/>
                 <w:numId w:val="4"/>
               </w:numPr>
-              <w:rPr/>
-            </w:pPr>
-            <w:r>
-              <w:t>Architecture Web n-tiers : couches Présentation, Logique et Données ; protocole HTTPS/WSS</w:t>
-            </w:r>
-          </w:p>
-          <w:p>
-            <w:pPr>
-              <w:pStyle w:val="ListParagraph"/>
+            </w:pPr>
+            <w:r>
+              <w:t xml:space="preserve">Feuille de route de personnalisation Baseline et CSE (On </w:t>
+            </w:r>
+            <w:proofErr w:type="spellStart"/>
+            <w:r>
+              <w:t>Premises</w:t>
+            </w:r>
+            <w:proofErr w:type="spellEnd"/>
+            <w:r>
+              <w:t xml:space="preserve"> et Cloud)</w:t>
+            </w:r>
+          </w:p>
+          <w:p>
+            <w:pPr>
+              <w:pStyle w:val="Paragraphedeliste"/>
+              <w:numPr>
+                <w:ilvl w:val="0"/>
+                <w:numId w:val="5"/>
+              </w:numPr>
+            </w:pPr>
+            <w:r>
+              <w:t xml:space="preserve">Modélisation Organisationnelle et Accès Sécurisés aux Données (P&amp;O / </w:t>
+            </w:r>
+            <w:proofErr w:type="spellStart"/>
+            <w:r>
+              <w:t>Organization</w:t>
+            </w:r>
+            <w:proofErr w:type="spellEnd"/>
+            <w:r>
+              <w:t xml:space="preserve"> Modeling)</w:t>
+            </w:r>
+          </w:p>
+          <w:p>
+            <w:pPr>
+              <w:pStyle w:val="Paragraphedeliste"/>
+              <w:numPr>
+                <w:ilvl w:val="0"/>
+                <w:numId w:val="6"/>
+              </w:numPr>
+            </w:pPr>
+            <w:r>
+              <w:t xml:space="preserve">Concepts P&amp;O : Organisation, Collaborative Space, Rôle, Règle d'accès, Security </w:t>
+            </w:r>
+            <w:proofErr w:type="spellStart"/>
+            <w:r>
+              <w:t>Context</w:t>
+            </w:r>
+            <w:proofErr w:type="spellEnd"/>
+            <w:r>
+              <w:t xml:space="preserve">, </w:t>
+            </w:r>
+            <w:proofErr w:type="spellStart"/>
+            <w:r>
+              <w:t>Ownership</w:t>
+            </w:r>
+            <w:proofErr w:type="spellEnd"/>
+          </w:p>
+          <w:p>
+            <w:pPr>
+              <w:pStyle w:val="Paragraphedeliste"/>
+              <w:numPr>
+                <w:ilvl w:val="0"/>
+                <w:numId w:val="7"/>
+              </w:numPr>
+              <w:rPr>
+                <w:lang w:val="en-US"/>
+              </w:rPr>
+            </w:pPr>
+            <w:proofErr w:type="spellStart"/>
+            <w:r>
+              <w:rPr>
+                <w:lang w:val="en-US"/>
+              </w:rPr>
+              <w:t>Rôles</w:t>
+            </w:r>
+            <w:proofErr w:type="spellEnd"/>
+            <w:r>
+              <w:rPr>
+                <w:lang w:val="en-US"/>
+              </w:rPr>
+              <w:t xml:space="preserve"> </w:t>
+            </w:r>
+            <w:r>
+              <w:rPr>
+                <w:lang w:val="en-US"/>
+              </w:rPr>
+              <w:t>Baseline:</w:t>
+            </w:r>
+            <w:r>
+              <w:rPr>
+                <w:lang w:val="en-US"/>
+              </w:rPr>
+              <w:t xml:space="preserve"> Reader, Contributor, Author, Leader, Owner, Administrator, Public Reader</w:t>
+            </w:r>
+          </w:p>
+          <w:p>
+            <w:pPr>
+              <w:pStyle w:val="Paragraphedeliste"/>
+              <w:numPr>
+                <w:ilvl w:val="0"/>
+                <w:numId w:val="8"/>
+              </w:numPr>
+            </w:pPr>
+            <w:proofErr w:type="spellStart"/>
+            <w:r>
+              <w:t>Paramétisation</w:t>
+            </w:r>
+            <w:proofErr w:type="spellEnd"/>
+            <w:r>
+              <w:t xml:space="preserve"> Baseline via Collaborative </w:t>
+            </w:r>
+            <w:proofErr w:type="spellStart"/>
+            <w:r>
+              <w:t>Spaces</w:t>
+            </w:r>
+            <w:proofErr w:type="spellEnd"/>
+            <w:r>
+              <w:t xml:space="preserve"> Control Center (sans compétences IT avancées)</w:t>
+            </w:r>
+          </w:p>
+          <w:p>
+            <w:pPr>
+              <w:pStyle w:val="Paragraphedeliste"/>
+              <w:numPr>
+                <w:ilvl w:val="0"/>
+                <w:numId w:val="8"/>
+              </w:numPr>
+            </w:pPr>
+            <w:r>
+              <w:t xml:space="preserve">Capacités de personnalisation : Administration, </w:t>
+            </w:r>
+            <w:proofErr w:type="spellStart"/>
+            <w:r>
+              <w:t>Paramétisation</w:t>
+            </w:r>
+            <w:proofErr w:type="spellEnd"/>
+            <w:r>
+              <w:t>, Adaptation, Développement (EKL, VBA, CAA, Widget)</w:t>
+            </w:r>
+          </w:p>
+          <w:p>
+            <w:pPr>
+              <w:pStyle w:val="Paragraphedeliste"/>
+              <w:numPr>
+                <w:ilvl w:val="0"/>
+                <w:numId w:val="8"/>
+              </w:numPr>
+            </w:pPr>
+            <w:proofErr w:type="spellStart"/>
+            <w:r>
+              <w:t>Openness</w:t>
+            </w:r>
+            <w:proofErr w:type="spellEnd"/>
+            <w:r>
+              <w:t xml:space="preserve"> R2021x : langages supportés (EKL, VBA, JavaScript, HTML5, C++, JPO)</w:t>
+            </w:r>
+          </w:p>
+          <w:p>
+            <w:pPr>
+              <w:pStyle w:val="Paragraphedeliste"/>
+              <w:numPr>
+                <w:ilvl w:val="0"/>
+                <w:numId w:val="8"/>
+              </w:numPr>
+            </w:pPr>
+            <w:r>
+              <w:t>Exercice pratique : création d'un Collaborative Space, utilisateur et attributs sur type DS (</w:t>
+            </w:r>
+            <w:proofErr w:type="spellStart"/>
+            <w:r>
+              <w:t>VPMReference</w:t>
+            </w:r>
+            <w:proofErr w:type="spellEnd"/>
+            <w:r>
+              <w:t>)</w:t>
+            </w:r>
+          </w:p>
+          <w:p>
+            <w:pPr>
+              <w:pStyle w:val="Paragraphedeliste"/>
+              <w:numPr>
+                <w:ilvl w:val="0"/>
+                <w:numId w:val="8"/>
+              </w:numPr>
+            </w:pPr>
+          </w:p>
+          <w:p>
+            <w:pPr>
+              <w:pStyle w:val="Paragraphedeliste"/>
+              <w:numPr>
+                <w:ilvl w:val="0"/>
+                <w:numId w:val="8"/>
+              </w:numPr>
+            </w:pPr>
+            <w:r>
+              <w:lastRenderedPageBreak/>
+              <w:t>MODULE 2 : Automatisation CATIA 3DEXPERIENCE (VBScript / VBA) ──</w:t>
+            </w:r>
+          </w:p>
+          <w:p>
+            <w:pPr>
+              <w:pStyle w:val="Paragraphedeliste"/>
+              <w:numPr>
+                <w:ilvl w:val="0"/>
+                <w:numId w:val="8"/>
+              </w:numPr>
+            </w:pPr>
+            <w:r>
+              <w:t xml:space="preserve">Introduction à l'automatisation 3DEXPERIENCE (COM, Automation </w:t>
+            </w:r>
+            <w:proofErr w:type="spellStart"/>
+            <w:r>
+              <w:t>Objects</w:t>
+            </w:r>
+            <w:proofErr w:type="spellEnd"/>
+            <w:r>
+              <w:t>)</w:t>
+            </w:r>
+          </w:p>
+          <w:p>
+            <w:pPr>
+              <w:pStyle w:val="Paragraphedeliste"/>
+              <w:numPr>
+                <w:ilvl w:val="0"/>
+                <w:numId w:val="9"/>
+              </w:numPr>
+            </w:pPr>
+            <w:r>
+              <w:t xml:space="preserve">Langages de script : </w:t>
+            </w:r>
+            <w:proofErr w:type="spellStart"/>
+            <w:r>
+              <w:t>CATScript</w:t>
+            </w:r>
+            <w:proofErr w:type="spellEnd"/>
+            <w:r>
+              <w:t>, MS VBScript, VBA, VSTA – usages et recommandations Dassault Systèmes</w:t>
+            </w:r>
+          </w:p>
+          <w:p>
+            <w:pPr>
+              <w:pStyle w:val="Paragraphedeliste"/>
+              <w:numPr>
+                <w:ilvl w:val="0"/>
+                <w:numId w:val="9"/>
+              </w:numPr>
+            </w:pPr>
+            <w:r>
+              <w:t xml:space="preserve">Gestion des Macro </w:t>
+            </w:r>
+            <w:proofErr w:type="spellStart"/>
+            <w:r>
+              <w:t>Libraries</w:t>
+            </w:r>
+            <w:proofErr w:type="spellEnd"/>
+            <w:r>
+              <w:t xml:space="preserve"> PLM (PLM Directories, PLM VBA </w:t>
+            </w:r>
+            <w:proofErr w:type="spellStart"/>
+            <w:r>
+              <w:t>Projects</w:t>
+            </w:r>
+            <w:proofErr w:type="spellEnd"/>
+            <w:r>
+              <w:t xml:space="preserve">, PLM VSTA </w:t>
+            </w:r>
+            <w:proofErr w:type="spellStart"/>
+            <w:r>
+              <w:t>Projects</w:t>
+            </w:r>
+            <w:proofErr w:type="spellEnd"/>
+            <w:r>
+              <w:t>)</w:t>
+            </w:r>
+          </w:p>
+          <w:p>
+            <w:pPr>
+              <w:pStyle w:val="Paragraphedeliste"/>
+              <w:numPr>
+                <w:ilvl w:val="0"/>
+                <w:numId w:val="9"/>
+              </w:numPr>
+            </w:pPr>
+            <w:r>
+              <w:t>Préférences d'automatisation et configuration de l'environnement de développement</w:t>
+            </w:r>
+          </w:p>
+          <w:p>
+            <w:pPr>
+              <w:pStyle w:val="Paragraphedeliste"/>
               <w:numPr>
                 <w:ilvl w:val="0"/>
                 <w:numId w:val="4"/>
               </w:numPr>
-              <w:rPr/>
-            </w:pPr>
-            <w:r>
-              <w:t>Offres de déploiement Cloud : Public Cloud, Private Cloud, Dedicated Cloud (SaaS / IaaS / PaaS)</w:t>
-            </w:r>
-          </w:p>
-          <w:p>
-            <w:pPr>
-              <w:pStyle w:val="ListParagraph"/>
+            </w:pPr>
+            <w:r>
+              <w:t xml:space="preserve">Architecture Objet : Object, Collection, </w:t>
+            </w:r>
+            <w:proofErr w:type="spellStart"/>
+            <w:r>
+              <w:t>Property</w:t>
+            </w:r>
+            <w:proofErr w:type="spellEnd"/>
+            <w:r>
+              <w:t>, Method – Héritage et Agrégation</w:t>
+            </w:r>
+          </w:p>
+          <w:p>
+            <w:pPr>
+              <w:pStyle w:val="Paragraphedeliste"/>
               <w:numPr>
                 <w:ilvl w:val="0"/>
                 <w:numId w:val="4"/>
               </w:numPr>
-              <w:rPr/>
-            </w:pPr>
-            <w:r>
-              <w:t>Baseline Behavior vs Customer-Specific Environment (CSE) : principes et choix d'architecture</w:t>
-            </w:r>
-          </w:p>
-          <w:p>
-            <w:pPr>
-              <w:pStyle w:val="ListParagraph"/>
+            </w:pPr>
+            <w:r>
+              <w:t xml:space="preserve">Objets fondamentaux de l'API : Application, Editor, Editors, </w:t>
+            </w:r>
+            <w:proofErr w:type="spellStart"/>
+            <w:r>
+              <w:t>Selection</w:t>
+            </w:r>
+            <w:proofErr w:type="spellEnd"/>
+            <w:r>
+              <w:t>, Service</w:t>
+            </w:r>
+          </w:p>
+          <w:p>
+            <w:pPr>
+              <w:pStyle w:val="Paragraphedeliste"/>
               <w:numPr>
                 <w:ilvl w:val="0"/>
                 <w:numId w:val="4"/>
               </w:numPr>
-              <w:rPr/>
-            </w:pPr>
-            <w:r>
-              <w:t>Feuille de route de personnalisation Baseline et CSE (On Premises et Cloud)</w:t>
-            </w:r>
-          </w:p>
-          <w:p>
-            <w:pPr>
-              <w:pStyle w:val="ListParagraph"/>
-              <w:numPr>
-                <w:ilvl w:val="0"/>
-                <w:numId w:val="5"/>
-              </w:numPr>
-              <w:rPr/>
-            </w:pPr>
-            <w:r>
-              <w:t>Modélisation Organisationnelle et Accès Sécurisés aux Données (P&amp;O / Organization Modeling)</w:t>
-            </w:r>
-          </w:p>
-          <w:p>
-            <w:pPr>
-              <w:pStyle w:val="ListParagraph"/>
-              <w:numPr>
-                <w:ilvl w:val="0"/>
-                <w:numId w:val="6"/>
-              </w:numPr>
-              <w:rPr/>
-            </w:pPr>
-            <w:r>
-              <w:t>Concepts P&amp;O : Organisation, Collaborative Space, Rôle, Règle d'accès, Security Context, Ownership</w:t>
-            </w:r>
-          </w:p>
-          <w:p>
-            <w:pPr>
-              <w:pStyle w:val="ListParagraph"/>
-              <w:numPr>
-                <w:ilvl w:val="0"/>
-                <w:numId w:val="7"/>
-              </w:numPr>
-              <w:rPr/>
-            </w:pPr>
-            <w:r>
-              <w:t>Rôles Baseline : Reader, Contributor, Author, Leader, Owner, Administrator, Public Reader</w:t>
-            </w:r>
-          </w:p>
-          <w:p>
-            <w:pPr>
-              <w:pStyle w:val="ListParagraph"/>
-              <w:numPr>
-                <w:ilvl w:val="0"/>
-                <w:numId w:val="8"/>
-              </w:numPr>
-              <w:rPr/>
-            </w:pPr>
-            <w:r>
-              <w:t>Paramétisation Baseline via Collaborative Spaces Control Center (sans compétences IT avancées)</w:t>
-            </w:r>
-          </w:p>
-          <w:p>
-            <w:pPr>
-              <w:pStyle w:val="ListParagraph"/>
-              <w:numPr>
-                <w:ilvl w:val="0"/>
-                <w:numId w:val="8"/>
-              </w:numPr>
-              <w:rPr/>
-            </w:pPr>
-            <w:r>
-              <w:t>Capacités de personnalisation : Administration, Paramétisation, Adaptation, Développement (EKL, VBA, CAA, Widget)</w:t>
-            </w:r>
-          </w:p>
-          <w:p>
-            <w:pPr>
-              <w:pStyle w:val="ListParagraph"/>
-              <w:numPr>
-                <w:ilvl w:val="0"/>
-                <w:numId w:val="8"/>
-              </w:numPr>
-              <w:rPr/>
-            </w:pPr>
-            <w:r>
-              <w:t>Openness R2021x : langages supportés (EKL, VBA, JavaScript, HTML5, C++, JPO)</w:t>
-            </w:r>
-          </w:p>
-          <w:p>
-            <w:pPr>
-              <w:pStyle w:val="ListParagraph"/>
-              <w:numPr>
-                <w:ilvl w:val="0"/>
-                <w:numId w:val="8"/>
-              </w:numPr>
-              <w:rPr/>
-            </w:pPr>
-            <w:r>
-              <w:t>Exercice pratique : création d'un Collaborative Space, utilisateur et attributs sur type DS (VPMReference)</w:t>
-            </w:r>
-          </w:p>
-          <w:p>
-            <w:pPr>
-              <w:pStyle w:val="ListParagraph"/>
-              <w:numPr>
-                <w:ilvl w:val="0"/>
-                <w:numId w:val="8"/>
-              </w:numPr>
-              <w:rPr/>
-            </w:pPr>
-            <w:r>
-              <w:t>── MODULE 2 : Automatisation CATIA 3DEXPERIENCE (VBScript / VBA) ──</w:t>
-            </w:r>
-          </w:p>
-          <w:p>
-            <w:pPr>
-              <w:pStyle w:val="ListParagraph"/>
-              <w:numPr>
-                <w:ilvl w:val="0"/>
-                <w:numId w:val="8"/>
-              </w:numPr>
-              <w:rPr/>
-            </w:pPr>
-            <w:r>
-              <w:t>Introduction à l'automatisation 3DEXPERIENCE (COM, Automation Objects)</w:t>
-            </w:r>
-          </w:p>
-          <w:p>
-            <w:pPr>
-              <w:pStyle w:val="ListParagraph"/>
-              <w:numPr>
-                <w:ilvl w:val="0"/>
-                <w:numId w:val="9"/>
-              </w:numPr>
-              <w:rPr/>
-            </w:pPr>
-            <w:r>
-              <w:t>Langages de script : CATScript, MS VBScript, VBA, VSTA – usages et recommandations Dassault Systèmes</w:t>
-            </w:r>
-          </w:p>
-          <w:p>
-            <w:pPr>
-              <w:pStyle w:val="ListParagraph"/>
-              <w:numPr>
-                <w:ilvl w:val="0"/>
-                <w:numId w:val="9"/>
-              </w:numPr>
-              <w:rPr/>
-            </w:pPr>
-            <w:r>
-              <w:t>Gestion des Macro Libraries PLM (PLM Directories, PLM VBA Projects, PLM VSTA Projects)</w:t>
-            </w:r>
-          </w:p>
-          <w:p>
-            <w:pPr>
-              <w:pStyle w:val="ListParagraph"/>
-              <w:numPr>
-                <w:ilvl w:val="0"/>
-                <w:numId w:val="9"/>
-              </w:numPr>
-              <w:rPr/>
-            </w:pPr>
-            <w:r>
-              <w:t>Préférences d'automatisation et configuration de l'environnement de développement</w:t>
-            </w:r>
-          </w:p>
-          <w:p>
-            <w:pPr>
-              <w:pStyle w:val="ListParagraph"/>
+            </w:pPr>
+            <w:r>
+              <w:t>Services PLM : Session-</w:t>
+            </w:r>
+            <w:proofErr w:type="spellStart"/>
+            <w:r>
+              <w:t>level</w:t>
+            </w:r>
+            <w:proofErr w:type="spellEnd"/>
+            <w:r>
+              <w:t xml:space="preserve"> Service et Editor-</w:t>
+            </w:r>
+            <w:proofErr w:type="spellStart"/>
+            <w:r>
+              <w:t>level</w:t>
+            </w:r>
+            <w:proofErr w:type="spellEnd"/>
+            <w:r>
+              <w:t xml:space="preserve"> Service</w:t>
+            </w:r>
+          </w:p>
+          <w:p>
+            <w:pPr>
+              <w:pStyle w:val="Paragraphedeliste"/>
               <w:numPr>
                 <w:ilvl w:val="0"/>
                 <w:numId w:val="4"/>
               </w:numPr>
-              <w:rPr/>
-            </w:pPr>
-            <w:r>
-              <w:t>Architecture Objet : Object, Collection, Property, Method – Héritage et Agrégation</w:t>
-            </w:r>
-          </w:p>
-          <w:p>
-            <w:pPr>
-              <w:pStyle w:val="ListParagraph"/>
+            </w:pPr>
+            <w:r>
+              <w:t xml:space="preserve">Création et exécution de macros </w:t>
+            </w:r>
+            <w:proofErr w:type="spellStart"/>
+            <w:r>
+              <w:t>CATScript</w:t>
+            </w:r>
+            <w:proofErr w:type="spellEnd"/>
+            <w:r>
+              <w:t xml:space="preserve"> et MS VBScript</w:t>
+            </w:r>
+          </w:p>
+          <w:p>
+            <w:pPr>
+              <w:pStyle w:val="Paragraphedeliste"/>
               <w:numPr>
                 <w:ilvl w:val="0"/>
                 <w:numId w:val="4"/>
               </w:numPr>
-              <w:rPr/>
-            </w:pPr>
-            <w:r>
-              <w:t>Objets fondamentaux de l'API : Application, Editor, Editors, Selection, Service</w:t>
-            </w:r>
-          </w:p>
-          <w:p>
-            <w:pPr>
-              <w:pStyle w:val="ListParagraph"/>
+            </w:pPr>
+            <w:r>
+              <w:t xml:space="preserve">Différences </w:t>
+            </w:r>
+            <w:proofErr w:type="spellStart"/>
+            <w:r>
+              <w:t>CATScript</w:t>
+            </w:r>
+            <w:proofErr w:type="spellEnd"/>
+            <w:r>
+              <w:t xml:space="preserve"> / MS VBScript – bonne pratique : préférer MS VBScript</w:t>
+            </w:r>
+          </w:p>
+          <w:p>
+            <w:pPr>
+              <w:pStyle w:val="Paragraphedeliste"/>
               <w:numPr>
                 <w:ilvl w:val="0"/>
                 <w:numId w:val="4"/>
               </w:numPr>
-              <w:rPr/>
-            </w:pPr>
-            <w:r>
-              <w:t>Services PLM : Session-level Service et Editor-level Service</w:t>
-            </w:r>
-          </w:p>
-          <w:p>
-            <w:pPr>
-              <w:pStyle w:val="ListParagraph"/>
+            </w:pPr>
+            <w:r>
+              <w:t>Enregistrement automatique de macros (Macro Recorder)</w:t>
+            </w:r>
+          </w:p>
+          <w:p>
+            <w:pPr>
+              <w:pStyle w:val="Paragraphedeliste"/>
               <w:numPr>
                 <w:ilvl w:val="0"/>
                 <w:numId w:val="4"/>
               </w:numPr>
-              <w:rPr/>
-            </w:pPr>
-            <w:r>
-              <w:t>Création et exécution de macros CATScript et MS VBScript</w:t>
-            </w:r>
-          </w:p>
-          <w:p>
-            <w:pPr>
-              <w:pStyle w:val="ListParagraph"/>
+            </w:pPr>
+            <w:r>
+              <w:t xml:space="preserve">Outils de l'éditeur de macros : Object Browser, Help Automation, Code </w:t>
+            </w:r>
+            <w:proofErr w:type="spellStart"/>
+            <w:r>
+              <w:t>Snippets</w:t>
+            </w:r>
+            <w:proofErr w:type="spellEnd"/>
+          </w:p>
+          <w:p>
+            <w:pPr>
+              <w:pStyle w:val="Paragraphedeliste"/>
               <w:numPr>
                 <w:ilvl w:val="0"/>
                 <w:numId w:val="4"/>
               </w:numPr>
-              <w:rPr/>
-            </w:pPr>
-            <w:r>
-              <w:t>Différences CATScript / MS VBScript – bonne pratique : préférer MS VBScript</w:t>
-            </w:r>
-          </w:p>
-          <w:p>
-            <w:pPr>
-              <w:pStyle w:val="ListParagraph"/>
+            </w:pPr>
+            <w:r>
+              <w:t>Création de macros VBA dans l'IDE Microsoft Visual Basic (IntelliSense, Debugger)</w:t>
+            </w:r>
+          </w:p>
+          <w:p>
+            <w:pPr>
+              <w:pStyle w:val="Paragraphedeliste"/>
               <w:numPr>
                 <w:ilvl w:val="0"/>
                 <w:numId w:val="4"/>
               </w:numPr>
-              <w:rPr/>
-            </w:pPr>
-            <w:r>
-              <w:t>Enregistrement automatique de macros (Macro Recorder)</w:t>
-            </w:r>
-          </w:p>
-          <w:p>
-            <w:pPr>
-              <w:pStyle w:val="ListParagraph"/>
+            </w:pPr>
+            <w:r>
+              <w:t>Modes d'exécution VBA : normal (F5), pas à pas (F8)</w:t>
+            </w:r>
+          </w:p>
+          <w:p>
+            <w:pPr>
+              <w:pStyle w:val="Paragraphedeliste"/>
               <w:numPr>
                 <w:ilvl w:val="0"/>
                 <w:numId w:val="4"/>
               </w:numPr>
-              <w:rPr/>
-            </w:pPr>
-            <w:r>
-              <w:t>Outils de l'éditeur de macros : Object Browser, Help Automation, Code Snippets</w:t>
-            </w:r>
-          </w:p>
-          <w:p>
-            <w:pPr>
-              <w:pStyle w:val="ListParagraph"/>
+            </w:pPr>
+            <w:r>
+              <w:t xml:space="preserve">Navigation dans la structure produit PLM : Occurrence, </w:t>
+            </w:r>
+            <w:proofErr w:type="spellStart"/>
+            <w:r>
+              <w:t>VPMReference</w:t>
+            </w:r>
+            <w:proofErr w:type="spellEnd"/>
+            <w:r>
+              <w:t xml:space="preserve">, </w:t>
+            </w:r>
+            <w:proofErr w:type="spellStart"/>
+            <w:r>
+              <w:t>VPMInstance</w:t>
+            </w:r>
+            <w:proofErr w:type="spellEnd"/>
+          </w:p>
+          <w:p>
+            <w:pPr>
+              <w:pStyle w:val="Paragraphedeliste"/>
               <w:numPr>
                 <w:ilvl w:val="0"/>
                 <w:numId w:val="4"/>
               </w:numPr>
-              <w:rPr/>
-            </w:pPr>
-            <w:r>
-              <w:t>Création de macros VBA dans l'IDE Microsoft Visual Basic (IntelliSense, Debugger)</w:t>
-            </w:r>
-          </w:p>
-          <w:p>
-            <w:pPr>
-              <w:pStyle w:val="ListParagraph"/>
+            </w:pPr>
+            <w:r>
+              <w:t>Récupération d'objets PLM depuis l'éditeur actif (</w:t>
+            </w:r>
+            <w:proofErr w:type="spellStart"/>
+            <w:r>
+              <w:t>ActiveEditor</w:t>
+            </w:r>
+            <w:proofErr w:type="spellEnd"/>
+            <w:r>
+              <w:t xml:space="preserve">, </w:t>
+            </w:r>
+            <w:proofErr w:type="spellStart"/>
+            <w:r>
+              <w:t>ActiveObject</w:t>
+            </w:r>
+            <w:proofErr w:type="spellEnd"/>
+            <w:r>
+              <w:t>)</w:t>
+            </w:r>
+          </w:p>
+          <w:p>
+            <w:pPr>
+              <w:pStyle w:val="Paragraphedeliste"/>
               <w:numPr>
                 <w:ilvl w:val="0"/>
                 <w:numId w:val="4"/>
               </w:numPr>
-              <w:rPr/>
-            </w:pPr>
-            <w:r>
-              <w:t>Modes d'exécution VBA : normal (F5), pas à pas (F8)</w:t>
-            </w:r>
-          </w:p>
-          <w:p>
-            <w:pPr>
-              <w:pStyle w:val="ListParagraph"/>
+            </w:pPr>
+            <w:r>
+              <w:t>Sélection graphique d'objets depuis un script</w:t>
+            </w:r>
+          </w:p>
+          <w:p>
+            <w:pPr>
+              <w:pStyle w:val="Paragraphedeliste"/>
               <w:numPr>
                 <w:ilvl w:val="0"/>
                 <w:numId w:val="4"/>
               </w:numPr>
-              <w:rPr/>
-            </w:pPr>
-            <w:r>
-              <w:t>Navigation dans la structure produit PLM : Occurrence, VPMReference, VPMInstance</w:t>
-            </w:r>
-          </w:p>
-          <w:p>
-            <w:pPr>
-              <w:pStyle w:val="ListParagraph"/>
+            </w:pPr>
+            <w:r>
+              <w:t>Création d'interfaces utilisateur avancées (</w:t>
+            </w:r>
+            <w:proofErr w:type="spellStart"/>
+            <w:r>
+              <w:t>UserForms</w:t>
+            </w:r>
+            <w:proofErr w:type="spellEnd"/>
+            <w:r>
+              <w:t xml:space="preserve"> VBA)</w:t>
+            </w:r>
+          </w:p>
+          <w:p>
+            <w:pPr>
+              <w:pStyle w:val="Paragraphedeliste"/>
               <w:numPr>
                 <w:ilvl w:val="0"/>
                 <w:numId w:val="4"/>
               </w:numPr>
-              <w:rPr/>
-            </w:pPr>
-            <w:r>
-              <w:t>Récupération d'objets PLM depuis l'éditeur actif (ActiveEditor, ActiveObject)</w:t>
-            </w:r>
-          </w:p>
-          <w:p>
-            <w:pPr>
-              <w:pStyle w:val="ListParagraph"/>
+            </w:pPr>
+            <w:r>
+              <w:t>Intégration EKL : appel de VBScript depuis une Action EKL (</w:t>
+            </w:r>
+            <w:proofErr w:type="spellStart"/>
+            <w:r>
+              <w:t>actionVB</w:t>
+            </w:r>
+            <w:proofErr w:type="spellEnd"/>
+            <w:r>
+              <w:t xml:space="preserve"> → Run())</w:t>
+            </w:r>
+          </w:p>
+          <w:p>
+            <w:pPr>
+              <w:pStyle w:val="Paragraphedeliste"/>
               <w:numPr>
                 <w:ilvl w:val="0"/>
                 <w:numId w:val="4"/>
               </w:numPr>
-              <w:rPr/>
-            </w:pPr>
-            <w:r>
-              <w:t>Sélection graphique d'objets depuis un script</w:t>
-            </w:r>
-          </w:p>
-          <w:p>
-            <w:pPr>
-              <w:pStyle w:val="ListParagraph"/>
+            </w:pPr>
+            <w:r>
+              <w:t>Export de la structure produit en XML et génération de BOM CAD</w:t>
+            </w:r>
+          </w:p>
+          <w:p>
+            <w:pPr>
+              <w:pStyle w:val="Paragraphedeliste"/>
               <w:numPr>
                 <w:ilvl w:val="0"/>
                 <w:numId w:val="4"/>
               </w:numPr>
-              <w:rPr/>
-            </w:pPr>
-            <w:r>
-              <w:t>Création d'interfaces utilisateur avancées (UserForms VBA)</w:t>
-            </w:r>
-          </w:p>
-          <w:p>
-            <w:pPr>
-              <w:pStyle w:val="ListParagraph"/>
+            </w:pPr>
+            <w:r>
+              <w:t>Automatisation de la création de géométrie (Part Design – cylindre, pad, poche)</w:t>
+            </w:r>
+          </w:p>
+          <w:p>
+            <w:pPr>
+              <w:pStyle w:val="Paragraphedeliste"/>
               <w:numPr>
                 <w:ilvl w:val="0"/>
                 <w:numId w:val="4"/>
               </w:numPr>
-              <w:rPr/>
-            </w:pPr>
-            <w:r>
-              <w:t>Intégration EKL : appel de VBScript depuis une Action EKL (actionVB → Run())</w:t>
-            </w:r>
-          </w:p>
-          <w:p>
-            <w:pPr>
-              <w:pStyle w:val="ListParagraph"/>
+            </w:pPr>
+            <w:r>
+              <w:t xml:space="preserve">Mise en plan (Cartouche, </w:t>
+            </w:r>
+            <w:proofErr w:type="spellStart"/>
+            <w:r>
+              <w:t>stamping</w:t>
+            </w:r>
+            <w:proofErr w:type="spellEnd"/>
+            <w:r>
+              <w:t>, etc..)</w:t>
+            </w:r>
+          </w:p>
+          <w:p>
+            <w:pPr>
+              <w:pStyle w:val="Paragraphedeliste"/>
               <w:numPr>
                 <w:ilvl w:val="0"/>
                 <w:numId w:val="4"/>
               </w:numPr>
-              <w:rPr/>
-            </w:pPr>
-            <w:r>
-              <w:t>Export de la structure produit en XML et génération de BOM CAD</w:t>
-            </w:r>
-          </w:p>
-          <w:p>
-            <w:pPr>
-              <w:pStyle w:val="ListParagraph"/>
+            </w:pPr>
+            <w:r>
+              <w:t>Personnalisation de l'Action Bar : Section personnalisée, Icône, Commande liée à une macro</w:t>
+            </w:r>
+          </w:p>
+          <w:p>
+            <w:pPr>
+              <w:pStyle w:val="Paragraphedeliste"/>
               <w:numPr>
                 <w:ilvl w:val="0"/>
                 <w:numId w:val="4"/>
               </w:numPr>
-              <w:rPr/>
-            </w:pPr>
-            <w:r>
-              <w:t>Automatisation de la création de géométrie (Part Design – cylindre, pad, poche)</w:t>
-            </w:r>
-          </w:p>
-          <w:p>
-            <w:pPr>
-              <w:pStyle w:val="ListParagraph"/>
+            </w:pPr>
+            <w:r>
+              <w:t xml:space="preserve">Contrôle des droits d'édition des macros (Control Content </w:t>
+            </w:r>
+            <w:proofErr w:type="spellStart"/>
+            <w:r>
+              <w:t>Privileges</w:t>
+            </w:r>
+            <w:proofErr w:type="spellEnd"/>
+            <w:r>
+              <w:t>)</w:t>
+            </w:r>
+          </w:p>
+          <w:p>
+            <w:pPr>
+              <w:pStyle w:val="Paragraphedeliste"/>
               <w:numPr>
                 <w:ilvl w:val="0"/>
                 <w:numId w:val="4"/>
               </w:numPr>
-              <w:rPr/>
-            </w:pPr>
-            <w:r>
-              <w:t>Personnalisation de l'Action Bar : Section personnalisée, Icône, Commande liée à une macro</w:t>
-            </w:r>
-          </w:p>
-          <w:p>
-            <w:pPr>
-              <w:pStyle w:val="ListParagraph"/>
+            </w:pPr>
+            <w:r>
+              <w:t xml:space="preserve">Export et partage de Macro </w:t>
+            </w:r>
+            <w:proofErr w:type="spellStart"/>
+            <w:r>
+              <w:t>Libraries</w:t>
+            </w:r>
+            <w:proofErr w:type="spellEnd"/>
+            <w:r>
+              <w:t xml:space="preserve"> (format 3DXML)</w:t>
+            </w:r>
+          </w:p>
+          <w:p>
+            <w:pPr>
+              <w:pStyle w:val="Paragraphedeliste"/>
               <w:numPr>
                 <w:ilvl w:val="0"/>
                 <w:numId w:val="4"/>
               </w:numPr>
-              <w:rPr/>
-            </w:pPr>
-            <w:r>
-              <w:t>Contrôle des droits d'édition des macros (Control Content Privileges)</w:t>
-            </w:r>
-          </w:p>
-          <w:p>
-            <w:pPr>
-              <w:pStyle w:val="ListParagraph"/>
-              <w:numPr>
-                <w:ilvl w:val="0"/>
-                <w:numId w:val="4"/>
-              </w:numPr>
-              <w:rPr/>
-            </w:pPr>
-            <w:r>
-              <w:t>Export et partage de Macro Libraries (format 3DXML)</w:t>
-            </w:r>
-          </w:p>
-          <w:p>
-            <w:pPr>
-              <w:pStyle w:val="ListParagraph"/>
-              <w:numPr>
-                <w:ilvl w:val="0"/>
-                <w:numId w:val="4"/>
-              </w:numPr>
-              <w:rPr/>
-            </w:pPr>
-            <w:r>
-              <w:t>Extension optionnelle : Introduction à Python pour l'automatisation 3DEXPERIENCE (R2017x+)</w:t>
-            </w:r>
-          </w:p>
-          <w:p>
-            <w:pPr>
-              <w:pStyle w:val="ListParagraph"/>
-              <w:numPr>
-                <w:ilvl w:val="0"/>
-                <w:numId w:val="4"/>
-              </w:numPr>
-              <w:rPr/>
-            </w:pPr>
-          </w:p>
-          <w:p>
-            <w:pPr>
-              <w:pStyle w:val="ListParagraph"/>
-              <w:numPr>
-                <w:ilvl w:val="0"/>
-                <w:numId w:val="4"/>
-              </w:numPr>
-              <w:rPr/>
-            </w:pPr>
-          </w:p>
-          <w:p>
-            <w:pPr>
-              <w:pStyle w:val="ListParagraph"/>
-              <w:numPr>
-                <w:ilvl w:val="0"/>
-                <w:numId w:val="4"/>
-              </w:numPr>
-              <w:rPr/>
-            </w:pPr>
-          </w:p>
-          <w:p>
-            <w:pPr>
-              <w:pStyle w:val="ListParagraph"/>
-              <w:numPr>
-                <w:ilvl w:val="0"/>
-                <w:numId w:val="4"/>
-              </w:numPr>
-              <w:rPr/>
-            </w:pPr>
-          </w:p>
-          <w:p>
-            <w:pPr>
-              <w:pStyle w:val="ListParagraph"/>
-              <w:numPr>
-                <w:ilvl w:val="0"/>
-                <w:numId w:val="4"/>
-              </w:numPr>
-              <w:rPr/>
-            </w:pPr>
-          </w:p>
-          <w:p>
-            <w:pPr>
-              <w:pStyle w:val="ListParagraph"/>
-              <w:numPr>
-                <w:ilvl w:val="0"/>
-                <w:numId w:val="4"/>
-              </w:numPr>
-              <w:rPr/>
-            </w:pPr>
-          </w:p>
-          <w:p>
-            <w:pPr>
-              <w:pStyle w:val="ListParagraph"/>
-              <w:numPr>
-                <w:ilvl w:val="0"/>
-                <w:numId w:val="4"/>
-              </w:numPr>
-              <w:rPr/>
-            </w:pPr>
-          </w:p>
-          <w:p>
-            <w:pPr>
-              <w:pStyle w:val="ListParagraph"/>
-              <w:numPr>
-                <w:ilvl w:val="0"/>
-                <w:numId w:val="4"/>
-              </w:numPr>
-              <w:rPr/>
-            </w:pPr>
-          </w:p>
-          <w:p>
-            <w:pPr>
-              <w:pStyle w:val="ListParagraph"/>
-              <w:numPr>
-                <w:ilvl w:val="0"/>
-                <w:numId w:val="4"/>
-              </w:numPr>
-              <w:rPr/>
-            </w:pPr>
+            </w:pPr>
+            <w:r>
+              <w:t>Extension optionnelle : Introduction à Python pour l'automatisation 3DEXPERIENCE</w:t>
+            </w:r>
           </w:p>
           <w:p>
             <w:pPr>
@@ -1503,17 +1752,11 @@
         </w:tc>
       </w:tr>
     </w:tbl>
-    <w:p>
-      <w:r>
-        <w:t/>
-      </w:r>
-    </w:p>
+    <w:p/>
     <w:sectPr>
-      <w:headerReference w:type="even" r:id="rId8"/>
-      <w:headerReference w:type="default" r:id="rId9"/>
-      <w:footerReference w:type="even" r:id="rId10"/>
-      <w:footerReference w:type="default" r:id="rId11"/>
-      <w:headerReference w:type="first" r:id="rId12"/>
+      <w:headerReference w:type="default" r:id="rId10"/>
+      <w:footerReference w:type="even" r:id="rId11"/>
+      <w:footerReference w:type="default" r:id="rId12"/>
       <w:footerReference w:type="first" r:id="rId13"/>
       <w:pgSz w:w="12240" w:h="15840"/>
       <w:pgMar w:top="1260" w:right="1183" w:bottom="1440" w:left="1440" w:header="283" w:footer="283" w:gutter="0"/>
@@ -1525,7 +1768,7 @@
 </file>
 
 <file path=word/endnotes.xml><?xml version="1.0" encoding="utf-8"?>
-<w:endnotes xmlns:wpc="http://schemas.microsoft.com/office/word/2010/wordprocessingCanvas" xmlns:cx="http://schemas.microsoft.com/office/drawing/2014/chartex" xmlns:cx1="http://schemas.microsoft.com/office/drawing/2015/9/8/chartex" xmlns:cx2="http://schemas.microsoft.com/office/drawing/2015/10/21/chartex" xmlns:cx3="http://schemas.microsoft.com/office/drawing/2016/5/9/chartex" xmlns:cx4="http://schemas.microsoft.com/office/drawing/2016/5/10/chartex" xmlns:cx5="http://schemas.microsoft.com/office/drawing/2016/5/11/chartex" xmlns:cx6="http://schemas.microsoft.com/office/drawing/2016/5/12/chartex" xmlns:cx7="http://schemas.microsoft.com/office/drawing/2016/5/13/chartex" xmlns:cx8="http://schemas.microsoft.com/office/drawing/2016/5/14/chartex" xmlns:mc="http://schemas.openxmlformats.org/markup-compatibility/2006" xmlns:aink="http://schemas.microsoft.com/office/drawing/2016/ink" xmlns:am3d="http://schemas.microsoft.com/office/drawing/2017/model3d" xmlns:o="urn:schemas-microsoft-com:office:office" xmlns:oel="http://schemas.microsoft.com/office/2019/extlst" xmlns:r="http://schemas.openxmlformats.org/officeDocument/2006/relationships" xmlns:m="http://schemas.openxmlformats.org/officeDocument/2006/math" xmlns:v="urn:schemas-microsoft-com:vml" xmlns:wp14="http://schemas.microsoft.com/office/word/2010/wordprocessingDrawing" xmlns:wp="http://schemas.openxmlformats.org/drawingml/2006/wordprocessingDrawing" xmlns:w10="urn:schemas-microsoft-com:office:word" xmlns:w="http://schemas.openxmlformats.org/wordprocessingml/2006/main" xmlns:w14="http://schemas.microsoft.com/office/word/2010/wordml" xmlns:w15="http://schemas.microsoft.com/office/word/2012/wordml" xmlns:w16cex="http://schemas.microsoft.com/office/word/2018/wordml/cex" xmlns:w16cid="http://schemas.microsoft.com/office/word/2016/wordml/cid" xmlns:w16="http://schemas.microsoft.com/office/word/2018/wordml" xmlns:w16du="http://schemas.microsoft.com/office/word/2023/wordml/word16du" xmlns:w16sdtdh="http://schemas.microsoft.com/office/word/2020/wordml/sdtdatahash" xmlns:w16se="http://schemas.microsoft.com/office/word/2015/wordml/symex" xmlns:wpg="http://schemas.microsoft.com/office/word/2010/wordprocessingGroup" xmlns:wpi="http://schemas.microsoft.com/office/word/2010/wordprocessingInk" xmlns:wne="http://schemas.microsoft.com/office/word/2006/wordml" xmlns:wps="http://schemas.microsoft.com/office/word/2010/wordprocessingShape" mc:Ignorable="w14 w15 w16se w16cid w16 w16cex w16sdtdh w16du wp14">
+<w:endnotes xmlns:wpc="http://schemas.microsoft.com/office/word/2010/wordprocessingCanvas" xmlns:cx="http://schemas.microsoft.com/office/drawing/2014/chartex" xmlns:cx1="http://schemas.microsoft.com/office/drawing/2015/9/8/chartex" xmlns:cx2="http://schemas.microsoft.com/office/drawing/2015/10/21/chartex" xmlns:cx3="http://schemas.microsoft.com/office/drawing/2016/5/9/chartex" xmlns:cx4="http://schemas.microsoft.com/office/drawing/2016/5/10/chartex" xmlns:cx5="http://schemas.microsoft.com/office/drawing/2016/5/11/chartex" xmlns:cx6="http://schemas.microsoft.com/office/drawing/2016/5/12/chartex" xmlns:cx7="http://schemas.microsoft.com/office/drawing/2016/5/13/chartex" xmlns:cx8="http://schemas.microsoft.com/office/drawing/2016/5/14/chartex" xmlns:mc="http://schemas.openxmlformats.org/markup-compatibility/2006" xmlns:aink="http://schemas.microsoft.com/office/drawing/2016/ink" xmlns:am3d="http://schemas.microsoft.com/office/drawing/2017/model3d" xmlns:o="urn:schemas-microsoft-com:office:office" xmlns:oel="http://schemas.microsoft.com/office/2019/extlst" xmlns:r="http://schemas.openxmlformats.org/officeDocument/2006/relationships" xmlns:m="http://schemas.openxmlformats.org/officeDocument/2006/math" xmlns:v="urn:schemas-microsoft-com:vml" xmlns:wp14="http://schemas.microsoft.com/office/word/2010/wordprocessingDrawing" xmlns:wp="http://schemas.openxmlformats.org/drawingml/2006/wordprocessingDrawing" xmlns:w10="urn:schemas-microsoft-com:office:word" xmlns:w="http://schemas.openxmlformats.org/wordprocessingml/2006/main" xmlns:w14="http://schemas.microsoft.com/office/word/2010/wordml" xmlns:w15="http://schemas.microsoft.com/office/word/2012/wordml" xmlns:w16cex="http://schemas.microsoft.com/office/word/2018/wordml/cex" xmlns:w16cid="http://schemas.microsoft.com/office/word/2016/wordml/cid" xmlns:w16="http://schemas.microsoft.com/office/word/2018/wordml" xmlns:w16du="http://schemas.microsoft.com/office/word/2023/wordml/word16du" xmlns:w16sdtdh="http://schemas.microsoft.com/office/word/2020/wordml/sdtdatahash" xmlns:w16sdtfl="http://schemas.microsoft.com/office/word/2024/wordml/sdtformatlock" xmlns:w16se="http://schemas.microsoft.com/office/word/2015/wordml/symex" xmlns:wpg="http://schemas.microsoft.com/office/word/2010/wordprocessingGroup" xmlns:wpi="http://schemas.microsoft.com/office/word/2010/wordprocessingInk" xmlns:wne="http://schemas.microsoft.com/office/word/2006/wordml" xmlns:wps="http://schemas.microsoft.com/office/word/2010/wordprocessingShape" mc:Ignorable="w14 w15 w16se w16cid w16 w16cex w16sdtdh w16sdtfl w16du wp14">
   <w:endnote w:type="separator" w:id="-1">
     <w:p>
       <w:r>
@@ -1544,7 +1787,7 @@
 </file>
 
 <file path=word/footer1.xml><?xml version="1.0" encoding="utf-8"?>
-<w:ftr xmlns:wpc="http://schemas.microsoft.com/office/word/2010/wordprocessingCanvas" xmlns:cx="http://schemas.microsoft.com/office/drawing/2014/chartex" xmlns:cx1="http://schemas.microsoft.com/office/drawing/2015/9/8/chartex" xmlns:cx2="http://schemas.microsoft.com/office/drawing/2015/10/21/chartex" xmlns:cx3="http://schemas.microsoft.com/office/drawing/2016/5/9/chartex" xmlns:cx4="http://schemas.microsoft.com/office/drawing/2016/5/10/chartex" xmlns:cx5="http://schemas.microsoft.com/office/drawing/2016/5/11/chartex" xmlns:cx6="http://schemas.microsoft.com/office/drawing/2016/5/12/chartex" xmlns:cx7="http://schemas.microsoft.com/office/drawing/2016/5/13/chartex" xmlns:cx8="http://schemas.microsoft.com/office/drawing/2016/5/14/chartex" xmlns:mc="http://schemas.openxmlformats.org/markup-compatibility/2006" xmlns:aink="http://schemas.microsoft.com/office/drawing/2016/ink" xmlns:am3d="http://schemas.microsoft.com/office/drawing/2017/model3d" xmlns:o="urn:schemas-microsoft-com:office:office" xmlns:oel="http://schemas.microsoft.com/office/2019/extlst" xmlns:r="http://schemas.openxmlformats.org/officeDocument/2006/relationships" xmlns:m="http://schemas.openxmlformats.org/officeDocument/2006/math" xmlns:v="urn:schemas-microsoft-com:vml" xmlns:wp14="http://schemas.microsoft.com/office/word/2010/wordprocessingDrawing" xmlns:wp="http://schemas.openxmlformats.org/drawingml/2006/wordprocessingDrawing" xmlns:w10="urn:schemas-microsoft-com:office:word" xmlns:w="http://schemas.openxmlformats.org/wordprocessingml/2006/main" xmlns:w14="http://schemas.microsoft.com/office/word/2010/wordml" xmlns:w15="http://schemas.microsoft.com/office/word/2012/wordml" xmlns:w16cex="http://schemas.microsoft.com/office/word/2018/wordml/cex" xmlns:w16cid="http://schemas.microsoft.com/office/word/2016/wordml/cid" xmlns:w16="http://schemas.microsoft.com/office/word/2018/wordml" xmlns:w16du="http://schemas.microsoft.com/office/word/2023/wordml/word16du" xmlns:w16sdtdh="http://schemas.microsoft.com/office/word/2020/wordml/sdtdatahash" xmlns:w16se="http://schemas.microsoft.com/office/word/2015/wordml/symex" xmlns:wpg="http://schemas.microsoft.com/office/word/2010/wordprocessingGroup" xmlns:wpi="http://schemas.microsoft.com/office/word/2010/wordprocessingInk" xmlns:wne="http://schemas.microsoft.com/office/word/2006/wordml" xmlns:wps="http://schemas.microsoft.com/office/word/2010/wordprocessingShape" mc:Ignorable="w14 w15 w16se w16cid w16 w16cex w16sdtdh w16du wp14">
+<w:ftr xmlns:wpc="http://schemas.microsoft.com/office/word/2010/wordprocessingCanvas" xmlns:cx="http://schemas.microsoft.com/office/drawing/2014/chartex" xmlns:cx1="http://schemas.microsoft.com/office/drawing/2015/9/8/chartex" xmlns:cx2="http://schemas.microsoft.com/office/drawing/2015/10/21/chartex" xmlns:cx3="http://schemas.microsoft.com/office/drawing/2016/5/9/chartex" xmlns:cx4="http://schemas.microsoft.com/office/drawing/2016/5/10/chartex" xmlns:cx5="http://schemas.microsoft.com/office/drawing/2016/5/11/chartex" xmlns:cx6="http://schemas.microsoft.com/office/drawing/2016/5/12/chartex" xmlns:cx7="http://schemas.microsoft.com/office/drawing/2016/5/13/chartex" xmlns:cx8="http://schemas.microsoft.com/office/drawing/2016/5/14/chartex" xmlns:mc="http://schemas.openxmlformats.org/markup-compatibility/2006" xmlns:aink="http://schemas.microsoft.com/office/drawing/2016/ink" xmlns:am3d="http://schemas.microsoft.com/office/drawing/2017/model3d" xmlns:o="urn:schemas-microsoft-com:office:office" xmlns:oel="http://schemas.microsoft.com/office/2019/extlst" xmlns:r="http://schemas.openxmlformats.org/officeDocument/2006/relationships" xmlns:m="http://schemas.openxmlformats.org/officeDocument/2006/math" xmlns:v="urn:schemas-microsoft-com:vml" xmlns:wp14="http://schemas.microsoft.com/office/word/2010/wordprocessingDrawing" xmlns:wp="http://schemas.openxmlformats.org/drawingml/2006/wordprocessingDrawing" xmlns:w10="urn:schemas-microsoft-com:office:word" xmlns:w="http://schemas.openxmlformats.org/wordprocessingml/2006/main" xmlns:w14="http://schemas.microsoft.com/office/word/2010/wordml" xmlns:w15="http://schemas.microsoft.com/office/word/2012/wordml" xmlns:w16cex="http://schemas.microsoft.com/office/word/2018/wordml/cex" xmlns:w16cid="http://schemas.microsoft.com/office/word/2016/wordml/cid" xmlns:w16="http://schemas.microsoft.com/office/word/2018/wordml" xmlns:w16du="http://schemas.microsoft.com/office/word/2023/wordml/word16du" xmlns:w16sdtdh="http://schemas.microsoft.com/office/word/2020/wordml/sdtdatahash" xmlns:w16sdtfl="http://schemas.microsoft.com/office/word/2024/wordml/sdtformatlock" xmlns:w16se="http://schemas.microsoft.com/office/word/2015/wordml/symex" xmlns:wpg="http://schemas.microsoft.com/office/word/2010/wordprocessingGroup" xmlns:wpi="http://schemas.microsoft.com/office/word/2010/wordprocessingInk" xmlns:wne="http://schemas.microsoft.com/office/word/2006/wordml" xmlns:wps="http://schemas.microsoft.com/office/word/2010/wordprocessingShape" mc:Ignorable="w14 w15 w16se w16cid w16 w16cex w16sdtdh w16sdtfl w16du wp14">
   <w:p>
     <w:pPr>
       <w:pStyle w:val="Pieddepage"/>
@@ -1553,7 +1796,7 @@
       <mc:AlternateContent>
         <mc:Choice Requires="wps">
           <w:drawing>
-            <wp:anchor distT="0" distB="0" distL="0" distR="0" simplePos="0" relativeHeight="251659264" behindDoc="0" locked="0" layoutInCell="1" allowOverlap="1" wp14:anchorId="1F00681A" wp14:editId="37984BDA">
+            <wp:anchor distT="0" distB="0" distL="0" distR="0" simplePos="0" relativeHeight="251659264" behindDoc="0" locked="0" layoutInCell="1" allowOverlap="1" wp14:anchorId="7569775B" wp14:editId="6A14CA7A">
               <wp:simplePos x="635" y="635"/>
               <wp:positionH relativeFrom="page">
                 <wp:align>center</wp:align>
@@ -1624,12 +1867,11 @@
         </mc:Choice>
         <mc:Fallback>
           <w:pict>
-            <v:shapetype w14:anchorId="1F00681A" id="_x0000_t202" coordsize="21600,21600" o:spt="202" path="m,l,21600r21600,l21600,xe">
+            <v:shapetype w14:anchorId="7569775B" id="_x0000_t202" coordsize="21600,21600" o:spt="202" path="m,l,21600r21600,l21600,xe">
               <v:stroke joinstyle="miter"/>
               <v:path gradientshapeok="t" o:connecttype="rect"/>
             </v:shapetype>
-            <v:shape id="Zone de texte 3" o:spid="_x0000_s1027" type="#_x0000_t202" alt="public-  öffentlich " style="position:absolute;margin-left:0;margin-top:0;width:34.95pt;height:34.95pt;z-index:251659264;visibility:visible;mso-wrap-style:none;mso-wrap-distance-left:0;mso-wrap-distance-top:0;mso-wrap-distance-right:0;mso-wrap-distance-bottom:0;mso-position-horizontal:center;mso-position-horizontal-relative:page;mso-position-vertical:bottom;mso-position-vertical-relative:page;v-text-anchor:bottom" filled="f" stroked="f">
-              <v:fill o:detectmouseclick="t"/>
+            <v:shape id="Zone de texte 3" o:spid="_x0000_s1027" type="#_x0000_t202" alt="public-  öffentlich " style="position:absolute;margin-left:0;margin-top:0;width:34.95pt;height:34.95pt;z-index:251659264;visibility:visible;mso-wrap-style:none;mso-wrap-distance-left:0;mso-wrap-distance-top:0;mso-wrap-distance-right:0;mso-wrap-distance-bottom:0;mso-position-horizontal:center;mso-position-horizontal-relative:page;mso-position-vertical:bottom;mso-position-vertical-relative:page;v-text-anchor:bottom" o:gfxdata="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" filled="f" stroked="f">
               <v:textbox style="mso-fit-shape-to-text:t" inset="0,0,0,15pt">
                 <w:txbxContent>
                   <w:p>
@@ -1662,7 +1904,7 @@
 </file>
 
 <file path=word/footer2.xml><?xml version="1.0" encoding="utf-8"?>
-<w:ftr xmlns:wpc="http://schemas.microsoft.com/office/word/2010/wordprocessingCanvas" xmlns:cx="http://schemas.microsoft.com/office/drawing/2014/chartex" xmlns:cx1="http://schemas.microsoft.com/office/drawing/2015/9/8/chartex" xmlns:cx2="http://schemas.microsoft.com/office/drawing/2015/10/21/chartex" xmlns:cx3="http://schemas.microsoft.com/office/drawing/2016/5/9/chartex" xmlns:cx4="http://schemas.microsoft.com/office/drawing/2016/5/10/chartex" xmlns:cx5="http://schemas.microsoft.com/office/drawing/2016/5/11/chartex" xmlns:cx6="http://schemas.microsoft.com/office/drawing/2016/5/12/chartex" xmlns:cx7="http://schemas.microsoft.com/office/drawing/2016/5/13/chartex" xmlns:cx8="http://schemas.microsoft.com/office/drawing/2016/5/14/chartex" xmlns:mc="http://schemas.openxmlformats.org/markup-compatibility/2006" xmlns:aink="http://schemas.microsoft.com/office/drawing/2016/ink" xmlns:am3d="http://schemas.microsoft.com/office/drawing/2017/model3d" xmlns:o="urn:schemas-microsoft-com:office:office" xmlns:oel="http://schemas.microsoft.com/office/2019/extlst" xmlns:r="http://schemas.openxmlformats.org/officeDocument/2006/relationships" xmlns:m="http://schemas.openxmlformats.org/officeDocument/2006/math" xmlns:v="urn:schemas-microsoft-com:vml" xmlns:wp14="http://schemas.microsoft.com/office/word/2010/wordprocessingDrawing" xmlns:wp="http://schemas.openxmlformats.org/drawingml/2006/wordprocessingDrawing" xmlns:w10="urn:schemas-microsoft-com:office:word" xmlns:w="http://schemas.openxmlformats.org/wordprocessingml/2006/main" xmlns:w14="http://schemas.microsoft.com/office/word/2010/wordml" xmlns:w15="http://schemas.microsoft.com/office/word/2012/wordml" xmlns:w16cex="http://schemas.microsoft.com/office/word/2018/wordml/cex" xmlns:w16cid="http://schemas.microsoft.com/office/word/2016/wordml/cid" xmlns:w16="http://schemas.microsoft.com/office/word/2018/wordml" xmlns:w16du="http://schemas.microsoft.com/office/word/2023/wordml/word16du" xmlns:w16sdtdh="http://schemas.microsoft.com/office/word/2020/wordml/sdtdatahash" xmlns:w16se="http://schemas.microsoft.com/office/word/2015/wordml/symex" xmlns:wpg="http://schemas.microsoft.com/office/word/2010/wordprocessingGroup" xmlns:wpi="http://schemas.microsoft.com/office/word/2010/wordprocessingInk" xmlns:wne="http://schemas.microsoft.com/office/word/2006/wordml" xmlns:wps="http://schemas.microsoft.com/office/word/2010/wordprocessingShape" mc:Ignorable="w14 w15 w16se w16cid w16 w16cex w16sdtdh w16du wp14">
+<w:ftr xmlns:wpc="http://schemas.microsoft.com/office/word/2010/wordprocessingCanvas" xmlns:cx="http://schemas.microsoft.com/office/drawing/2014/chartex" xmlns:cx1="http://schemas.microsoft.com/office/drawing/2015/9/8/chartex" xmlns:cx2="http://schemas.microsoft.com/office/drawing/2015/10/21/chartex" xmlns:cx3="http://schemas.microsoft.com/office/drawing/2016/5/9/chartex" xmlns:cx4="http://schemas.microsoft.com/office/drawing/2016/5/10/chartex" xmlns:cx5="http://schemas.microsoft.com/office/drawing/2016/5/11/chartex" xmlns:cx6="http://schemas.microsoft.com/office/drawing/2016/5/12/chartex" xmlns:cx7="http://schemas.microsoft.com/office/drawing/2016/5/13/chartex" xmlns:cx8="http://schemas.microsoft.com/office/drawing/2016/5/14/chartex" xmlns:mc="http://schemas.openxmlformats.org/markup-compatibility/2006" xmlns:aink="http://schemas.microsoft.com/office/drawing/2016/ink" xmlns:am3d="http://schemas.microsoft.com/office/drawing/2017/model3d" xmlns:o="urn:schemas-microsoft-com:office:office" xmlns:oel="http://schemas.microsoft.com/office/2019/extlst" xmlns:r="http://schemas.openxmlformats.org/officeDocument/2006/relationships" xmlns:m="http://schemas.openxmlformats.org/officeDocument/2006/math" xmlns:v="urn:schemas-microsoft-com:vml" xmlns:wp14="http://schemas.microsoft.com/office/word/2010/wordprocessingDrawing" xmlns:wp="http://schemas.openxmlformats.org/drawingml/2006/wordprocessingDrawing" xmlns:w10="urn:schemas-microsoft-com:office:word" xmlns:w="http://schemas.openxmlformats.org/wordprocessingml/2006/main" xmlns:w14="http://schemas.microsoft.com/office/word/2010/wordml" xmlns:w15="http://schemas.microsoft.com/office/word/2012/wordml" xmlns:w16cex="http://schemas.microsoft.com/office/word/2018/wordml/cex" xmlns:w16cid="http://schemas.microsoft.com/office/word/2016/wordml/cid" xmlns:w16="http://schemas.microsoft.com/office/word/2018/wordml" xmlns:w16du="http://schemas.microsoft.com/office/word/2023/wordml/word16du" xmlns:w16sdtdh="http://schemas.microsoft.com/office/word/2020/wordml/sdtdatahash" xmlns:w16sdtfl="http://schemas.microsoft.com/office/word/2024/wordml/sdtformatlock" xmlns:w16se="http://schemas.microsoft.com/office/word/2015/wordml/symex" xmlns:wpg="http://schemas.microsoft.com/office/word/2010/wordprocessingGroup" xmlns:wpi="http://schemas.microsoft.com/office/word/2010/wordprocessingInk" xmlns:wne="http://schemas.microsoft.com/office/word/2006/wordml" xmlns:wps="http://schemas.microsoft.com/office/word/2010/wordprocessingShape" mc:Ignorable="w14 w15 w16se w16cid w16 w16cex w16sdtdh w16sdtfl w16du wp14">
   <w:tbl>
     <w:tblPr>
       <w:tblStyle w:val="Grilledutableau"/>
@@ -1716,7 +1958,6 @@
               <w:color w:val="0D0D0D" w:themeColor="text1" w:themeTint="F2"/>
               <w:sz w:val="16"/>
               <w:szCs w:val="15"/>
-              <w:lang w:val="en-US"/>
             </w:rPr>
           </w:pPr>
           <w:r>
@@ -1724,7 +1965,6 @@
               <w:color w:val="0D0D0D" w:themeColor="text1" w:themeTint="F2"/>
               <w:sz w:val="16"/>
               <w:szCs w:val="15"/>
-              <w:lang w:val="en-US"/>
             </w:rPr>
             <w:t xml:space="preserve">CENIT KEONYS FR 24 quai Galliéni, 92150 SURESNES   </w:t>
           </w:r>
@@ -1740,6 +1980,7 @@
               <w:lang w:val="en-US"/>
             </w:rPr>
           </w:pPr>
+          <w:proofErr w:type="spellStart"/>
           <w:r>
             <w:rPr>
               <w:color w:val="0D0D0D" w:themeColor="text1" w:themeTint="F2"/>
@@ -1747,7 +1988,17 @@
               <w:szCs w:val="15"/>
               <w:lang w:val="en-US"/>
             </w:rPr>
-            <w:t>Tél : 01 81 93 81 93 • SIRET : 50472573000130 • APE : 6203Z</w:t>
+            <w:t>Tél</w:t>
+          </w:r>
+          <w:proofErr w:type="spellEnd"/>
+          <w:r>
+            <w:rPr>
+              <w:color w:val="0D0D0D" w:themeColor="text1" w:themeTint="F2"/>
+              <w:sz w:val="16"/>
+              <w:szCs w:val="15"/>
+              <w:lang w:val="en-US"/>
+            </w:rPr>
+            <w:t xml:space="preserve"> : 01 81 93 81 93 • SIRET : 50472573000130 • APE : 6203Z</w:t>
           </w:r>
         </w:p>
       </w:tc>
@@ -1765,36 +2016,8 @@
             </w:rPr>
           </w:pPr>
           <w:r>
-            <w:rPr>
-              <w:rFonts w:ascii="Open Sans" w:hAnsi="Open Sans" w:cs="Open Sans"/>
-              <w:color w:val="000000"/>
-              <w:sz w:val="18"/>
-              <w:shd w:val="clear" w:color="auto" w:fill="F7FAFC"/>
-            </w:rPr>
-            <w:t/>
-          </w:r>
-          <w:r>
-            <w:rPr>
-              <w:rFonts w:ascii="Open Sans" w:hAnsi="Open Sans" w:cs="Open Sans"/>
-              <w:color w:val="000000"/>
-              <w:sz w:val="18"/>
-              <w:shd w:val="clear" w:color="auto" w:fill="F7FAFC"/>
-            </w:rPr>
-            <w:t/>
-          </w:r>
-          <w:r>
-            <w:rPr>
-              <w:rFonts w:ascii="Open Sans" w:hAnsi="Open Sans" w:cs="Open Sans"/>
-              <w:color w:val="000000"/>
-              <w:sz w:val="18"/>
-              <w:shd w:val="clear" w:color="auto" w:fill="F7FAFC"/>
-            </w:rPr>
-            <w:t/>
-          </w:r>
-          <w:r>
-            <w:rPr/>
             <w:drawing>
-              <wp:inline distT="0" distB="0" distL="0" distR="0">
+              <wp:inline distT="0" distB="0" distL="0" distR="0" wp14:anchorId="3AA8A43B" wp14:editId="72B13336">
                 <wp:extent cx="952500" cy="493399"/>
                 <wp:effectExtent l="19050" t="0" r="0" b="0"/>
                 <wp:docPr id="6" name="Image_Dendreo" descr="Id90001.png"/>
@@ -1811,7 +2034,7 @@
                         </pic:cNvPicPr>
                       </pic:nvPicPr>
                       <pic:blipFill>
-                        <a:blip r:embed="Id90001" cstate="print"/>
+                        <a:blip r:embed="rId1" cstate="print"/>
                         <a:stretch>
                           <a:fillRect/>
                         </a:stretch>
@@ -1837,9 +2060,6 @@
                 </a:graphic>
               </wp:inline>
             </w:drawing>
-          </w:r>
-          <w:r>
-            <w:t/>
           </w:r>
         </w:p>
       </w:tc>
@@ -1872,7 +2092,7 @@
         <w:sz w:val="32"/>
       </w:rPr>
     </w:pPr>
-    <w:hyperlink r:id="rId1" w:history="1">
+    <w:hyperlink r:id="rId2" w:history="1">
       <w:r>
         <w:rPr>
           <w:rStyle w:val="Lienhypertexte"/>
@@ -1887,7 +2107,7 @@
 </file>
 
 <file path=word/footer3.xml><?xml version="1.0" encoding="utf-8"?>
-<w:ftr xmlns:wpc="http://schemas.microsoft.com/office/word/2010/wordprocessingCanvas" xmlns:cx="http://schemas.microsoft.com/office/drawing/2014/chartex" xmlns:cx1="http://schemas.microsoft.com/office/drawing/2015/9/8/chartex" xmlns:cx2="http://schemas.microsoft.com/office/drawing/2015/10/21/chartex" xmlns:cx3="http://schemas.microsoft.com/office/drawing/2016/5/9/chartex" xmlns:cx4="http://schemas.microsoft.com/office/drawing/2016/5/10/chartex" xmlns:cx5="http://schemas.microsoft.com/office/drawing/2016/5/11/chartex" xmlns:cx6="http://schemas.microsoft.com/office/drawing/2016/5/12/chartex" xmlns:cx7="http://schemas.microsoft.com/office/drawing/2016/5/13/chartex" xmlns:cx8="http://schemas.microsoft.com/office/drawing/2016/5/14/chartex" xmlns:mc="http://schemas.openxmlformats.org/markup-compatibility/2006" xmlns:aink="http://schemas.microsoft.com/office/drawing/2016/ink" xmlns:am3d="http://schemas.microsoft.com/office/drawing/2017/model3d" xmlns:o="urn:schemas-microsoft-com:office:office" xmlns:oel="http://schemas.microsoft.com/office/2019/extlst" xmlns:r="http://schemas.openxmlformats.org/officeDocument/2006/relationships" xmlns:m="http://schemas.openxmlformats.org/officeDocument/2006/math" xmlns:v="urn:schemas-microsoft-com:vml" xmlns:wp14="http://schemas.microsoft.com/office/word/2010/wordprocessingDrawing" xmlns:wp="http://schemas.openxmlformats.org/drawingml/2006/wordprocessingDrawing" xmlns:w10="urn:schemas-microsoft-com:office:word" xmlns:w="http://schemas.openxmlformats.org/wordprocessingml/2006/main" xmlns:w14="http://schemas.microsoft.com/office/word/2010/wordml" xmlns:w15="http://schemas.microsoft.com/office/word/2012/wordml" xmlns:w16cex="http://schemas.microsoft.com/office/word/2018/wordml/cex" xmlns:w16cid="http://schemas.microsoft.com/office/word/2016/wordml/cid" xmlns:w16="http://schemas.microsoft.com/office/word/2018/wordml" xmlns:w16du="http://schemas.microsoft.com/office/word/2023/wordml/word16du" xmlns:w16sdtdh="http://schemas.microsoft.com/office/word/2020/wordml/sdtdatahash" xmlns:w16se="http://schemas.microsoft.com/office/word/2015/wordml/symex" xmlns:wpg="http://schemas.microsoft.com/office/word/2010/wordprocessingGroup" xmlns:wpi="http://schemas.microsoft.com/office/word/2010/wordprocessingInk" xmlns:wne="http://schemas.microsoft.com/office/word/2006/wordml" xmlns:wps="http://schemas.microsoft.com/office/word/2010/wordprocessingShape" mc:Ignorable="w14 w15 w16se w16cid w16 w16cex w16sdtdh w16du wp14">
+<w:ftr xmlns:wpc="http://schemas.microsoft.com/office/word/2010/wordprocessingCanvas" xmlns:cx="http://schemas.microsoft.com/office/drawing/2014/chartex" xmlns:cx1="http://schemas.microsoft.com/office/drawing/2015/9/8/chartex" xmlns:cx2="http://schemas.microsoft.com/office/drawing/2015/10/21/chartex" xmlns:cx3="http://schemas.microsoft.com/office/drawing/2016/5/9/chartex" xmlns:cx4="http://schemas.microsoft.com/office/drawing/2016/5/10/chartex" xmlns:cx5="http://schemas.microsoft.com/office/drawing/2016/5/11/chartex" xmlns:cx6="http://schemas.microsoft.com/office/drawing/2016/5/12/chartex" xmlns:cx7="http://schemas.microsoft.com/office/drawing/2016/5/13/chartex" xmlns:cx8="http://schemas.microsoft.com/office/drawing/2016/5/14/chartex" xmlns:mc="http://schemas.openxmlformats.org/markup-compatibility/2006" xmlns:aink="http://schemas.microsoft.com/office/drawing/2016/ink" xmlns:am3d="http://schemas.microsoft.com/office/drawing/2017/model3d" xmlns:o="urn:schemas-microsoft-com:office:office" xmlns:oel="http://schemas.microsoft.com/office/2019/extlst" xmlns:r="http://schemas.openxmlformats.org/officeDocument/2006/relationships" xmlns:m="http://schemas.openxmlformats.org/officeDocument/2006/math" xmlns:v="urn:schemas-microsoft-com:vml" xmlns:wp14="http://schemas.microsoft.com/office/word/2010/wordprocessingDrawing" xmlns:wp="http://schemas.openxmlformats.org/drawingml/2006/wordprocessingDrawing" xmlns:w10="urn:schemas-microsoft-com:office:word" xmlns:w="http://schemas.openxmlformats.org/wordprocessingml/2006/main" xmlns:w14="http://schemas.microsoft.com/office/word/2010/wordml" xmlns:w15="http://schemas.microsoft.com/office/word/2012/wordml" xmlns:w16cex="http://schemas.microsoft.com/office/word/2018/wordml/cex" xmlns:w16cid="http://schemas.microsoft.com/office/word/2016/wordml/cid" xmlns:w16="http://schemas.microsoft.com/office/word/2018/wordml" xmlns:w16du="http://schemas.microsoft.com/office/word/2023/wordml/word16du" xmlns:w16sdtdh="http://schemas.microsoft.com/office/word/2020/wordml/sdtdatahash" xmlns:w16sdtfl="http://schemas.microsoft.com/office/word/2024/wordml/sdtformatlock" xmlns:w16se="http://schemas.microsoft.com/office/word/2015/wordml/symex" xmlns:wpg="http://schemas.microsoft.com/office/word/2010/wordprocessingGroup" xmlns:wpi="http://schemas.microsoft.com/office/word/2010/wordprocessingInk" xmlns:wne="http://schemas.microsoft.com/office/word/2006/wordml" xmlns:wps="http://schemas.microsoft.com/office/word/2010/wordprocessingShape" mc:Ignorable="w14 w15 w16se w16cid w16 w16cex w16sdtdh w16sdtfl w16du wp14">
   <w:p>
     <w:pPr>
       <w:pStyle w:val="Pieddepage"/>
@@ -1896,7 +2116,7 @@
       <mc:AlternateContent>
         <mc:Choice Requires="wps">
           <w:drawing>
-            <wp:anchor distT="0" distB="0" distL="0" distR="0" simplePos="0" relativeHeight="251658240" behindDoc="0" locked="0" layoutInCell="1" allowOverlap="1" wp14:anchorId="71F1BFCE" wp14:editId="0CD2C298">
+            <wp:anchor distT="0" distB="0" distL="0" distR="0" simplePos="0" relativeHeight="251658240" behindDoc="0" locked="0" layoutInCell="1" allowOverlap="1" wp14:anchorId="13069F46" wp14:editId="0018EF44">
               <wp:simplePos x="635" y="635"/>
               <wp:positionH relativeFrom="page">
                 <wp:align>center</wp:align>
@@ -1967,12 +2187,11 @@
         </mc:Choice>
         <mc:Fallback>
           <w:pict>
-            <v:shapetype w14:anchorId="71F1BFCE" id="_x0000_t202" coordsize="21600,21600" o:spt="202" path="m,l,21600r21600,l21600,xe">
+            <v:shapetype w14:anchorId="13069F46" id="_x0000_t202" coordsize="21600,21600" o:spt="202" path="m,l,21600r21600,l21600,xe">
               <v:stroke joinstyle="miter"/>
               <v:path gradientshapeok="t" o:connecttype="rect"/>
             </v:shapetype>
-            <v:shape id="Zone de texte 2" o:spid="_x0000_s1028" type="#_x0000_t202" alt="public-  öffentlich " style="position:absolute;margin-left:0;margin-top:0;width:34.95pt;height:34.95pt;z-index:251658240;visibility:visible;mso-wrap-style:none;mso-wrap-distance-left:0;mso-wrap-distance-top:0;mso-wrap-distance-right:0;mso-wrap-distance-bottom:0;mso-position-horizontal:center;mso-position-horizontal-relative:page;mso-position-vertical:bottom;mso-position-vertical-relative:page;v-text-anchor:bottom" filled="f" stroked="f">
-              <v:fill o:detectmouseclick="t"/>
+            <v:shape id="Zone de texte 2" o:spid="_x0000_s1028" type="#_x0000_t202" alt="public-  öffentlich " style="position:absolute;margin-left:0;margin-top:0;width:34.95pt;height:34.95pt;z-index:251658240;visibility:visible;mso-wrap-style:none;mso-wrap-distance-left:0;mso-wrap-distance-top:0;mso-wrap-distance-right:0;mso-wrap-distance-bottom:0;mso-position-horizontal:center;mso-position-horizontal-relative:page;mso-position-vertical:bottom;mso-position-vertical-relative:page;v-text-anchor:bottom" o:gfxdata="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" filled="f" stroked="f">
               <v:textbox style="mso-fit-shape-to-text:t" inset="0,0,0,15pt">
                 <w:txbxContent>
                   <w:p>
@@ -2005,7 +2224,7 @@
 </file>
 
 <file path=word/footnotes.xml><?xml version="1.0" encoding="utf-8"?>
-<w:footnotes xmlns:wpc="http://schemas.microsoft.com/office/word/2010/wordprocessingCanvas" xmlns:cx="http://schemas.microsoft.com/office/drawing/2014/chartex" xmlns:cx1="http://schemas.microsoft.com/office/drawing/2015/9/8/chartex" xmlns:cx2="http://schemas.microsoft.com/office/drawing/2015/10/21/chartex" xmlns:cx3="http://schemas.microsoft.com/office/drawing/2016/5/9/chartex" xmlns:cx4="http://schemas.microsoft.com/office/drawing/2016/5/10/chartex" xmlns:cx5="http://schemas.microsoft.com/office/drawing/2016/5/11/chartex" xmlns:cx6="http://schemas.microsoft.com/office/drawing/2016/5/12/chartex" xmlns:cx7="http://schemas.microsoft.com/office/drawing/2016/5/13/chartex" xmlns:cx8="http://schemas.microsoft.com/office/drawing/2016/5/14/chartex" xmlns:mc="http://schemas.openxmlformats.org/markup-compatibility/2006" xmlns:aink="http://schemas.microsoft.com/office/drawing/2016/ink" xmlns:am3d="http://schemas.microsoft.com/office/drawing/2017/model3d" xmlns:o="urn:schemas-microsoft-com:office:office" xmlns:oel="http://schemas.microsoft.com/office/2019/extlst" xmlns:r="http://schemas.openxmlformats.org/officeDocument/2006/relationships" xmlns:m="http://schemas.openxmlformats.org/officeDocument/2006/math" xmlns:v="urn:schemas-microsoft-com:vml" xmlns:wp14="http://schemas.microsoft.com/office/word/2010/wordprocessingDrawing" xmlns:wp="http://schemas.openxmlformats.org/drawingml/2006/wordprocessingDrawing" xmlns:w10="urn:schemas-microsoft-com:office:word" xmlns:w="http://schemas.openxmlformats.org/wordprocessingml/2006/main" xmlns:w14="http://schemas.microsoft.com/office/word/2010/wordml" xmlns:w15="http://schemas.microsoft.com/office/word/2012/wordml" xmlns:w16cex="http://schemas.microsoft.com/office/word/2018/wordml/cex" xmlns:w16cid="http://schemas.microsoft.com/office/word/2016/wordml/cid" xmlns:w16="http://schemas.microsoft.com/office/word/2018/wordml" xmlns:w16du="http://schemas.microsoft.com/office/word/2023/wordml/word16du" xmlns:w16sdtdh="http://schemas.microsoft.com/office/word/2020/wordml/sdtdatahash" xmlns:w16se="http://schemas.microsoft.com/office/word/2015/wordml/symex" xmlns:wpg="http://schemas.microsoft.com/office/word/2010/wordprocessingGroup" xmlns:wpi="http://schemas.microsoft.com/office/word/2010/wordprocessingInk" xmlns:wne="http://schemas.microsoft.com/office/word/2006/wordml" xmlns:wps="http://schemas.microsoft.com/office/word/2010/wordprocessingShape" mc:Ignorable="w14 w15 w16se w16cid w16 w16cex w16sdtdh w16du wp14">
+<w:footnotes xmlns:wpc="http://schemas.microsoft.com/office/word/2010/wordprocessingCanvas" xmlns:cx="http://schemas.microsoft.com/office/drawing/2014/chartex" xmlns:cx1="http://schemas.microsoft.com/office/drawing/2015/9/8/chartex" xmlns:cx2="http://schemas.microsoft.com/office/drawing/2015/10/21/chartex" xmlns:cx3="http://schemas.microsoft.com/office/drawing/2016/5/9/chartex" xmlns:cx4="http://schemas.microsoft.com/office/drawing/2016/5/10/chartex" xmlns:cx5="http://schemas.microsoft.com/office/drawing/2016/5/11/chartex" xmlns:cx6="http://schemas.microsoft.com/office/drawing/2016/5/12/chartex" xmlns:cx7="http://schemas.microsoft.com/office/drawing/2016/5/13/chartex" xmlns:cx8="http://schemas.microsoft.com/office/drawing/2016/5/14/chartex" xmlns:mc="http://schemas.openxmlformats.org/markup-compatibility/2006" xmlns:aink="http://schemas.microsoft.com/office/drawing/2016/ink" xmlns:am3d="http://schemas.microsoft.com/office/drawing/2017/model3d" xmlns:o="urn:schemas-microsoft-com:office:office" xmlns:oel="http://schemas.microsoft.com/office/2019/extlst" xmlns:r="http://schemas.openxmlformats.org/officeDocument/2006/relationships" xmlns:m="http://schemas.openxmlformats.org/officeDocument/2006/math" xmlns:v="urn:schemas-microsoft-com:vml" xmlns:wp14="http://schemas.microsoft.com/office/word/2010/wordprocessingDrawing" xmlns:wp="http://schemas.openxmlformats.org/drawingml/2006/wordprocessingDrawing" xmlns:w10="urn:schemas-microsoft-com:office:word" xmlns:w="http://schemas.openxmlformats.org/wordprocessingml/2006/main" xmlns:w14="http://schemas.microsoft.com/office/word/2010/wordml" xmlns:w15="http://schemas.microsoft.com/office/word/2012/wordml" xmlns:w16cex="http://schemas.microsoft.com/office/word/2018/wordml/cex" xmlns:w16cid="http://schemas.microsoft.com/office/word/2016/wordml/cid" xmlns:w16="http://schemas.microsoft.com/office/word/2018/wordml" xmlns:w16du="http://schemas.microsoft.com/office/word/2023/wordml/word16du" xmlns:w16sdtdh="http://schemas.microsoft.com/office/word/2020/wordml/sdtdatahash" xmlns:w16sdtfl="http://schemas.microsoft.com/office/word/2024/wordml/sdtformatlock" xmlns:w16se="http://schemas.microsoft.com/office/word/2015/wordml/symex" xmlns:wpg="http://schemas.microsoft.com/office/word/2010/wordprocessingGroup" xmlns:wpi="http://schemas.microsoft.com/office/word/2010/wordprocessingInk" xmlns:wne="http://schemas.microsoft.com/office/word/2006/wordml" xmlns:wps="http://schemas.microsoft.com/office/word/2010/wordprocessingShape" mc:Ignorable="w14 w15 w16se w16cid w16 w16cex w16sdtdh w16sdtfl w16du wp14">
   <w:footnote w:type="separator" w:id="-1">
     <w:p>
       <w:r>
@@ -2024,17 +2243,7 @@
 </file>
 
 <file path=word/header1.xml><?xml version="1.0" encoding="utf-8"?>
-<w:hdr xmlns:wpc="http://schemas.microsoft.com/office/word/2010/wordprocessingCanvas" xmlns:cx="http://schemas.microsoft.com/office/drawing/2014/chartex" xmlns:cx1="http://schemas.microsoft.com/office/drawing/2015/9/8/chartex" xmlns:cx2="http://schemas.microsoft.com/office/drawing/2015/10/21/chartex" xmlns:cx3="http://schemas.microsoft.com/office/drawing/2016/5/9/chartex" xmlns:cx4="http://schemas.microsoft.com/office/drawing/2016/5/10/chartex" xmlns:cx5="http://schemas.microsoft.com/office/drawing/2016/5/11/chartex" xmlns:cx6="http://schemas.microsoft.com/office/drawing/2016/5/12/chartex" xmlns:cx7="http://schemas.microsoft.com/office/drawing/2016/5/13/chartex" xmlns:cx8="http://schemas.microsoft.com/office/drawing/2016/5/14/chartex" xmlns:mc="http://schemas.openxmlformats.org/markup-compatibility/2006" xmlns:aink="http://schemas.microsoft.com/office/drawing/2016/ink" xmlns:am3d="http://schemas.microsoft.com/office/drawing/2017/model3d" xmlns:o="urn:schemas-microsoft-com:office:office" xmlns:oel="http://schemas.microsoft.com/office/2019/extlst" xmlns:r="http://schemas.openxmlformats.org/officeDocument/2006/relationships" xmlns:m="http://schemas.openxmlformats.org/officeDocument/2006/math" xmlns:v="urn:schemas-microsoft-com:vml" xmlns:wp14="http://schemas.microsoft.com/office/word/2010/wordprocessingDrawing" xmlns:wp="http://schemas.openxmlformats.org/drawingml/2006/wordprocessingDrawing" xmlns:w10="urn:schemas-microsoft-com:office:word" xmlns:w="http://schemas.openxmlformats.org/wordprocessingml/2006/main" xmlns:w14="http://schemas.microsoft.com/office/word/2010/wordml" xmlns:w15="http://schemas.microsoft.com/office/word/2012/wordml" xmlns:w16cex="http://schemas.microsoft.com/office/word/2018/wordml/cex" xmlns:w16cid="http://schemas.microsoft.com/office/word/2016/wordml/cid" xmlns:w16="http://schemas.microsoft.com/office/word/2018/wordml" xmlns:w16du="http://schemas.microsoft.com/office/word/2023/wordml/word16du" xmlns:w16sdtdh="http://schemas.microsoft.com/office/word/2020/wordml/sdtdatahash" xmlns:w16se="http://schemas.microsoft.com/office/word/2015/wordml/symex" xmlns:wpg="http://schemas.microsoft.com/office/word/2010/wordprocessingGroup" xmlns:wpi="http://schemas.microsoft.com/office/word/2010/wordprocessingInk" xmlns:wne="http://schemas.microsoft.com/office/word/2006/wordml" xmlns:wps="http://schemas.microsoft.com/office/word/2010/wordprocessingShape" mc:Ignorable="w14 w15 w16se w16cid w16 w16cex w16sdtdh w16du wp14">
-  <w:p>
-    <w:pPr>
-      <w:pStyle w:val="En-tte"/>
-    </w:pPr>
-  </w:p>
-</w:hdr>
-</file>
-
-<file path=word/header2.xml><?xml version="1.0" encoding="utf-8"?>
-<w:hdr xmlns:wpc="http://schemas.microsoft.com/office/word/2010/wordprocessingCanvas" xmlns:cx="http://schemas.microsoft.com/office/drawing/2014/chartex" xmlns:cx1="http://schemas.microsoft.com/office/drawing/2015/9/8/chartex" xmlns:cx2="http://schemas.microsoft.com/office/drawing/2015/10/21/chartex" xmlns:cx3="http://schemas.microsoft.com/office/drawing/2016/5/9/chartex" xmlns:cx4="http://schemas.microsoft.com/office/drawing/2016/5/10/chartex" xmlns:cx5="http://schemas.microsoft.com/office/drawing/2016/5/11/chartex" xmlns:cx6="http://schemas.microsoft.com/office/drawing/2016/5/12/chartex" xmlns:cx7="http://schemas.microsoft.com/office/drawing/2016/5/13/chartex" xmlns:cx8="http://schemas.microsoft.com/office/drawing/2016/5/14/chartex" xmlns:mc="http://schemas.openxmlformats.org/markup-compatibility/2006" xmlns:aink="http://schemas.microsoft.com/office/drawing/2016/ink" xmlns:am3d="http://schemas.microsoft.com/office/drawing/2017/model3d" xmlns:o="urn:schemas-microsoft-com:office:office" xmlns:oel="http://schemas.microsoft.com/office/2019/extlst" xmlns:r="http://schemas.openxmlformats.org/officeDocument/2006/relationships" xmlns:m="http://schemas.openxmlformats.org/officeDocument/2006/math" xmlns:v="urn:schemas-microsoft-com:vml" xmlns:wp14="http://schemas.microsoft.com/office/word/2010/wordprocessingDrawing" xmlns:wp="http://schemas.openxmlformats.org/drawingml/2006/wordprocessingDrawing" xmlns:w10="urn:schemas-microsoft-com:office:word" xmlns:w="http://schemas.openxmlformats.org/wordprocessingml/2006/main" xmlns:w14="http://schemas.microsoft.com/office/word/2010/wordml" xmlns:w15="http://schemas.microsoft.com/office/word/2012/wordml" xmlns:w16cex="http://schemas.microsoft.com/office/word/2018/wordml/cex" xmlns:w16cid="http://schemas.microsoft.com/office/word/2016/wordml/cid" xmlns:w16="http://schemas.microsoft.com/office/word/2018/wordml" xmlns:w16du="http://schemas.microsoft.com/office/word/2023/wordml/word16du" xmlns:w16sdtdh="http://schemas.microsoft.com/office/word/2020/wordml/sdtdatahash" xmlns:w16se="http://schemas.microsoft.com/office/word/2015/wordml/symex" xmlns:wpg="http://schemas.microsoft.com/office/word/2010/wordprocessingGroup" xmlns:wpi="http://schemas.microsoft.com/office/word/2010/wordprocessingInk" xmlns:wne="http://schemas.microsoft.com/office/word/2006/wordml" xmlns:wps="http://schemas.microsoft.com/office/word/2010/wordprocessingShape" mc:Ignorable="w14 w15 w16se w16cid w16 w16cex w16sdtdh w16du wp14">
+<w:hdr xmlns:wpc="http://schemas.microsoft.com/office/word/2010/wordprocessingCanvas" xmlns:cx="http://schemas.microsoft.com/office/drawing/2014/chartex" xmlns:cx1="http://schemas.microsoft.com/office/drawing/2015/9/8/chartex" xmlns:cx2="http://schemas.microsoft.com/office/drawing/2015/10/21/chartex" xmlns:cx3="http://schemas.microsoft.com/office/drawing/2016/5/9/chartex" xmlns:cx4="http://schemas.microsoft.com/office/drawing/2016/5/10/chartex" xmlns:cx5="http://schemas.microsoft.com/office/drawing/2016/5/11/chartex" xmlns:cx6="http://schemas.microsoft.com/office/drawing/2016/5/12/chartex" xmlns:cx7="http://schemas.microsoft.com/office/drawing/2016/5/13/chartex" xmlns:cx8="http://schemas.microsoft.com/office/drawing/2016/5/14/chartex" xmlns:mc="http://schemas.openxmlformats.org/markup-compatibility/2006" xmlns:aink="http://schemas.microsoft.com/office/drawing/2016/ink" xmlns:am3d="http://schemas.microsoft.com/office/drawing/2017/model3d" xmlns:o="urn:schemas-microsoft-com:office:office" xmlns:oel="http://schemas.microsoft.com/office/2019/extlst" xmlns:r="http://schemas.openxmlformats.org/officeDocument/2006/relationships" xmlns:m="http://schemas.openxmlformats.org/officeDocument/2006/math" xmlns:v="urn:schemas-microsoft-com:vml" xmlns:wp14="http://schemas.microsoft.com/office/word/2010/wordprocessingDrawing" xmlns:wp="http://schemas.openxmlformats.org/drawingml/2006/wordprocessingDrawing" xmlns:w10="urn:schemas-microsoft-com:office:word" xmlns:w="http://schemas.openxmlformats.org/wordprocessingml/2006/main" xmlns:w14="http://schemas.microsoft.com/office/word/2010/wordml" xmlns:w15="http://schemas.microsoft.com/office/word/2012/wordml" xmlns:w16cex="http://schemas.microsoft.com/office/word/2018/wordml/cex" xmlns:w16cid="http://schemas.microsoft.com/office/word/2016/wordml/cid" xmlns:w16="http://schemas.microsoft.com/office/word/2018/wordml" xmlns:w16du="http://schemas.microsoft.com/office/word/2023/wordml/word16du" xmlns:w16sdtdh="http://schemas.microsoft.com/office/word/2020/wordml/sdtdatahash" xmlns:w16sdtfl="http://schemas.microsoft.com/office/word/2024/wordml/sdtformatlock" xmlns:w16se="http://schemas.microsoft.com/office/word/2015/wordml/symex" xmlns:wpg="http://schemas.microsoft.com/office/word/2010/wordprocessingGroup" xmlns:wpi="http://schemas.microsoft.com/office/word/2010/wordprocessingInk" xmlns:wne="http://schemas.microsoft.com/office/word/2006/wordml" xmlns:wps="http://schemas.microsoft.com/office/word/2010/wordprocessingShape" mc:Ignorable="w14 w15 w16se w16cid w16 w16cex w16sdtdh w16sdtfl w16du wp14">
   <w:tbl>
     <w:tblPr>
       <w:tblStyle w:val="Grilledutableau"/>
@@ -2097,21 +2306,8 @@
                   </w:rPr>
                 </w:pPr>
                 <w:r>
-                  <w:rPr>
-                    <w:sz w:val="32"/>
-                  </w:rPr>
-                  <w:t/>
-                </w:r>
-                <w:r>
-                  <w:rPr>
-                    <w:sz w:val="32"/>
-                  </w:rPr>
-                  <w:t/>
-                </w:r>
-                <w:r>
-                  <w:rPr/>
                   <w:drawing>
-                    <wp:inline distT="0" distB="0" distL="0" distR="0">
+                    <wp:inline distT="0" distB="0" distL="0" distR="0" wp14:anchorId="07C1E945" wp14:editId="351EB098">
                       <wp:extent cx="1143000" cy="545644"/>
                       <wp:effectExtent l="19050" t="0" r="0" b="0"/>
                       <wp:docPr id="4" name="Image_Dendreo" descr="Id90000.png"/>
@@ -2128,7 +2324,7 @@
                               </pic:cNvPicPr>
                             </pic:nvPicPr>
                             <pic:blipFill>
-                              <a:blip r:embed="Id90000" cstate="print"/>
+                              <a:blip r:embed="rId1" cstate="print"/>
                               <a:stretch>
                                 <a:fillRect/>
                               </a:stretch>
@@ -2155,9 +2351,6 @@
                     </wp:inline>
                   </w:drawing>
                 </w:r>
-                <w:r>
-                  <w:t/>
-                </w:r>
               </w:p>
             </w:tc>
             <w:tc>
@@ -2181,7 +2374,37 @@
                   <w:rPr>
                     <w:sz w:val="18"/>
                   </w:rPr>
-                  <w:t xml:space="preserve">02/10/2024</w:t>
+                  <w:t>0</w:t>
+                </w:r>
+                <w:r>
+                  <w:rPr>
+                    <w:sz w:val="18"/>
+                  </w:rPr>
+                  <w:t>6</w:t>
+                </w:r>
+                <w:r>
+                  <w:rPr>
+                    <w:sz w:val="18"/>
+                  </w:rPr>
+                  <w:t>/</w:t>
+                </w:r>
+                <w:r>
+                  <w:rPr>
+                    <w:sz w:val="18"/>
+                  </w:rPr>
+                  <w:t>03</w:t>
+                </w:r>
+                <w:r>
+                  <w:rPr>
+                    <w:sz w:val="18"/>
+                  </w:rPr>
+                  <w:t>/202</w:t>
+                </w:r>
+                <w:r>
+                  <w:rPr>
+                    <w:sz w:val="18"/>
+                  </w:rPr>
+                  <w:t>6</w:t>
                 </w:r>
               </w:p>
               <w:p>
@@ -2265,23 +2488,701 @@
 </w:hdr>
 </file>
 
-<file path=word/header3.xml><?xml version="1.0" encoding="utf-8"?>
-<w:hdr xmlns:wpc="http://schemas.microsoft.com/office/word/2010/wordprocessingCanvas" xmlns:cx="http://schemas.microsoft.com/office/drawing/2014/chartex" xmlns:cx1="http://schemas.microsoft.com/office/drawing/2015/9/8/chartex" xmlns:cx2="http://schemas.microsoft.com/office/drawing/2015/10/21/chartex" xmlns:cx3="http://schemas.microsoft.com/office/drawing/2016/5/9/chartex" xmlns:cx4="http://schemas.microsoft.com/office/drawing/2016/5/10/chartex" xmlns:cx5="http://schemas.microsoft.com/office/drawing/2016/5/11/chartex" xmlns:cx6="http://schemas.microsoft.com/office/drawing/2016/5/12/chartex" xmlns:cx7="http://schemas.microsoft.com/office/drawing/2016/5/13/chartex" xmlns:cx8="http://schemas.microsoft.com/office/drawing/2016/5/14/chartex" xmlns:mc="http://schemas.openxmlformats.org/markup-compatibility/2006" xmlns:aink="http://schemas.microsoft.com/office/drawing/2016/ink" xmlns:am3d="http://schemas.microsoft.com/office/drawing/2017/model3d" xmlns:o="urn:schemas-microsoft-com:office:office" xmlns:oel="http://schemas.microsoft.com/office/2019/extlst" xmlns:r="http://schemas.openxmlformats.org/officeDocument/2006/relationships" xmlns:m="http://schemas.openxmlformats.org/officeDocument/2006/math" xmlns:v="urn:schemas-microsoft-com:vml" xmlns:wp14="http://schemas.microsoft.com/office/word/2010/wordprocessingDrawing" xmlns:wp="http://schemas.openxmlformats.org/drawingml/2006/wordprocessingDrawing" xmlns:w10="urn:schemas-microsoft-com:office:word" xmlns:w="http://schemas.openxmlformats.org/wordprocessingml/2006/main" xmlns:w14="http://schemas.microsoft.com/office/word/2010/wordml" xmlns:w15="http://schemas.microsoft.com/office/word/2012/wordml" xmlns:w16cex="http://schemas.microsoft.com/office/word/2018/wordml/cex" xmlns:w16cid="http://schemas.microsoft.com/office/word/2016/wordml/cid" xmlns:w16="http://schemas.microsoft.com/office/word/2018/wordml" xmlns:w16du="http://schemas.microsoft.com/office/word/2023/wordml/word16du" xmlns:w16sdtdh="http://schemas.microsoft.com/office/word/2020/wordml/sdtdatahash" xmlns:w16se="http://schemas.microsoft.com/office/word/2015/wordml/symex" xmlns:wpg="http://schemas.microsoft.com/office/word/2010/wordprocessingGroup" xmlns:wpi="http://schemas.microsoft.com/office/word/2010/wordprocessingInk" xmlns:wne="http://schemas.microsoft.com/office/word/2006/wordml" xmlns:wps="http://schemas.microsoft.com/office/word/2010/wordprocessingShape" mc:Ignorable="w14 w15 w16se w16cid w16 w16cex w16sdtdh w16du wp14">
-  <w:p>
-    <w:pPr>
-      <w:pStyle w:val="En-tte"/>
-    </w:pPr>
-  </w:p>
-</w:hdr>
-</file>
-
 <file path=word/numbering.xml><?xml version="1.0" encoding="utf-8"?>
-<w:numbering xmlns:wpc="http://schemas.microsoft.com/office/word/2010/wordprocessingCanvas" xmlns:cx="http://schemas.microsoft.com/office/drawing/2014/chartex" xmlns:cx1="http://schemas.microsoft.com/office/drawing/2015/9/8/chartex" xmlns:cx2="http://schemas.microsoft.com/office/drawing/2015/10/21/chartex" xmlns:cx3="http://schemas.microsoft.com/office/drawing/2016/5/9/chartex" xmlns:cx4="http://schemas.microsoft.com/office/drawing/2016/5/10/chartex" xmlns:cx5="http://schemas.microsoft.com/office/drawing/2016/5/11/chartex" xmlns:cx6="http://schemas.microsoft.com/office/drawing/2016/5/12/chartex" xmlns:cx7="http://schemas.microsoft.com/office/drawing/2016/5/13/chartex" xmlns:cx8="http://schemas.microsoft.com/office/drawing/2016/5/14/chartex" xmlns:mc="http://schemas.openxmlformats.org/markup-compatibility/2006" xmlns:aink="http://schemas.microsoft.com/office/drawing/2016/ink" xmlns:am3d="http://schemas.microsoft.com/office/drawing/2017/model3d" xmlns:o="urn:schemas-microsoft-com:office:office" xmlns:r="http://schemas.openxmlformats.org/officeDocument/2006/relationships" xmlns:m="http://schemas.openxmlformats.org/officeDocument/2006/math" xmlns:v="urn:schemas-microsoft-com:vml" xmlns:wp14="http://schemas.microsoft.com/office/word/2010/wordprocessingDrawing" xmlns:wp="http://schemas.openxmlformats.org/drawingml/2006/wordprocessingDrawing" xmlns:w10="urn:schemas-microsoft-com:office:word" xmlns:w="http://schemas.openxmlformats.org/wordprocessingml/2006/main" xmlns:w14="http://schemas.microsoft.com/office/word/2010/wordml" xmlns:w15="http://schemas.microsoft.com/office/word/2012/wordml" xmlns:w16cid="http://schemas.microsoft.com/office/word/2016/wordml/cid" xmlns:w16se="http://schemas.microsoft.com/office/word/2015/wordml/symex" xmlns:wpg="http://schemas.microsoft.com/office/word/2010/wordprocessingGroup" xmlns:wpi="http://schemas.microsoft.com/office/word/2010/wordprocessingInk" xmlns:wne="http://schemas.microsoft.com/office/word/2006/wordml" xmlns:wps="http://schemas.microsoft.com/office/word/2010/wordprocessingShape" mc:Ignorable="w14 w15 w16se w16cid wp14">
-  <w:abstractNum xmlns:w="http://schemas.openxmlformats.org/wordprocessingml/2006/main" xmlns:w15="http://schemas.microsoft.com/office/word/2012/wordml" w:abstractNumId="9">
+<w:numbering xmlns:wpc="http://schemas.microsoft.com/office/word/2010/wordprocessingCanvas" xmlns:cx="http://schemas.microsoft.com/office/drawing/2014/chartex" xmlns:cx1="http://schemas.microsoft.com/office/drawing/2015/9/8/chartex" xmlns:cx2="http://schemas.microsoft.com/office/drawing/2015/10/21/chartex" xmlns:cx3="http://schemas.microsoft.com/office/drawing/2016/5/9/chartex" xmlns:cx4="http://schemas.microsoft.com/office/drawing/2016/5/10/chartex" xmlns:cx5="http://schemas.microsoft.com/office/drawing/2016/5/11/chartex" xmlns:cx6="http://schemas.microsoft.com/office/drawing/2016/5/12/chartex" xmlns:cx7="http://schemas.microsoft.com/office/drawing/2016/5/13/chartex" xmlns:cx8="http://schemas.microsoft.com/office/drawing/2016/5/14/chartex" xmlns:mc="http://schemas.openxmlformats.org/markup-compatibility/2006" xmlns:aink="http://schemas.microsoft.com/office/drawing/2016/ink" xmlns:am3d="http://schemas.microsoft.com/office/drawing/2017/model3d" xmlns:o="urn:schemas-microsoft-com:office:office" xmlns:oel="http://schemas.microsoft.com/office/2019/extlst" xmlns:r="http://schemas.openxmlformats.org/officeDocument/2006/relationships" xmlns:m="http://schemas.openxmlformats.org/officeDocument/2006/math" xmlns:v="urn:schemas-microsoft-com:vml" xmlns:wp14="http://schemas.microsoft.com/office/word/2010/wordprocessingDrawing" xmlns:wp="http://schemas.openxmlformats.org/drawingml/2006/wordprocessingDrawing" xmlns:w10="urn:schemas-microsoft-com:office:word" xmlns:w="http://schemas.openxmlformats.org/wordprocessingml/2006/main" xmlns:w14="http://schemas.microsoft.com/office/word/2010/wordml" xmlns:w15="http://schemas.microsoft.com/office/word/2012/wordml" xmlns:w16cex="http://schemas.microsoft.com/office/word/2018/wordml/cex" xmlns:w16cid="http://schemas.microsoft.com/office/word/2016/wordml/cid" xmlns:w16="http://schemas.microsoft.com/office/word/2018/wordml" xmlns:w16du="http://schemas.microsoft.com/office/word/2023/wordml/word16du" xmlns:w16sdtdh="http://schemas.microsoft.com/office/word/2020/wordml/sdtdatahash" xmlns:w16sdtfl="http://schemas.microsoft.com/office/word/2024/wordml/sdtformatlock" xmlns:w16se="http://schemas.microsoft.com/office/word/2015/wordml/symex" xmlns:wpg="http://schemas.microsoft.com/office/word/2010/wordprocessingGroup" xmlns:wpi="http://schemas.microsoft.com/office/word/2010/wordprocessingInk" xmlns:wne="http://schemas.microsoft.com/office/word/2006/wordml" xmlns:wps="http://schemas.microsoft.com/office/word/2010/wordprocessingShape" mc:Ignorable="w14 w15 w16se w16cid w16 w16cex w16sdtdh w16sdtfl w16du wp14">
+  <w:abstractNum w:abstractNumId="0" w15:restartNumberingAfterBreak="0">
+    <w:nsid w:val="5F6B5EB1"/>
+    <w:multiLevelType w:val="hybridMultilevel"/>
+    <w:tmpl w:val="21E214FE"/>
+    <w:lvl w:ilvl="0" w:tplc="1BEC9358">
+      <w:start w:val="1"/>
+      <w:numFmt w:val="bullet"/>
+      <w:lvlText w:val="•"/>
+      <w:lvlJc w:val="left"/>
+      <w:pPr>
+        <w:ind w:left="720" w:hanging="360"/>
+      </w:pPr>
+    </w:lvl>
+    <w:lvl w:ilvl="1" w:tplc="2DF21480">
+      <w:start w:val="1"/>
+      <w:numFmt w:val="bullet"/>
+      <w:lvlText w:val="○"/>
+      <w:lvlJc w:val="left"/>
+      <w:pPr>
+        <w:ind w:left="1080" w:hanging="360"/>
+      </w:pPr>
+    </w:lvl>
+    <w:lvl w:ilvl="2" w:tplc="F8FA2F52">
+      <w:start w:val="1"/>
+      <w:numFmt w:val="bullet"/>
+      <w:lvlText w:val="▪"/>
+      <w:lvlJc w:val="left"/>
+      <w:pPr>
+        <w:ind w:left="1440" w:hanging="360"/>
+      </w:pPr>
+    </w:lvl>
+    <w:lvl w:ilvl="3" w:tplc="ED5EF4EC">
+      <w:start w:val="1"/>
+      <w:numFmt w:val="bullet"/>
+      <w:lvlText w:val="▪"/>
+      <w:lvlJc w:val="left"/>
+      <w:pPr>
+        <w:ind w:left="1800" w:hanging="360"/>
+      </w:pPr>
+    </w:lvl>
+    <w:lvl w:ilvl="4" w:tplc="8E7466B4">
+      <w:start w:val="1"/>
+      <w:numFmt w:val="bullet"/>
+      <w:lvlText w:val="▪"/>
+      <w:lvlJc w:val="left"/>
+      <w:pPr>
+        <w:ind w:left="2160" w:hanging="360"/>
+      </w:pPr>
+    </w:lvl>
+    <w:lvl w:ilvl="5" w:tplc="9C12F200">
+      <w:start w:val="1"/>
+      <w:numFmt w:val="bullet"/>
+      <w:lvlText w:val="▪"/>
+      <w:lvlJc w:val="left"/>
+      <w:pPr>
+        <w:ind w:left="2520" w:hanging="360"/>
+      </w:pPr>
+    </w:lvl>
+    <w:lvl w:ilvl="6" w:tplc="A574E6C0">
+      <w:start w:val="1"/>
+      <w:numFmt w:val="bullet"/>
+      <w:lvlText w:val="▪"/>
+      <w:lvlJc w:val="left"/>
+      <w:pPr>
+        <w:ind w:left="2880" w:hanging="360"/>
+      </w:pPr>
+    </w:lvl>
+    <w:lvl w:ilvl="7" w:tplc="F2F6885A">
+      <w:start w:val="1"/>
+      <w:numFmt w:val="bullet"/>
+      <w:lvlText w:val="▪"/>
+      <w:lvlJc w:val="left"/>
+      <w:pPr>
+        <w:ind w:left="3240" w:hanging="360"/>
+      </w:pPr>
+    </w:lvl>
+    <w:lvl w:ilvl="8" w:tplc="46C45818">
+      <w:start w:val="1"/>
+      <w:numFmt w:val="bullet"/>
+      <w:lvlText w:val="▪"/>
+      <w:lvlJc w:val="left"/>
+      <w:pPr>
+        <w:ind w:left="3600" w:hanging="360"/>
+      </w:pPr>
+    </w:lvl>
+  </w:abstractNum>
+  <w:abstractNum w:abstractNumId="1" w15:restartNumberingAfterBreak="0">
+    <w:nsid w:val="5F6B5EB2"/>
+    <w:multiLevelType w:val="hybridMultilevel"/>
+    <w:tmpl w:val="21E224FE"/>
+    <w:lvl w:ilvl="0" w:tplc="C910EAF4">
+      <w:start w:val="1"/>
+      <w:numFmt w:val="bullet"/>
+      <w:lvlText w:val="•"/>
+      <w:lvlJc w:val="left"/>
+      <w:pPr>
+        <w:ind w:left="720" w:hanging="360"/>
+      </w:pPr>
+    </w:lvl>
+    <w:lvl w:ilvl="1" w:tplc="50FC5976">
+      <w:start w:val="1"/>
+      <w:numFmt w:val="bullet"/>
+      <w:lvlText w:val="○"/>
+      <w:lvlJc w:val="left"/>
+      <w:pPr>
+        <w:ind w:left="1080" w:hanging="360"/>
+      </w:pPr>
+    </w:lvl>
+    <w:lvl w:ilvl="2" w:tplc="64EE9E4A">
+      <w:start w:val="1"/>
+      <w:numFmt w:val="bullet"/>
+      <w:lvlText w:val="▪"/>
+      <w:lvlJc w:val="left"/>
+      <w:pPr>
+        <w:ind w:left="1440" w:hanging="360"/>
+      </w:pPr>
+    </w:lvl>
+    <w:lvl w:ilvl="3" w:tplc="083C1FC6">
+      <w:start w:val="1"/>
+      <w:numFmt w:val="bullet"/>
+      <w:lvlText w:val="▪"/>
+      <w:lvlJc w:val="left"/>
+      <w:pPr>
+        <w:ind w:left="1800" w:hanging="360"/>
+      </w:pPr>
+    </w:lvl>
+    <w:lvl w:ilvl="4" w:tplc="3F18F960">
+      <w:start w:val="1"/>
+      <w:numFmt w:val="bullet"/>
+      <w:lvlText w:val="▪"/>
+      <w:lvlJc w:val="left"/>
+      <w:pPr>
+        <w:ind w:left="2160" w:hanging="360"/>
+      </w:pPr>
+    </w:lvl>
+    <w:lvl w:ilvl="5" w:tplc="90FC9840">
+      <w:start w:val="1"/>
+      <w:numFmt w:val="bullet"/>
+      <w:lvlText w:val="▪"/>
+      <w:lvlJc w:val="left"/>
+      <w:pPr>
+        <w:ind w:left="2520" w:hanging="360"/>
+      </w:pPr>
+    </w:lvl>
+    <w:lvl w:ilvl="6" w:tplc="5262073E">
+      <w:start w:val="1"/>
+      <w:numFmt w:val="bullet"/>
+      <w:lvlText w:val="▪"/>
+      <w:lvlJc w:val="left"/>
+      <w:pPr>
+        <w:ind w:left="2880" w:hanging="360"/>
+      </w:pPr>
+    </w:lvl>
+    <w:lvl w:ilvl="7" w:tplc="2E84CB18">
+      <w:start w:val="1"/>
+      <w:numFmt w:val="bullet"/>
+      <w:lvlText w:val="▪"/>
+      <w:lvlJc w:val="left"/>
+      <w:pPr>
+        <w:ind w:left="3240" w:hanging="360"/>
+      </w:pPr>
+    </w:lvl>
+    <w:lvl w:ilvl="8" w:tplc="0E460412">
+      <w:start w:val="1"/>
+      <w:numFmt w:val="bullet"/>
+      <w:lvlText w:val="▪"/>
+      <w:lvlJc w:val="left"/>
+      <w:pPr>
+        <w:ind w:left="3600" w:hanging="360"/>
+      </w:pPr>
+    </w:lvl>
+  </w:abstractNum>
+  <w:abstractNum w:abstractNumId="2" w15:restartNumberingAfterBreak="0">
+    <w:nsid w:val="5F6B5EB3"/>
+    <w:multiLevelType w:val="hybridMultilevel"/>
+    <w:tmpl w:val="21E234FE"/>
+    <w:lvl w:ilvl="0" w:tplc="D28CEBEE">
+      <w:start w:val="1"/>
+      <w:numFmt w:val="bullet"/>
+      <w:lvlText w:val="•"/>
+      <w:lvlJc w:val="left"/>
+      <w:pPr>
+        <w:ind w:left="720" w:hanging="360"/>
+      </w:pPr>
+    </w:lvl>
+    <w:lvl w:ilvl="1" w:tplc="999A145E">
+      <w:start w:val="1"/>
+      <w:numFmt w:val="bullet"/>
+      <w:lvlText w:val="○"/>
+      <w:lvlJc w:val="left"/>
+      <w:pPr>
+        <w:ind w:left="1080" w:hanging="360"/>
+      </w:pPr>
+    </w:lvl>
+    <w:lvl w:ilvl="2" w:tplc="D8945422">
+      <w:start w:val="1"/>
+      <w:numFmt w:val="bullet"/>
+      <w:lvlText w:val="▪"/>
+      <w:lvlJc w:val="left"/>
+      <w:pPr>
+        <w:ind w:left="1440" w:hanging="360"/>
+      </w:pPr>
+    </w:lvl>
+    <w:lvl w:ilvl="3" w:tplc="0D5A973C">
+      <w:start w:val="1"/>
+      <w:numFmt w:val="bullet"/>
+      <w:lvlText w:val="▪"/>
+      <w:lvlJc w:val="left"/>
+      <w:pPr>
+        <w:ind w:left="1800" w:hanging="360"/>
+      </w:pPr>
+    </w:lvl>
+    <w:lvl w:ilvl="4" w:tplc="63D2CF14">
+      <w:start w:val="1"/>
+      <w:numFmt w:val="bullet"/>
+      <w:lvlText w:val="▪"/>
+      <w:lvlJc w:val="left"/>
+      <w:pPr>
+        <w:ind w:left="2160" w:hanging="360"/>
+      </w:pPr>
+    </w:lvl>
+    <w:lvl w:ilvl="5" w:tplc="E3909262">
+      <w:start w:val="1"/>
+      <w:numFmt w:val="bullet"/>
+      <w:lvlText w:val="▪"/>
+      <w:lvlJc w:val="left"/>
+      <w:pPr>
+        <w:ind w:left="2520" w:hanging="360"/>
+      </w:pPr>
+    </w:lvl>
+    <w:lvl w:ilvl="6" w:tplc="2EB42718">
+      <w:start w:val="1"/>
+      <w:numFmt w:val="bullet"/>
+      <w:lvlText w:val="▪"/>
+      <w:lvlJc w:val="left"/>
+      <w:pPr>
+        <w:ind w:left="2880" w:hanging="360"/>
+      </w:pPr>
+    </w:lvl>
+    <w:lvl w:ilvl="7" w:tplc="305A625A">
+      <w:start w:val="1"/>
+      <w:numFmt w:val="bullet"/>
+      <w:lvlText w:val="▪"/>
+      <w:lvlJc w:val="left"/>
+      <w:pPr>
+        <w:ind w:left="3240" w:hanging="360"/>
+      </w:pPr>
+    </w:lvl>
+    <w:lvl w:ilvl="8" w:tplc="72106040">
+      <w:start w:val="1"/>
+      <w:numFmt w:val="bullet"/>
+      <w:lvlText w:val="▪"/>
+      <w:lvlJc w:val="left"/>
+      <w:pPr>
+        <w:ind w:left="3600" w:hanging="360"/>
+      </w:pPr>
+    </w:lvl>
+  </w:abstractNum>
+  <w:abstractNum w:abstractNumId="3" w15:restartNumberingAfterBreak="0">
+    <w:nsid w:val="5F6B5EB4"/>
+    <w:multiLevelType w:val="hybridMultilevel"/>
+    <w:tmpl w:val="21E244FE"/>
+    <w:lvl w:ilvl="0" w:tplc="F18C3630">
+      <w:start w:val="1"/>
+      <w:numFmt w:val="bullet"/>
+      <w:lvlText w:val="•"/>
+      <w:lvlJc w:val="left"/>
+      <w:pPr>
+        <w:ind w:left="720" w:hanging="360"/>
+      </w:pPr>
+    </w:lvl>
+    <w:lvl w:ilvl="1" w:tplc="449CA8E8">
+      <w:start w:val="1"/>
+      <w:numFmt w:val="bullet"/>
+      <w:lvlText w:val="○"/>
+      <w:lvlJc w:val="left"/>
+      <w:pPr>
+        <w:ind w:left="1080" w:hanging="360"/>
+      </w:pPr>
+    </w:lvl>
+    <w:lvl w:ilvl="2" w:tplc="51CA09C8">
+      <w:start w:val="1"/>
+      <w:numFmt w:val="bullet"/>
+      <w:lvlText w:val="▪"/>
+      <w:lvlJc w:val="left"/>
+      <w:pPr>
+        <w:ind w:left="1440" w:hanging="360"/>
+      </w:pPr>
+    </w:lvl>
+    <w:lvl w:ilvl="3" w:tplc="7B3AECAE">
+      <w:start w:val="1"/>
+      <w:numFmt w:val="bullet"/>
+      <w:lvlText w:val="▪"/>
+      <w:lvlJc w:val="left"/>
+      <w:pPr>
+        <w:ind w:left="1800" w:hanging="360"/>
+      </w:pPr>
+    </w:lvl>
+    <w:lvl w:ilvl="4" w:tplc="8138EAD8">
+      <w:start w:val="1"/>
+      <w:numFmt w:val="bullet"/>
+      <w:lvlText w:val="▪"/>
+      <w:lvlJc w:val="left"/>
+      <w:pPr>
+        <w:ind w:left="2160" w:hanging="360"/>
+      </w:pPr>
+    </w:lvl>
+    <w:lvl w:ilvl="5" w:tplc="0838B2BA">
+      <w:start w:val="1"/>
+      <w:numFmt w:val="bullet"/>
+      <w:lvlText w:val="▪"/>
+      <w:lvlJc w:val="left"/>
+      <w:pPr>
+        <w:ind w:left="2520" w:hanging="360"/>
+      </w:pPr>
+    </w:lvl>
+    <w:lvl w:ilvl="6" w:tplc="2712446A">
+      <w:start w:val="1"/>
+      <w:numFmt w:val="bullet"/>
+      <w:lvlText w:val="▪"/>
+      <w:lvlJc w:val="left"/>
+      <w:pPr>
+        <w:ind w:left="2880" w:hanging="360"/>
+      </w:pPr>
+    </w:lvl>
+    <w:lvl w:ilvl="7" w:tplc="FA1003A0">
+      <w:start w:val="1"/>
+      <w:numFmt w:val="bullet"/>
+      <w:lvlText w:val="▪"/>
+      <w:lvlJc w:val="left"/>
+      <w:pPr>
+        <w:ind w:left="3240" w:hanging="360"/>
+      </w:pPr>
+    </w:lvl>
+    <w:lvl w:ilvl="8" w:tplc="830241BA">
+      <w:start w:val="1"/>
+      <w:numFmt w:val="bullet"/>
+      <w:lvlText w:val="▪"/>
+      <w:lvlJc w:val="left"/>
+      <w:pPr>
+        <w:ind w:left="3600" w:hanging="360"/>
+      </w:pPr>
+    </w:lvl>
+  </w:abstractNum>
+  <w:abstractNum w:abstractNumId="4" w15:restartNumberingAfterBreak="0">
+    <w:nsid w:val="5F6B5EB5"/>
+    <w:multiLevelType w:val="hybridMultilevel"/>
+    <w:tmpl w:val="21E254FE"/>
+    <w:lvl w:ilvl="0" w:tplc="DBA4B226">
+      <w:start w:val="1"/>
+      <w:numFmt w:val="bullet"/>
+      <w:lvlText w:val="•"/>
+      <w:lvlJc w:val="left"/>
+      <w:pPr>
+        <w:ind w:left="720" w:hanging="360"/>
+      </w:pPr>
+    </w:lvl>
+    <w:lvl w:ilvl="1" w:tplc="EA3494FE">
+      <w:start w:val="1"/>
+      <w:numFmt w:val="bullet"/>
+      <w:lvlText w:val="○"/>
+      <w:lvlJc w:val="left"/>
+      <w:pPr>
+        <w:ind w:left="1080" w:hanging="360"/>
+      </w:pPr>
+    </w:lvl>
+    <w:lvl w:ilvl="2" w:tplc="3AAAD528">
+      <w:start w:val="1"/>
+      <w:numFmt w:val="bullet"/>
+      <w:lvlText w:val="▪"/>
+      <w:lvlJc w:val="left"/>
+      <w:pPr>
+        <w:ind w:left="1440" w:hanging="360"/>
+      </w:pPr>
+    </w:lvl>
+    <w:lvl w:ilvl="3" w:tplc="1FD81E2C">
+      <w:start w:val="1"/>
+      <w:numFmt w:val="bullet"/>
+      <w:lvlText w:val="▪"/>
+      <w:lvlJc w:val="left"/>
+      <w:pPr>
+        <w:ind w:left="1800" w:hanging="360"/>
+      </w:pPr>
+    </w:lvl>
+    <w:lvl w:ilvl="4" w:tplc="C2C69C4C">
+      <w:start w:val="1"/>
+      <w:numFmt w:val="bullet"/>
+      <w:lvlText w:val="▪"/>
+      <w:lvlJc w:val="left"/>
+      <w:pPr>
+        <w:ind w:left="2160" w:hanging="360"/>
+      </w:pPr>
+    </w:lvl>
+    <w:lvl w:ilvl="5" w:tplc="82C43518">
+      <w:start w:val="1"/>
+      <w:numFmt w:val="bullet"/>
+      <w:lvlText w:val="▪"/>
+      <w:lvlJc w:val="left"/>
+      <w:pPr>
+        <w:ind w:left="2520" w:hanging="360"/>
+      </w:pPr>
+    </w:lvl>
+    <w:lvl w:ilvl="6" w:tplc="565ECFE4">
+      <w:start w:val="1"/>
+      <w:numFmt w:val="bullet"/>
+      <w:lvlText w:val="▪"/>
+      <w:lvlJc w:val="left"/>
+      <w:pPr>
+        <w:ind w:left="2880" w:hanging="360"/>
+      </w:pPr>
+    </w:lvl>
+    <w:lvl w:ilvl="7" w:tplc="F84E6E40">
+      <w:start w:val="1"/>
+      <w:numFmt w:val="bullet"/>
+      <w:lvlText w:val="▪"/>
+      <w:lvlJc w:val="left"/>
+      <w:pPr>
+        <w:ind w:left="3240" w:hanging="360"/>
+      </w:pPr>
+    </w:lvl>
+    <w:lvl w:ilvl="8" w:tplc="23FE19AC">
+      <w:start w:val="1"/>
+      <w:numFmt w:val="bullet"/>
+      <w:lvlText w:val="▪"/>
+      <w:lvlJc w:val="left"/>
+      <w:pPr>
+        <w:ind w:left="3600" w:hanging="360"/>
+      </w:pPr>
+    </w:lvl>
+  </w:abstractNum>
+  <w:abstractNum w:abstractNumId="5" w15:restartNumberingAfterBreak="0">
+    <w:nsid w:val="5F6B5EB6"/>
+    <w:multiLevelType w:val="hybridMultilevel"/>
+    <w:tmpl w:val="21E264FE"/>
+    <w:lvl w:ilvl="0" w:tplc="17BCD5EE">
+      <w:start w:val="1"/>
+      <w:numFmt w:val="bullet"/>
+      <w:lvlText w:val="•"/>
+      <w:lvlJc w:val="left"/>
+      <w:pPr>
+        <w:ind w:left="720" w:hanging="360"/>
+      </w:pPr>
+    </w:lvl>
+    <w:lvl w:ilvl="1" w:tplc="BC90740C">
+      <w:start w:val="1"/>
+      <w:numFmt w:val="bullet"/>
+      <w:lvlText w:val="○"/>
+      <w:lvlJc w:val="left"/>
+      <w:pPr>
+        <w:ind w:left="1080" w:hanging="360"/>
+      </w:pPr>
+    </w:lvl>
+    <w:lvl w:ilvl="2" w:tplc="77EAE034">
+      <w:start w:val="1"/>
+      <w:numFmt w:val="bullet"/>
+      <w:lvlText w:val="▪"/>
+      <w:lvlJc w:val="left"/>
+      <w:pPr>
+        <w:ind w:left="1440" w:hanging="360"/>
+      </w:pPr>
+    </w:lvl>
+    <w:lvl w:ilvl="3" w:tplc="CBECCB42">
+      <w:start w:val="1"/>
+      <w:numFmt w:val="bullet"/>
+      <w:lvlText w:val="▪"/>
+      <w:lvlJc w:val="left"/>
+      <w:pPr>
+        <w:ind w:left="1800" w:hanging="360"/>
+      </w:pPr>
+    </w:lvl>
+    <w:lvl w:ilvl="4" w:tplc="2C02926C">
+      <w:start w:val="1"/>
+      <w:numFmt w:val="bullet"/>
+      <w:lvlText w:val="▪"/>
+      <w:lvlJc w:val="left"/>
+      <w:pPr>
+        <w:ind w:left="2160" w:hanging="360"/>
+      </w:pPr>
+    </w:lvl>
+    <w:lvl w:ilvl="5" w:tplc="D76A919A">
+      <w:start w:val="1"/>
+      <w:numFmt w:val="bullet"/>
+      <w:lvlText w:val="▪"/>
+      <w:lvlJc w:val="left"/>
+      <w:pPr>
+        <w:ind w:left="2520" w:hanging="360"/>
+      </w:pPr>
+    </w:lvl>
+    <w:lvl w:ilvl="6" w:tplc="50540EDE">
+      <w:start w:val="1"/>
+      <w:numFmt w:val="bullet"/>
+      <w:lvlText w:val="▪"/>
+      <w:lvlJc w:val="left"/>
+      <w:pPr>
+        <w:ind w:left="2880" w:hanging="360"/>
+      </w:pPr>
+    </w:lvl>
+    <w:lvl w:ilvl="7" w:tplc="CEBA4AEE">
+      <w:start w:val="1"/>
+      <w:numFmt w:val="bullet"/>
+      <w:lvlText w:val="▪"/>
+      <w:lvlJc w:val="left"/>
+      <w:pPr>
+        <w:ind w:left="3240" w:hanging="360"/>
+      </w:pPr>
+    </w:lvl>
+    <w:lvl w:ilvl="8" w:tplc="078A8C06">
+      <w:start w:val="1"/>
+      <w:numFmt w:val="bullet"/>
+      <w:lvlText w:val="▪"/>
+      <w:lvlJc w:val="left"/>
+      <w:pPr>
+        <w:ind w:left="3600" w:hanging="360"/>
+      </w:pPr>
+    </w:lvl>
+  </w:abstractNum>
+  <w:abstractNum w:abstractNumId="6" w15:restartNumberingAfterBreak="0">
+    <w:nsid w:val="5F6B5EB7"/>
+    <w:multiLevelType w:val="hybridMultilevel"/>
+    <w:tmpl w:val="21E274FE"/>
+    <w:lvl w:ilvl="0" w:tplc="84C4FD74">
+      <w:start w:val="1"/>
+      <w:numFmt w:val="bullet"/>
+      <w:lvlText w:val="•"/>
+      <w:lvlJc w:val="left"/>
+      <w:pPr>
+        <w:ind w:left="720" w:hanging="360"/>
+      </w:pPr>
+    </w:lvl>
+    <w:lvl w:ilvl="1" w:tplc="CFD6F562">
+      <w:start w:val="1"/>
+      <w:numFmt w:val="bullet"/>
+      <w:lvlText w:val="○"/>
+      <w:lvlJc w:val="left"/>
+      <w:pPr>
+        <w:ind w:left="1080" w:hanging="360"/>
+      </w:pPr>
+    </w:lvl>
+    <w:lvl w:ilvl="2" w:tplc="60F41052">
+      <w:start w:val="1"/>
+      <w:numFmt w:val="bullet"/>
+      <w:lvlText w:val="▪"/>
+      <w:lvlJc w:val="left"/>
+      <w:pPr>
+        <w:ind w:left="1440" w:hanging="360"/>
+      </w:pPr>
+    </w:lvl>
+    <w:lvl w:ilvl="3" w:tplc="6228FCC0">
+      <w:start w:val="1"/>
+      <w:numFmt w:val="bullet"/>
+      <w:lvlText w:val="▪"/>
+      <w:lvlJc w:val="left"/>
+      <w:pPr>
+        <w:ind w:left="1800" w:hanging="360"/>
+      </w:pPr>
+    </w:lvl>
+    <w:lvl w:ilvl="4" w:tplc="ED5EB42C">
+      <w:start w:val="1"/>
+      <w:numFmt w:val="bullet"/>
+      <w:lvlText w:val="▪"/>
+      <w:lvlJc w:val="left"/>
+      <w:pPr>
+        <w:ind w:left="2160" w:hanging="360"/>
+      </w:pPr>
+    </w:lvl>
+    <w:lvl w:ilvl="5" w:tplc="88B8638C">
+      <w:start w:val="1"/>
+      <w:numFmt w:val="bullet"/>
+      <w:lvlText w:val="▪"/>
+      <w:lvlJc w:val="left"/>
+      <w:pPr>
+        <w:ind w:left="2520" w:hanging="360"/>
+      </w:pPr>
+    </w:lvl>
+    <w:lvl w:ilvl="6" w:tplc="479A4EEA">
+      <w:start w:val="1"/>
+      <w:numFmt w:val="bullet"/>
+      <w:lvlText w:val="▪"/>
+      <w:lvlJc w:val="left"/>
+      <w:pPr>
+        <w:ind w:left="2880" w:hanging="360"/>
+      </w:pPr>
+    </w:lvl>
+    <w:lvl w:ilvl="7" w:tplc="FF4CC93A">
+      <w:start w:val="1"/>
+      <w:numFmt w:val="bullet"/>
+      <w:lvlText w:val="▪"/>
+      <w:lvlJc w:val="left"/>
+      <w:pPr>
+        <w:ind w:left="3240" w:hanging="360"/>
+      </w:pPr>
+    </w:lvl>
+    <w:lvl w:ilvl="8" w:tplc="43D6C652">
+      <w:start w:val="1"/>
+      <w:numFmt w:val="bullet"/>
+      <w:lvlText w:val="▪"/>
+      <w:lvlJc w:val="left"/>
+      <w:pPr>
+        <w:ind w:left="3600" w:hanging="360"/>
+      </w:pPr>
+    </w:lvl>
+  </w:abstractNum>
+  <w:abstractNum w:abstractNumId="7" w15:restartNumberingAfterBreak="0">
+    <w:nsid w:val="5F6B5EB8"/>
+    <w:multiLevelType w:val="hybridMultilevel"/>
+    <w:tmpl w:val="21E284FE"/>
+    <w:lvl w:ilvl="0" w:tplc="42B6B28A">
+      <w:start w:val="1"/>
+      <w:numFmt w:val="bullet"/>
+      <w:lvlText w:val="•"/>
+      <w:lvlJc w:val="left"/>
+      <w:pPr>
+        <w:ind w:left="720" w:hanging="360"/>
+      </w:pPr>
+    </w:lvl>
+    <w:lvl w:ilvl="1" w:tplc="FE9650C6">
+      <w:start w:val="1"/>
+      <w:numFmt w:val="bullet"/>
+      <w:lvlText w:val="○"/>
+      <w:lvlJc w:val="left"/>
+      <w:pPr>
+        <w:ind w:left="1080" w:hanging="360"/>
+      </w:pPr>
+    </w:lvl>
+    <w:lvl w:ilvl="2" w:tplc="4BD46E38">
+      <w:start w:val="1"/>
+      <w:numFmt w:val="bullet"/>
+      <w:lvlText w:val="▪"/>
+      <w:lvlJc w:val="left"/>
+      <w:pPr>
+        <w:ind w:left="1440" w:hanging="360"/>
+      </w:pPr>
+    </w:lvl>
+    <w:lvl w:ilvl="3" w:tplc="BE8466EA">
+      <w:start w:val="1"/>
+      <w:numFmt w:val="bullet"/>
+      <w:lvlText w:val="▪"/>
+      <w:lvlJc w:val="left"/>
+      <w:pPr>
+        <w:ind w:left="1800" w:hanging="360"/>
+      </w:pPr>
+    </w:lvl>
+    <w:lvl w:ilvl="4" w:tplc="8A649160">
+      <w:start w:val="1"/>
+      <w:numFmt w:val="bullet"/>
+      <w:lvlText w:val="▪"/>
+      <w:lvlJc w:val="left"/>
+      <w:pPr>
+        <w:ind w:left="2160" w:hanging="360"/>
+      </w:pPr>
+    </w:lvl>
+    <w:lvl w:ilvl="5" w:tplc="A252A08C">
+      <w:start w:val="1"/>
+      <w:numFmt w:val="bullet"/>
+      <w:lvlText w:val="▪"/>
+      <w:lvlJc w:val="left"/>
+      <w:pPr>
+        <w:ind w:left="2520" w:hanging="360"/>
+      </w:pPr>
+    </w:lvl>
+    <w:lvl w:ilvl="6" w:tplc="8B2A4F22">
+      <w:start w:val="1"/>
+      <w:numFmt w:val="bullet"/>
+      <w:lvlText w:val="▪"/>
+      <w:lvlJc w:val="left"/>
+      <w:pPr>
+        <w:ind w:left="2880" w:hanging="360"/>
+      </w:pPr>
+    </w:lvl>
+    <w:lvl w:ilvl="7" w:tplc="48766778">
+      <w:start w:val="1"/>
+      <w:numFmt w:val="bullet"/>
+      <w:lvlText w:val="▪"/>
+      <w:lvlJc w:val="left"/>
+      <w:pPr>
+        <w:ind w:left="3240" w:hanging="360"/>
+      </w:pPr>
+    </w:lvl>
+    <w:lvl w:ilvl="8" w:tplc="C37A9D32">
+      <w:start w:val="1"/>
+      <w:numFmt w:val="bullet"/>
+      <w:lvlText w:val="▪"/>
+      <w:lvlJc w:val="left"/>
+      <w:pPr>
+        <w:ind w:left="3600" w:hanging="360"/>
+      </w:pPr>
+    </w:lvl>
+  </w:abstractNum>
+  <w:abstractNum w:abstractNumId="8" w15:restartNumberingAfterBreak="0">
     <w:nsid w:val="5F6B5EB9"/>
     <w:multiLevelType w:val="hybridMultilevel"/>
     <w:tmpl w:val="21E294FE"/>
-    <w:lvl w:ilvl="0">
+    <w:lvl w:ilvl="0" w:tplc="9CC83990">
       <w:start w:val="1"/>
       <w:numFmt w:val="bullet"/>
       <w:lvlText w:val="•"/>
@@ -2289,10 +3190,8 @@
       <w:pPr>
         <w:ind w:left="720" w:hanging="360"/>
       </w:pPr>
-      <w:rPr>
-			</w:rPr>
-    </w:lvl>
-    <w:lvl w:ilvl="1">
+    </w:lvl>
+    <w:lvl w:ilvl="1" w:tplc="A32A29EE">
       <w:start w:val="1"/>
       <w:numFmt w:val="bullet"/>
       <w:lvlText w:val="○"/>
@@ -2300,10 +3199,8 @@
       <w:pPr>
         <w:ind w:left="1080" w:hanging="360"/>
       </w:pPr>
-      <w:rPr>
-			</w:rPr>
-    </w:lvl>
-    <w:lvl w:ilvl="2">
+    </w:lvl>
+    <w:lvl w:ilvl="2" w:tplc="F7B0A2D6">
       <w:start w:val="1"/>
       <w:numFmt w:val="bullet"/>
       <w:lvlText w:val="▪"/>
@@ -2311,10 +3208,8 @@
       <w:pPr>
         <w:ind w:left="1440" w:hanging="360"/>
       </w:pPr>
-      <w:rPr>
-			</w:rPr>
-    </w:lvl>
-    <w:lvl w:ilvl="3">
+    </w:lvl>
+    <w:lvl w:ilvl="3" w:tplc="848ED902">
       <w:start w:val="1"/>
       <w:numFmt w:val="bullet"/>
       <w:lvlText w:val="▪"/>
@@ -2322,10 +3217,8 @@
       <w:pPr>
         <w:ind w:left="1800" w:hanging="360"/>
       </w:pPr>
-      <w:rPr>
-			</w:rPr>
-    </w:lvl>
-    <w:lvl w:ilvl="4">
+    </w:lvl>
+    <w:lvl w:ilvl="4" w:tplc="BE72CF6C">
       <w:start w:val="1"/>
       <w:numFmt w:val="bullet"/>
       <w:lvlText w:val="▪"/>
@@ -2333,10 +3226,8 @@
       <w:pPr>
         <w:ind w:left="2160" w:hanging="360"/>
       </w:pPr>
-      <w:rPr>
-			</w:rPr>
-    </w:lvl>
-    <w:lvl w:ilvl="5">
+    </w:lvl>
+    <w:lvl w:ilvl="5" w:tplc="11B84206">
       <w:start w:val="1"/>
       <w:numFmt w:val="bullet"/>
       <w:lvlText w:val="▪"/>
@@ -2344,10 +3235,8 @@
       <w:pPr>
         <w:ind w:left="2520" w:hanging="360"/>
       </w:pPr>
-      <w:rPr>
-			</w:rPr>
-    </w:lvl>
-    <w:lvl w:ilvl="6">
+    </w:lvl>
+    <w:lvl w:ilvl="6" w:tplc="62027658">
       <w:start w:val="1"/>
       <w:numFmt w:val="bullet"/>
       <w:lvlText w:val="▪"/>
@@ -2355,10 +3244,8 @@
       <w:pPr>
         <w:ind w:left="2880" w:hanging="360"/>
       </w:pPr>
-      <w:rPr>
-			</w:rPr>
-    </w:lvl>
-    <w:lvl w:ilvl="7">
+    </w:lvl>
+    <w:lvl w:ilvl="7" w:tplc="9C68BE8E">
       <w:start w:val="1"/>
       <w:numFmt w:val="bullet"/>
       <w:lvlText w:val="▪"/>
@@ -2366,10 +3253,8 @@
       <w:pPr>
         <w:ind w:left="3240" w:hanging="360"/>
       </w:pPr>
-      <w:rPr>
-			</w:rPr>
-    </w:lvl>
-    <w:lvl w:ilvl="8">
+    </w:lvl>
+    <w:lvl w:ilvl="8" w:tplc="FC0CDF22">
       <w:start w:val="1"/>
       <w:numFmt w:val="bullet"/>
       <w:lvlText w:val="▪"/>
@@ -2377,874 +3262,40 @@
       <w:pPr>
         <w:ind w:left="3600" w:hanging="360"/>
       </w:pPr>
-      <w:rPr>
-			</w:rPr>
     </w:lvl>
   </w:abstractNum>
-  <w:abstractNum xmlns:w="http://schemas.openxmlformats.org/wordprocessingml/2006/main" xmlns:w15="http://schemas.microsoft.com/office/word/2012/wordml" w:abstractNumId="8">
-    <w:nsid w:val="5F6B5EB8"/>
-    <w:multiLevelType w:val="hybridMultilevel"/>
-    <w:tmpl w:val="21E284FE"/>
-    <w:lvl w:ilvl="0">
-      <w:start w:val="1"/>
-      <w:numFmt w:val="bullet"/>
-      <w:lvlText w:val="•"/>
-      <w:lvlJc w:val="left"/>
-      <w:pPr>
-        <w:ind w:left="720" w:hanging="360"/>
-      </w:pPr>
-      <w:rPr>
-			</w:rPr>
-    </w:lvl>
-    <w:lvl w:ilvl="1">
-      <w:start w:val="1"/>
-      <w:numFmt w:val="bullet"/>
-      <w:lvlText w:val="○"/>
-      <w:lvlJc w:val="left"/>
-      <w:pPr>
-        <w:ind w:left="1080" w:hanging="360"/>
-      </w:pPr>
-      <w:rPr>
-			</w:rPr>
-    </w:lvl>
-    <w:lvl w:ilvl="2">
-      <w:start w:val="1"/>
-      <w:numFmt w:val="bullet"/>
-      <w:lvlText w:val="▪"/>
-      <w:lvlJc w:val="left"/>
-      <w:pPr>
-        <w:ind w:left="1440" w:hanging="360"/>
-      </w:pPr>
-      <w:rPr>
-			</w:rPr>
-    </w:lvl>
-    <w:lvl w:ilvl="3">
-      <w:start w:val="1"/>
-      <w:numFmt w:val="bullet"/>
-      <w:lvlText w:val="▪"/>
-      <w:lvlJc w:val="left"/>
-      <w:pPr>
-        <w:ind w:left="1800" w:hanging="360"/>
-      </w:pPr>
-      <w:rPr>
-			</w:rPr>
-    </w:lvl>
-    <w:lvl w:ilvl="4">
-      <w:start w:val="1"/>
-      <w:numFmt w:val="bullet"/>
-      <w:lvlText w:val="▪"/>
-      <w:lvlJc w:val="left"/>
-      <w:pPr>
-        <w:ind w:left="2160" w:hanging="360"/>
-      </w:pPr>
-      <w:rPr>
-			</w:rPr>
-    </w:lvl>
-    <w:lvl w:ilvl="5">
-      <w:start w:val="1"/>
-      <w:numFmt w:val="bullet"/>
-      <w:lvlText w:val="▪"/>
-      <w:lvlJc w:val="left"/>
-      <w:pPr>
-        <w:ind w:left="2520" w:hanging="360"/>
-      </w:pPr>
-      <w:rPr>
-			</w:rPr>
-    </w:lvl>
-    <w:lvl w:ilvl="6">
-      <w:start w:val="1"/>
-      <w:numFmt w:val="bullet"/>
-      <w:lvlText w:val="▪"/>
-      <w:lvlJc w:val="left"/>
-      <w:pPr>
-        <w:ind w:left="2880" w:hanging="360"/>
-      </w:pPr>
-      <w:rPr>
-			</w:rPr>
-    </w:lvl>
-    <w:lvl w:ilvl="7">
-      <w:start w:val="1"/>
-      <w:numFmt w:val="bullet"/>
-      <w:lvlText w:val="▪"/>
-      <w:lvlJc w:val="left"/>
-      <w:pPr>
-        <w:ind w:left="3240" w:hanging="360"/>
-      </w:pPr>
-      <w:rPr>
-			</w:rPr>
-    </w:lvl>
-    <w:lvl w:ilvl="8">
-      <w:start w:val="1"/>
-      <w:numFmt w:val="bullet"/>
-      <w:lvlText w:val="▪"/>
-      <w:lvlJc w:val="left"/>
-      <w:pPr>
-        <w:ind w:left="3600" w:hanging="360"/>
-      </w:pPr>
-      <w:rPr>
-			</w:rPr>
-    </w:lvl>
-  </w:abstractNum>
-  <w:abstractNum xmlns:w="http://schemas.openxmlformats.org/wordprocessingml/2006/main" xmlns:w15="http://schemas.microsoft.com/office/word/2012/wordml" w:abstractNumId="7">
-    <w:nsid w:val="5F6B5EB7"/>
-    <w:multiLevelType w:val="hybridMultilevel"/>
-    <w:tmpl w:val="21E274FE"/>
-    <w:lvl w:ilvl="0">
-      <w:start w:val="1"/>
-      <w:numFmt w:val="bullet"/>
-      <w:lvlText w:val="•"/>
-      <w:lvlJc w:val="left"/>
-      <w:pPr>
-        <w:ind w:left="720" w:hanging="360"/>
-      </w:pPr>
-      <w:rPr>
-			</w:rPr>
-    </w:lvl>
-    <w:lvl w:ilvl="1">
-      <w:start w:val="1"/>
-      <w:numFmt w:val="bullet"/>
-      <w:lvlText w:val="○"/>
-      <w:lvlJc w:val="left"/>
-      <w:pPr>
-        <w:ind w:left="1080" w:hanging="360"/>
-      </w:pPr>
-      <w:rPr>
-			</w:rPr>
-    </w:lvl>
-    <w:lvl w:ilvl="2">
-      <w:start w:val="1"/>
-      <w:numFmt w:val="bullet"/>
-      <w:lvlText w:val="▪"/>
-      <w:lvlJc w:val="left"/>
-      <w:pPr>
-        <w:ind w:left="1440" w:hanging="360"/>
-      </w:pPr>
-      <w:rPr>
-			</w:rPr>
-    </w:lvl>
-    <w:lvl w:ilvl="3">
-      <w:start w:val="1"/>
-      <w:numFmt w:val="bullet"/>
-      <w:lvlText w:val="▪"/>
-      <w:lvlJc w:val="left"/>
-      <w:pPr>
-        <w:ind w:left="1800" w:hanging="360"/>
-      </w:pPr>
-      <w:rPr>
-			</w:rPr>
-    </w:lvl>
-    <w:lvl w:ilvl="4">
-      <w:start w:val="1"/>
-      <w:numFmt w:val="bullet"/>
-      <w:lvlText w:val="▪"/>
-      <w:lvlJc w:val="left"/>
-      <w:pPr>
-        <w:ind w:left="2160" w:hanging="360"/>
-      </w:pPr>
-      <w:rPr>
-			</w:rPr>
-    </w:lvl>
-    <w:lvl w:ilvl="5">
-      <w:start w:val="1"/>
-      <w:numFmt w:val="bullet"/>
-      <w:lvlText w:val="▪"/>
-      <w:lvlJc w:val="left"/>
-      <w:pPr>
-        <w:ind w:left="2520" w:hanging="360"/>
-      </w:pPr>
-      <w:rPr>
-			</w:rPr>
-    </w:lvl>
-    <w:lvl w:ilvl="6">
-      <w:start w:val="1"/>
-      <w:numFmt w:val="bullet"/>
-      <w:lvlText w:val="▪"/>
-      <w:lvlJc w:val="left"/>
-      <w:pPr>
-        <w:ind w:left="2880" w:hanging="360"/>
-      </w:pPr>
-      <w:rPr>
-			</w:rPr>
-    </w:lvl>
-    <w:lvl w:ilvl="7">
-      <w:start w:val="1"/>
-      <w:numFmt w:val="bullet"/>
-      <w:lvlText w:val="▪"/>
-      <w:lvlJc w:val="left"/>
-      <w:pPr>
-        <w:ind w:left="3240" w:hanging="360"/>
-      </w:pPr>
-      <w:rPr>
-			</w:rPr>
-    </w:lvl>
-    <w:lvl w:ilvl="8">
-      <w:start w:val="1"/>
-      <w:numFmt w:val="bullet"/>
-      <w:lvlText w:val="▪"/>
-      <w:lvlJc w:val="left"/>
-      <w:pPr>
-        <w:ind w:left="3600" w:hanging="360"/>
-      </w:pPr>
-      <w:rPr>
-			</w:rPr>
-    </w:lvl>
-  </w:abstractNum>
-  <w:abstractNum xmlns:w="http://schemas.openxmlformats.org/wordprocessingml/2006/main" xmlns:w15="http://schemas.microsoft.com/office/word/2012/wordml" w:abstractNumId="6">
-    <w:nsid w:val="5F6B5EB6"/>
-    <w:multiLevelType w:val="hybridMultilevel"/>
-    <w:tmpl w:val="21E264FE"/>
-    <w:lvl w:ilvl="0">
-      <w:start w:val="1"/>
-      <w:numFmt w:val="bullet"/>
-      <w:lvlText w:val="•"/>
-      <w:lvlJc w:val="left"/>
-      <w:pPr>
-        <w:ind w:left="720" w:hanging="360"/>
-      </w:pPr>
-      <w:rPr>
-			</w:rPr>
-    </w:lvl>
-    <w:lvl w:ilvl="1">
-      <w:start w:val="1"/>
-      <w:numFmt w:val="bullet"/>
-      <w:lvlText w:val="○"/>
-      <w:lvlJc w:val="left"/>
-      <w:pPr>
-        <w:ind w:left="1080" w:hanging="360"/>
-      </w:pPr>
-      <w:rPr>
-			</w:rPr>
-    </w:lvl>
-    <w:lvl w:ilvl="2">
-      <w:start w:val="1"/>
-      <w:numFmt w:val="bullet"/>
-      <w:lvlText w:val="▪"/>
-      <w:lvlJc w:val="left"/>
-      <w:pPr>
-        <w:ind w:left="1440" w:hanging="360"/>
-      </w:pPr>
-      <w:rPr>
-			</w:rPr>
-    </w:lvl>
-    <w:lvl w:ilvl="3">
-      <w:start w:val="1"/>
-      <w:numFmt w:val="bullet"/>
-      <w:lvlText w:val="▪"/>
-      <w:lvlJc w:val="left"/>
-      <w:pPr>
-        <w:ind w:left="1800" w:hanging="360"/>
-      </w:pPr>
-      <w:rPr>
-			</w:rPr>
-    </w:lvl>
-    <w:lvl w:ilvl="4">
-      <w:start w:val="1"/>
-      <w:numFmt w:val="bullet"/>
-      <w:lvlText w:val="▪"/>
-      <w:lvlJc w:val="left"/>
-      <w:pPr>
-        <w:ind w:left="2160" w:hanging="360"/>
-      </w:pPr>
-      <w:rPr>
-			</w:rPr>
-    </w:lvl>
-    <w:lvl w:ilvl="5">
-      <w:start w:val="1"/>
-      <w:numFmt w:val="bullet"/>
-      <w:lvlText w:val="▪"/>
-      <w:lvlJc w:val="left"/>
-      <w:pPr>
-        <w:ind w:left="2520" w:hanging="360"/>
-      </w:pPr>
-      <w:rPr>
-			</w:rPr>
-    </w:lvl>
-    <w:lvl w:ilvl="6">
-      <w:start w:val="1"/>
-      <w:numFmt w:val="bullet"/>
-      <w:lvlText w:val="▪"/>
-      <w:lvlJc w:val="left"/>
-      <w:pPr>
-        <w:ind w:left="2880" w:hanging="360"/>
-      </w:pPr>
-      <w:rPr>
-			</w:rPr>
-    </w:lvl>
-    <w:lvl w:ilvl="7">
-      <w:start w:val="1"/>
-      <w:numFmt w:val="bullet"/>
-      <w:lvlText w:val="▪"/>
-      <w:lvlJc w:val="left"/>
-      <w:pPr>
-        <w:ind w:left="3240" w:hanging="360"/>
-      </w:pPr>
-      <w:rPr>
-			</w:rPr>
-    </w:lvl>
-    <w:lvl w:ilvl="8">
-      <w:start w:val="1"/>
-      <w:numFmt w:val="bullet"/>
-      <w:lvlText w:val="▪"/>
-      <w:lvlJc w:val="left"/>
-      <w:pPr>
-        <w:ind w:left="3600" w:hanging="360"/>
-      </w:pPr>
-      <w:rPr>
-			</w:rPr>
-    </w:lvl>
-  </w:abstractNum>
-  <w:abstractNum xmlns:w="http://schemas.openxmlformats.org/wordprocessingml/2006/main" xmlns:w15="http://schemas.microsoft.com/office/word/2012/wordml" w:abstractNumId="5">
-    <w:nsid w:val="5F6B5EB5"/>
-    <w:multiLevelType w:val="hybridMultilevel"/>
-    <w:tmpl w:val="21E254FE"/>
-    <w:lvl w:ilvl="0">
-      <w:start w:val="1"/>
-      <w:numFmt w:val="bullet"/>
-      <w:lvlText w:val="•"/>
-      <w:lvlJc w:val="left"/>
-      <w:pPr>
-        <w:ind w:left="720" w:hanging="360"/>
-      </w:pPr>
-      <w:rPr>
-			</w:rPr>
-    </w:lvl>
-    <w:lvl w:ilvl="1">
-      <w:start w:val="1"/>
-      <w:numFmt w:val="bullet"/>
-      <w:lvlText w:val="○"/>
-      <w:lvlJc w:val="left"/>
-      <w:pPr>
-        <w:ind w:left="1080" w:hanging="360"/>
-      </w:pPr>
-      <w:rPr>
-			</w:rPr>
-    </w:lvl>
-    <w:lvl w:ilvl="2">
-      <w:start w:val="1"/>
-      <w:numFmt w:val="bullet"/>
-      <w:lvlText w:val="▪"/>
-      <w:lvlJc w:val="left"/>
-      <w:pPr>
-        <w:ind w:left="1440" w:hanging="360"/>
-      </w:pPr>
-      <w:rPr>
-			</w:rPr>
-    </w:lvl>
-    <w:lvl w:ilvl="3">
-      <w:start w:val="1"/>
-      <w:numFmt w:val="bullet"/>
-      <w:lvlText w:val="▪"/>
-      <w:lvlJc w:val="left"/>
-      <w:pPr>
-        <w:ind w:left="1800" w:hanging="360"/>
-      </w:pPr>
-      <w:rPr>
-			</w:rPr>
-    </w:lvl>
-    <w:lvl w:ilvl="4">
-      <w:start w:val="1"/>
-      <w:numFmt w:val="bullet"/>
-      <w:lvlText w:val="▪"/>
-      <w:lvlJc w:val="left"/>
-      <w:pPr>
-        <w:ind w:left="2160" w:hanging="360"/>
-      </w:pPr>
-      <w:rPr>
-			</w:rPr>
-    </w:lvl>
-    <w:lvl w:ilvl="5">
-      <w:start w:val="1"/>
-      <w:numFmt w:val="bullet"/>
-      <w:lvlText w:val="▪"/>
-      <w:lvlJc w:val="left"/>
-      <w:pPr>
-        <w:ind w:left="2520" w:hanging="360"/>
-      </w:pPr>
-      <w:rPr>
-			</w:rPr>
-    </w:lvl>
-    <w:lvl w:ilvl="6">
-      <w:start w:val="1"/>
-      <w:numFmt w:val="bullet"/>
-      <w:lvlText w:val="▪"/>
-      <w:lvlJc w:val="left"/>
-      <w:pPr>
-        <w:ind w:left="2880" w:hanging="360"/>
-      </w:pPr>
-      <w:rPr>
-			</w:rPr>
-    </w:lvl>
-    <w:lvl w:ilvl="7">
-      <w:start w:val="1"/>
-      <w:numFmt w:val="bullet"/>
-      <w:lvlText w:val="▪"/>
-      <w:lvlJc w:val="left"/>
-      <w:pPr>
-        <w:ind w:left="3240" w:hanging="360"/>
-      </w:pPr>
-      <w:rPr>
-			</w:rPr>
-    </w:lvl>
-    <w:lvl w:ilvl="8">
-      <w:start w:val="1"/>
-      <w:numFmt w:val="bullet"/>
-      <w:lvlText w:val="▪"/>
-      <w:lvlJc w:val="left"/>
-      <w:pPr>
-        <w:ind w:left="3600" w:hanging="360"/>
-      </w:pPr>
-      <w:rPr>
-			</w:rPr>
-    </w:lvl>
-  </w:abstractNum>
-  <w:abstractNum xmlns:w="http://schemas.openxmlformats.org/wordprocessingml/2006/main" xmlns:w15="http://schemas.microsoft.com/office/word/2012/wordml" w:abstractNumId="4">
-    <w:nsid w:val="5F6B5EB4"/>
-    <w:multiLevelType w:val="hybridMultilevel"/>
-    <w:tmpl w:val="21E244FE"/>
-    <w:lvl w:ilvl="0">
-      <w:start w:val="1"/>
-      <w:numFmt w:val="bullet"/>
-      <w:lvlText w:val="•"/>
-      <w:lvlJc w:val="left"/>
-      <w:pPr>
-        <w:ind w:left="720" w:hanging="360"/>
-      </w:pPr>
-      <w:rPr>
-			</w:rPr>
-    </w:lvl>
-    <w:lvl w:ilvl="1">
-      <w:start w:val="1"/>
-      <w:numFmt w:val="bullet"/>
-      <w:lvlText w:val="○"/>
-      <w:lvlJc w:val="left"/>
-      <w:pPr>
-        <w:ind w:left="1080" w:hanging="360"/>
-      </w:pPr>
-      <w:rPr>
-			</w:rPr>
-    </w:lvl>
-    <w:lvl w:ilvl="2">
-      <w:start w:val="1"/>
-      <w:numFmt w:val="bullet"/>
-      <w:lvlText w:val="▪"/>
-      <w:lvlJc w:val="left"/>
-      <w:pPr>
-        <w:ind w:left="1440" w:hanging="360"/>
-      </w:pPr>
-      <w:rPr>
-			</w:rPr>
-    </w:lvl>
-    <w:lvl w:ilvl="3">
-      <w:start w:val="1"/>
-      <w:numFmt w:val="bullet"/>
-      <w:lvlText w:val="▪"/>
-      <w:lvlJc w:val="left"/>
-      <w:pPr>
-        <w:ind w:left="1800" w:hanging="360"/>
-      </w:pPr>
-      <w:rPr>
-			</w:rPr>
-    </w:lvl>
-    <w:lvl w:ilvl="4">
-      <w:start w:val="1"/>
-      <w:numFmt w:val="bullet"/>
-      <w:lvlText w:val="▪"/>
-      <w:lvlJc w:val="left"/>
-      <w:pPr>
-        <w:ind w:left="2160" w:hanging="360"/>
-      </w:pPr>
-      <w:rPr>
-			</w:rPr>
-    </w:lvl>
-    <w:lvl w:ilvl="5">
-      <w:start w:val="1"/>
-      <w:numFmt w:val="bullet"/>
-      <w:lvlText w:val="▪"/>
-      <w:lvlJc w:val="left"/>
-      <w:pPr>
-        <w:ind w:left="2520" w:hanging="360"/>
-      </w:pPr>
-      <w:rPr>
-			</w:rPr>
-    </w:lvl>
-    <w:lvl w:ilvl="6">
-      <w:start w:val="1"/>
-      <w:numFmt w:val="bullet"/>
-      <w:lvlText w:val="▪"/>
-      <w:lvlJc w:val="left"/>
-      <w:pPr>
-        <w:ind w:left="2880" w:hanging="360"/>
-      </w:pPr>
-      <w:rPr>
-			</w:rPr>
-    </w:lvl>
-    <w:lvl w:ilvl="7">
-      <w:start w:val="1"/>
-      <w:numFmt w:val="bullet"/>
-      <w:lvlText w:val="▪"/>
-      <w:lvlJc w:val="left"/>
-      <w:pPr>
-        <w:ind w:left="3240" w:hanging="360"/>
-      </w:pPr>
-      <w:rPr>
-			</w:rPr>
-    </w:lvl>
-    <w:lvl w:ilvl="8">
-      <w:start w:val="1"/>
-      <w:numFmt w:val="bullet"/>
-      <w:lvlText w:val="▪"/>
-      <w:lvlJc w:val="left"/>
-      <w:pPr>
-        <w:ind w:left="3600" w:hanging="360"/>
-      </w:pPr>
-      <w:rPr>
-			</w:rPr>
-    </w:lvl>
-  </w:abstractNum>
-  <w:abstractNum xmlns:w="http://schemas.openxmlformats.org/wordprocessingml/2006/main" xmlns:w15="http://schemas.microsoft.com/office/word/2012/wordml" w:abstractNumId="3">
-    <w:nsid w:val="5F6B5EB3"/>
-    <w:multiLevelType w:val="hybridMultilevel"/>
-    <w:tmpl w:val="21E234FE"/>
-    <w:lvl w:ilvl="0">
-      <w:start w:val="1"/>
-      <w:numFmt w:val="bullet"/>
-      <w:lvlText w:val="•"/>
-      <w:lvlJc w:val="left"/>
-      <w:pPr>
-        <w:ind w:left="720" w:hanging="360"/>
-      </w:pPr>
-      <w:rPr>
-			</w:rPr>
-    </w:lvl>
-    <w:lvl w:ilvl="1">
-      <w:start w:val="1"/>
-      <w:numFmt w:val="bullet"/>
-      <w:lvlText w:val="○"/>
-      <w:lvlJc w:val="left"/>
-      <w:pPr>
-        <w:ind w:left="1080" w:hanging="360"/>
-      </w:pPr>
-      <w:rPr>
-			</w:rPr>
-    </w:lvl>
-    <w:lvl w:ilvl="2">
-      <w:start w:val="1"/>
-      <w:numFmt w:val="bullet"/>
-      <w:lvlText w:val="▪"/>
-      <w:lvlJc w:val="left"/>
-      <w:pPr>
-        <w:ind w:left="1440" w:hanging="360"/>
-      </w:pPr>
-      <w:rPr>
-			</w:rPr>
-    </w:lvl>
-    <w:lvl w:ilvl="3">
-      <w:start w:val="1"/>
-      <w:numFmt w:val="bullet"/>
-      <w:lvlText w:val="▪"/>
-      <w:lvlJc w:val="left"/>
-      <w:pPr>
-        <w:ind w:left="1800" w:hanging="360"/>
-      </w:pPr>
-      <w:rPr>
-			</w:rPr>
-    </w:lvl>
-    <w:lvl w:ilvl="4">
-      <w:start w:val="1"/>
-      <w:numFmt w:val="bullet"/>
-      <w:lvlText w:val="▪"/>
-      <w:lvlJc w:val="left"/>
-      <w:pPr>
-        <w:ind w:left="2160" w:hanging="360"/>
-      </w:pPr>
-      <w:rPr>
-			</w:rPr>
-    </w:lvl>
-    <w:lvl w:ilvl="5">
-      <w:start w:val="1"/>
-      <w:numFmt w:val="bullet"/>
-      <w:lvlText w:val="▪"/>
-      <w:lvlJc w:val="left"/>
-      <w:pPr>
-        <w:ind w:left="2520" w:hanging="360"/>
-      </w:pPr>
-      <w:rPr>
-			</w:rPr>
-    </w:lvl>
-    <w:lvl w:ilvl="6">
-      <w:start w:val="1"/>
-      <w:numFmt w:val="bullet"/>
-      <w:lvlText w:val="▪"/>
-      <w:lvlJc w:val="left"/>
-      <w:pPr>
-        <w:ind w:left="2880" w:hanging="360"/>
-      </w:pPr>
-      <w:rPr>
-			</w:rPr>
-    </w:lvl>
-    <w:lvl w:ilvl="7">
-      <w:start w:val="1"/>
-      <w:numFmt w:val="bullet"/>
-      <w:lvlText w:val="▪"/>
-      <w:lvlJc w:val="left"/>
-      <w:pPr>
-        <w:ind w:left="3240" w:hanging="360"/>
-      </w:pPr>
-      <w:rPr>
-			</w:rPr>
-    </w:lvl>
-    <w:lvl w:ilvl="8">
-      <w:start w:val="1"/>
-      <w:numFmt w:val="bullet"/>
-      <w:lvlText w:val="▪"/>
-      <w:lvlJc w:val="left"/>
-      <w:pPr>
-        <w:ind w:left="3600" w:hanging="360"/>
-      </w:pPr>
-      <w:rPr>
-			</w:rPr>
-    </w:lvl>
-  </w:abstractNum>
-  <w:abstractNum xmlns:w="http://schemas.openxmlformats.org/wordprocessingml/2006/main" xmlns:w15="http://schemas.microsoft.com/office/word/2012/wordml" w:abstractNumId="2">
-    <w:nsid w:val="5F6B5EB2"/>
-    <w:multiLevelType w:val="hybridMultilevel"/>
-    <w:tmpl w:val="21E224FE"/>
-    <w:lvl w:ilvl="0">
-      <w:start w:val="1"/>
-      <w:numFmt w:val="bullet"/>
-      <w:lvlText w:val="•"/>
-      <w:lvlJc w:val="left"/>
-      <w:pPr>
-        <w:ind w:left="720" w:hanging="360"/>
-      </w:pPr>
-      <w:rPr>
-			</w:rPr>
-    </w:lvl>
-    <w:lvl w:ilvl="1">
-      <w:start w:val="1"/>
-      <w:numFmt w:val="bullet"/>
-      <w:lvlText w:val="○"/>
-      <w:lvlJc w:val="left"/>
-      <w:pPr>
-        <w:ind w:left="1080" w:hanging="360"/>
-      </w:pPr>
-      <w:rPr>
-			</w:rPr>
-    </w:lvl>
-    <w:lvl w:ilvl="2">
-      <w:start w:val="1"/>
-      <w:numFmt w:val="bullet"/>
-      <w:lvlText w:val="▪"/>
-      <w:lvlJc w:val="left"/>
-      <w:pPr>
-        <w:ind w:left="1440" w:hanging="360"/>
-      </w:pPr>
-      <w:rPr>
-			</w:rPr>
-    </w:lvl>
-    <w:lvl w:ilvl="3">
-      <w:start w:val="1"/>
-      <w:numFmt w:val="bullet"/>
-      <w:lvlText w:val="▪"/>
-      <w:lvlJc w:val="left"/>
-      <w:pPr>
-        <w:ind w:left="1800" w:hanging="360"/>
-      </w:pPr>
-      <w:rPr>
-			</w:rPr>
-    </w:lvl>
-    <w:lvl w:ilvl="4">
-      <w:start w:val="1"/>
-      <w:numFmt w:val="bullet"/>
-      <w:lvlText w:val="▪"/>
-      <w:lvlJc w:val="left"/>
-      <w:pPr>
-        <w:ind w:left="2160" w:hanging="360"/>
-      </w:pPr>
-      <w:rPr>
-			</w:rPr>
-    </w:lvl>
-    <w:lvl w:ilvl="5">
-      <w:start w:val="1"/>
-      <w:numFmt w:val="bullet"/>
-      <w:lvlText w:val="▪"/>
-      <w:lvlJc w:val="left"/>
-      <w:pPr>
-        <w:ind w:left="2520" w:hanging="360"/>
-      </w:pPr>
-      <w:rPr>
-			</w:rPr>
-    </w:lvl>
-    <w:lvl w:ilvl="6">
-      <w:start w:val="1"/>
-      <w:numFmt w:val="bullet"/>
-      <w:lvlText w:val="▪"/>
-      <w:lvlJc w:val="left"/>
-      <w:pPr>
-        <w:ind w:left="2880" w:hanging="360"/>
-      </w:pPr>
-      <w:rPr>
-			</w:rPr>
-    </w:lvl>
-    <w:lvl w:ilvl="7">
-      <w:start w:val="1"/>
-      <w:numFmt w:val="bullet"/>
-      <w:lvlText w:val="▪"/>
-      <w:lvlJc w:val="left"/>
-      <w:pPr>
-        <w:ind w:left="3240" w:hanging="360"/>
-      </w:pPr>
-      <w:rPr>
-			</w:rPr>
-    </w:lvl>
-    <w:lvl w:ilvl="8">
-      <w:start w:val="1"/>
-      <w:numFmt w:val="bullet"/>
-      <w:lvlText w:val="▪"/>
-      <w:lvlJc w:val="left"/>
-      <w:pPr>
-        <w:ind w:left="3600" w:hanging="360"/>
-      </w:pPr>
-      <w:rPr>
-			</w:rPr>
-    </w:lvl>
-  </w:abstractNum>
-  <w:abstractNum xmlns:w="http://schemas.openxmlformats.org/wordprocessingml/2006/main" xmlns:w15="http://schemas.microsoft.com/office/word/2012/wordml" w:abstractNumId="1">
-    <w:nsid w:val="5F6B5EB1"/>
-    <w:multiLevelType w:val="hybridMultilevel"/>
-    <w:tmpl w:val="21E214FE"/>
-    <w:lvl w:ilvl="0">
-      <w:start w:val="1"/>
-      <w:numFmt w:val="bullet"/>
-      <w:lvlText w:val="•"/>
-      <w:lvlJc w:val="left"/>
-      <w:pPr>
-        <w:ind w:left="720" w:hanging="360"/>
-      </w:pPr>
-      <w:rPr>
-			</w:rPr>
-    </w:lvl>
-    <w:lvl w:ilvl="1">
-      <w:start w:val="1"/>
-      <w:numFmt w:val="bullet"/>
-      <w:lvlText w:val="○"/>
-      <w:lvlJc w:val="left"/>
-      <w:pPr>
-        <w:ind w:left="1080" w:hanging="360"/>
-      </w:pPr>
-      <w:rPr>
-			</w:rPr>
-    </w:lvl>
-    <w:lvl w:ilvl="2">
-      <w:start w:val="1"/>
-      <w:numFmt w:val="bullet"/>
-      <w:lvlText w:val="▪"/>
-      <w:lvlJc w:val="left"/>
-      <w:pPr>
-        <w:ind w:left="1440" w:hanging="360"/>
-      </w:pPr>
-      <w:rPr>
-			</w:rPr>
-    </w:lvl>
-    <w:lvl w:ilvl="3">
-      <w:start w:val="1"/>
-      <w:numFmt w:val="bullet"/>
-      <w:lvlText w:val="▪"/>
-      <w:lvlJc w:val="left"/>
-      <w:pPr>
-        <w:ind w:left="1800" w:hanging="360"/>
-      </w:pPr>
-      <w:rPr>
-			</w:rPr>
-    </w:lvl>
-    <w:lvl w:ilvl="4">
-      <w:start w:val="1"/>
-      <w:numFmt w:val="bullet"/>
-      <w:lvlText w:val="▪"/>
-      <w:lvlJc w:val="left"/>
-      <w:pPr>
-        <w:ind w:left="2160" w:hanging="360"/>
-      </w:pPr>
-      <w:rPr>
-			</w:rPr>
-    </w:lvl>
-    <w:lvl w:ilvl="5">
-      <w:start w:val="1"/>
-      <w:numFmt w:val="bullet"/>
-      <w:lvlText w:val="▪"/>
-      <w:lvlJc w:val="left"/>
-      <w:pPr>
-        <w:ind w:left="2520" w:hanging="360"/>
-      </w:pPr>
-      <w:rPr>
-			</w:rPr>
-    </w:lvl>
-    <w:lvl w:ilvl="6">
-      <w:start w:val="1"/>
-      <w:numFmt w:val="bullet"/>
-      <w:lvlText w:val="▪"/>
-      <w:lvlJc w:val="left"/>
-      <w:pPr>
-        <w:ind w:left="2880" w:hanging="360"/>
-      </w:pPr>
-      <w:rPr>
-			</w:rPr>
-    </w:lvl>
-    <w:lvl w:ilvl="7">
-      <w:start w:val="1"/>
-      <w:numFmt w:val="bullet"/>
-      <w:lvlText w:val="▪"/>
-      <w:lvlJc w:val="left"/>
-      <w:pPr>
-        <w:ind w:left="3240" w:hanging="360"/>
-      </w:pPr>
-      <w:rPr>
-			</w:rPr>
-    </w:lvl>
-    <w:lvl w:ilvl="8">
-      <w:start w:val="1"/>
-      <w:numFmt w:val="bullet"/>
-      <w:lvlText w:val="▪"/>
-      <w:lvlJc w:val="left"/>
-      <w:pPr>
-        <w:ind w:left="3600" w:hanging="360"/>
-      </w:pPr>
-      <w:rPr>
-			</w:rPr>
-    </w:lvl>
-  </w:abstractNum>
-  <w:num xmlns:w="http://schemas.openxmlformats.org/wordprocessingml/2006/main" w:numId="1">
+  <w:num w:numId="1" w16cid:durableId="2013951034">
+    <w:abstractNumId w:val="0"/>
+  </w:num>
+  <w:num w:numId="2" w16cid:durableId="892235242">
     <w:abstractNumId w:val="1"/>
   </w:num>
-  <w:num xmlns:w="http://schemas.openxmlformats.org/wordprocessingml/2006/main" w:numId="2">
+  <w:num w:numId="3" w16cid:durableId="2060933496">
     <w:abstractNumId w:val="2"/>
   </w:num>
-  <w:num xmlns:w="http://schemas.openxmlformats.org/wordprocessingml/2006/main" w:numId="3">
+  <w:num w:numId="4" w16cid:durableId="160901281">
     <w:abstractNumId w:val="3"/>
   </w:num>
-  <w:num xmlns:w="http://schemas.openxmlformats.org/wordprocessingml/2006/main" w:numId="4">
+  <w:num w:numId="5" w16cid:durableId="1636183260">
     <w:abstractNumId w:val="4"/>
   </w:num>
-  <w:num xmlns:w="http://schemas.openxmlformats.org/wordprocessingml/2006/main" w:numId="5">
+  <w:num w:numId="6" w16cid:durableId="1878009352">
     <w:abstractNumId w:val="5"/>
   </w:num>
-  <w:num xmlns:w="http://schemas.openxmlformats.org/wordprocessingml/2006/main" w:numId="6">
+  <w:num w:numId="7" w16cid:durableId="1329870015">
     <w:abstractNumId w:val="6"/>
   </w:num>
-  <w:num xmlns:w="http://schemas.openxmlformats.org/wordprocessingml/2006/main" w:numId="7">
+  <w:num w:numId="8" w16cid:durableId="380710110">
     <w:abstractNumId w:val="7"/>
   </w:num>
-  <w:num xmlns:w="http://schemas.openxmlformats.org/wordprocessingml/2006/main" w:numId="8">
+  <w:num w:numId="9" w16cid:durableId="1549412276">
     <w:abstractNumId w:val="8"/>
-  </w:num>
-  <w:num xmlns:w="http://schemas.openxmlformats.org/wordprocessingml/2006/main" w:numId="9">
-    <w:abstractNumId w:val="9"/>
   </w:num>
 </w:numbering>
 </file>
 
 <file path=word/styles.xml><?xml version="1.0" encoding="utf-8"?>
-<w:styles xmlns:mc="http://schemas.openxmlformats.org/markup-compatibility/2006" xmlns:r="http://schemas.openxmlformats.org/officeDocument/2006/relationships" xmlns:w="http://schemas.openxmlformats.org/wordprocessingml/2006/main" xmlns:w14="http://schemas.microsoft.com/office/word/2010/wordml" xmlns:w15="http://schemas.microsoft.com/office/word/2012/wordml" xmlns:w16cex="http://schemas.microsoft.com/office/word/2018/wordml/cex" xmlns:w16cid="http://schemas.microsoft.com/office/word/2016/wordml/cid" xmlns:w16="http://schemas.microsoft.com/office/word/2018/wordml" xmlns:w16du="http://schemas.microsoft.com/office/word/2023/wordml/word16du" xmlns:w16sdtdh="http://schemas.microsoft.com/office/word/2020/wordml/sdtdatahash" xmlns:w16se="http://schemas.microsoft.com/office/word/2015/wordml/symex" mc:Ignorable="w14 w15 w16se w16cid w16 w16cex w16sdtdh w16du">
+<w:styles xmlns:mc="http://schemas.openxmlformats.org/markup-compatibility/2006" xmlns:r="http://schemas.openxmlformats.org/officeDocument/2006/relationships" xmlns:w="http://schemas.openxmlformats.org/wordprocessingml/2006/main" xmlns:w14="http://schemas.microsoft.com/office/word/2010/wordml" xmlns:w15="http://schemas.microsoft.com/office/word/2012/wordml" xmlns:w16cex="http://schemas.microsoft.com/office/word/2018/wordml/cex" xmlns:w16cid="http://schemas.microsoft.com/office/word/2016/wordml/cid" xmlns:w16="http://schemas.microsoft.com/office/word/2018/wordml" xmlns:w16du="http://schemas.microsoft.com/office/word/2023/wordml/word16du" xmlns:w16sdtdh="http://schemas.microsoft.com/office/word/2020/wordml/sdtdatahash" xmlns:w16sdtfl="http://schemas.microsoft.com/office/word/2024/wordml/sdtformatlock" xmlns:w16se="http://schemas.microsoft.com/office/word/2015/wordml/symex" mc:Ignorable="w14 w15 w16se w16cid w16 w16cex w16sdtdh w16sdtfl w16du">
   <w:docDefaults>
     <w:rPrDefault>
       <w:rPr>
@@ -3640,7 +3691,6 @@
     <w:rsid w:val="00A13056"/>
     <w:rPr>
       <w:rFonts w:ascii="Lato Light" w:hAnsi="Lato Light" w:cs="Calibri"/>
-      <w:noProof/>
       <w:sz w:val="20"/>
       <w:szCs w:val="18"/>
       <w:lang w:val="fr-FR"/>
@@ -3711,6 +3761,48 @@
       <w:color w:val="1F3763" w:themeColor="accent1" w:themeShade="7F"/>
       <w:sz w:val="24"/>
       <w:szCs w:val="24"/>
+    </w:rPr>
+  </w:style>
+  <w:style w:type="paragraph" w:styleId="Titre4">
+    <w:name w:val="heading 4"/>
+    <w:basedOn w:val="Normal"/>
+    <w:next w:val="Normal"/>
+    <w:link w:val="Titre4Car"/>
+    <w:uiPriority w:val="9"/>
+    <w:unhideWhenUsed/>
+    <w:qFormat/>
+    <w:rsid w:val="00BD56A5"/>
+    <w:pPr>
+      <w:keepNext/>
+      <w:keepLines/>
+      <w:spacing w:before="40"/>
+      <w:outlineLvl w:val="3"/>
+    </w:pPr>
+    <w:rPr>
+      <w:rFonts w:asciiTheme="majorHAnsi" w:eastAsiaTheme="majorEastAsia" w:hAnsiTheme="majorHAnsi" w:cstheme="majorBidi"/>
+      <w:i/>
+      <w:iCs/>
+      <w:color w:val="2F5496" w:themeColor="accent1" w:themeShade="BF"/>
+    </w:rPr>
+  </w:style>
+  <w:style w:type="paragraph" w:styleId="Titre5">
+    <w:name w:val="heading 5"/>
+    <w:basedOn w:val="Normal"/>
+    <w:next w:val="Normal"/>
+    <w:link w:val="Titre5Car"/>
+    <w:uiPriority w:val="9"/>
+    <w:unhideWhenUsed/>
+    <w:qFormat/>
+    <w:rsid w:val="00BD56A5"/>
+    <w:pPr>
+      <w:keepNext/>
+      <w:keepLines/>
+      <w:spacing w:before="40"/>
+      <w:outlineLvl w:val="4"/>
+    </w:pPr>
+    <w:rPr>
+      <w:rFonts w:asciiTheme="majorHAnsi" w:eastAsiaTheme="majorEastAsia" w:hAnsiTheme="majorHAnsi" w:cstheme="majorBidi"/>
+      <w:color w:val="2F5496" w:themeColor="accent1" w:themeShade="BF"/>
     </w:rPr>
   </w:style>
   <w:style w:type="character" w:default="1" w:styleId="Policepardfaut">
@@ -3920,18 +4012,6 @@
   </w:style>
   <w:style w:type="character" w:styleId="Lienhypertexte">
     <w:name w:val="Hyperlink"/>
-    <w:basedOn w:val="Policepardfaut"/>
-    <w:uiPriority w:val="99"/>
-    <w:unhideWhenUsed/>
-    <w:rsid w:val="00CB36C6"/>
-    <w:rPr>
-      <w:color w:val="0563C1" w:themeColor="hyperlink"/>
-      <w:u w:val="single"/>
-    </w:rPr>
-  </w:style>
-  <w:style w:type="character" w:styleId="Hyperlink">
-    <w:name w:val="Hyperlink"/>
-    <w:basedOn w:val="DefaultParagraphFont"/>
     <w:uiPriority w:val="99"/>
     <w:unhideWhenUsed/>
     <w:rsid w:val="00B31C0A"/>
@@ -3940,8 +4020,8 @@
       <w:u w:val="single"/>
     </w:rPr>
   </w:style>
-  <w:style xmlns:w="http://schemas.openxmlformats.org/wordprocessingml/2006/main" w:type="paragraph" w:styleId="Caption">
-    <w:name w:val="Caption"/>
+  <w:style w:type="paragraph" w:styleId="Lgende">
+    <w:name w:val="caption"/>
     <w:basedOn w:val="Normal"/>
     <w:qFormat/>
     <w:pPr>
@@ -3956,7 +4036,7 @@
       <w:szCs w:val="24"/>
     </w:rPr>
   </w:style>
-  <w:style xmlns:w="http://schemas.openxmlformats.org/wordprocessingml/2006/main" w:type="paragraph" w:styleId="Citation">
+  <w:style w:type="paragraph" w:styleId="Citation">
     <w:name w:val="Quote"/>
     <w:basedOn w:val="Normal"/>
     <w:next w:val="Normal"/>
@@ -3975,7 +4055,7 @@
       <w:color w:val="404040" w:themeColor="text1" w:themeTint="BF"/>
     </w:rPr>
   </w:style>
-  <w:style xmlns:w="http://schemas.openxmlformats.org/wordprocessingml/2006/main" w:type="character" w:customStyle="1" w:styleId="CitationCar">
+  <w:style w:type="character" w:customStyle="1" w:styleId="CitationCar">
     <w:name w:val="Citation Car"/>
     <w:link w:val="Citation"/>
     <w:uiPriority w:val="29"/>
@@ -3986,11 +4066,10 @@
       <w:color w:val="404040" w:themeColor="text1" w:themeTint="BF"/>
     </w:rPr>
   </w:style>
-  <w:style xmlns:w="http://schemas.openxmlformats.org/wordprocessingml/2006/main" w:type="paragraph" w:styleId="Code">
+  <w:style w:type="paragraph" w:customStyle="1" w:styleId="code">
     <w:name w:val="code"/>
     <w:basedOn w:val="Normal"/>
     <w:qFormat/>
-    <w:pPr/>
     <w:rPr>
       <w:rFonts w:ascii="Courier 10 Pitch" w:hAnsi="Courier 10 Pitch"/>
       <w:sz w:val="22"/>
@@ -3998,7 +4077,7 @@
       <w:highlight w:val="lightGray"/>
     </w:rPr>
   </w:style>
-  <w:style xmlns:w="http://schemas.openxmlformats.org/wordprocessingml/2006/main" w:type="character" w:styleId="Emphaseple">
+  <w:style w:type="character" w:styleId="Accentuationlgre">
     <w:name w:val="Subtle Emphasis"/>
     <w:uiPriority w:val="19"/>
     <w:qFormat/>
@@ -4009,7 +4088,7 @@
       <w:color w:val="404040" w:themeColor="text1" w:themeTint="BF"/>
     </w:rPr>
   </w:style>
-  <w:style xmlns:w="http://schemas.openxmlformats.org/wordprocessingml/2006/main" w:type="paragraph" w:styleId="Heading">
+  <w:style w:type="paragraph" w:customStyle="1" w:styleId="Heading">
     <w:name w:val="Heading"/>
     <w:basedOn w:val="Normal"/>
     <w:next w:val="Normal"/>
@@ -4018,7 +4097,6 @@
     <w:qFormat/>
     <w:rsid w:val="00984053"/>
     <w:pPr>
-      <w:spacing w:after="0" w:line="240" w:lineRule="auto"/>
       <w:contextualSpacing/>
     </w:pPr>
     <w:rPr>
@@ -4029,7 +4107,7 @@
       <w:szCs w:val="56"/>
     </w:rPr>
   </w:style>
-  <w:style xmlns:w="http://schemas.openxmlformats.org/wordprocessingml/2006/main" w:type="paragraph" w:styleId="Index">
+  <w:style w:type="paragraph" w:customStyle="1" w:styleId="Index">
     <w:name w:val="Index"/>
     <w:basedOn w:val="Normal"/>
     <w:qFormat/>
@@ -4040,28 +4118,25 @@
       <w:rFonts w:cs="Lohit Devanagari"/>
     </w:rPr>
   </w:style>
-  <w:style xmlns:w="http://schemas.openxmlformats.org/wordprocessingml/2006/main" w:type="paragraph" w:styleId="TextBody">
+  <w:style w:type="paragraph" w:styleId="Corpsdetexte">
     <w:name w:val="Body Text"/>
     <w:basedOn w:val="Normal"/>
     <w:pPr>
-      <w:spacing w:lineRule="auto" w:line="288" w:before="0" w:after="140"/>
+      <w:spacing w:after="140" w:line="288" w:lineRule="auto"/>
     </w:pPr>
-    <w:rPr/>
   </w:style>
-  <w:style xmlns:w="http://schemas.openxmlformats.org/wordprocessingml/2006/main" w:type="paragraph" w:styleId="List">
+  <w:style w:type="paragraph" w:styleId="Liste">
     <w:name w:val="List"/>
-    <w:basedOn w:val="TextBody"/>
-    <w:pPr/>
+    <w:basedOn w:val="Corpsdetexte"/>
     <w:rPr>
       <w:rFonts w:cs="Lohit Devanagari"/>
     </w:rPr>
   </w:style>
-  <w:style xmlns:w="http://schemas.openxmlformats.org/wordprocessingml/2006/main" w:type="character" w:styleId="NumberingSymbols">
+  <w:style w:type="character" w:customStyle="1" w:styleId="NumberingSymbols">
     <w:name w:val="Numbering Symbols"/>
     <w:qFormat/>
-    <w:rPr/>
   </w:style>
-  <w:style xmlns:w="http://schemas.openxmlformats.org/wordprocessingml/2006/main" w:type="paragraph" w:styleId="ListParagraph">
+  <w:style w:type="paragraph" w:styleId="Paragraphedeliste">
     <w:name w:val="List Paragraph"/>
     <w:basedOn w:val="Normal"/>
     <w:uiPriority w:val="34"/>
@@ -4072,109 +4147,64 @@
       <w:contextualSpacing/>
     </w:pPr>
   </w:style>
-  <w:style xmlns:w="http://schemas.openxmlformats.org/wordprocessingml/2006/main" w:type="character" w:customStyle="1" w:styleId="Heading1Car">
+  <w:style w:type="character" w:customStyle="1" w:styleId="Heading1Car">
     <w:name w:val="Heading 1 Car"/>
-    <w:link w:val="Titre1"/>
     <w:uiPriority w:val="9"/>
     <w:rsid w:val="00F33E4D"/>
     <w:rPr>
       <w:rFonts w:asciiTheme="majorHAnsi" w:eastAsiaTheme="majorEastAsia" w:hAnsiTheme="majorHAnsi" w:cstheme="majorBidi"/>
-      <w:color w:val="2E74B5" w:themeColor="accent1" w:themeShade="BF"/>
+      <w:color w:val="2F5496" w:themeColor="accent1" w:themeShade="BF"/>
       <w:sz w:val="32"/>
       <w:szCs w:val="32"/>
     </w:rPr>
   </w:style>
-  <w:style xmlns:w="http://schemas.openxmlformats.org/wordprocessingml/2006/main" w:type="character" w:customStyle="1" w:styleId="Heading2Car">
+  <w:style w:type="character" w:customStyle="1" w:styleId="Heading2Car">
     <w:name w:val="Heading 2 Car"/>
-    <w:link w:val="Titre2"/>
     <w:uiPriority w:val="9"/>
     <w:rsid w:val="00117C2C"/>
     <w:rPr>
       <w:rFonts w:asciiTheme="majorHAnsi" w:eastAsiaTheme="majorEastAsia" w:hAnsiTheme="majorHAnsi" w:cstheme="majorBidi"/>
-      <w:color w:val="2E74B5" w:themeColor="accent1" w:themeShade="BF"/>
+      <w:color w:val="2F5496" w:themeColor="accent1" w:themeShade="BF"/>
       <w:sz w:val="26"/>
       <w:szCs w:val="26"/>
     </w:rPr>
   </w:style>
-  <w:style xmlns:w="http://schemas.openxmlformats.org/wordprocessingml/2006/main" w:type="character" w:customStyle="1" w:styleId="Heading3Car">
+  <w:style w:type="character" w:customStyle="1" w:styleId="Heading3Car">
     <w:name w:val="Heading 3 Car"/>
-    <w:link w:val="Titre3"/>
     <w:uiPriority w:val="9"/>
     <w:rsid w:val="00BD56A5"/>
     <w:rPr>
       <w:rFonts w:asciiTheme="majorHAnsi" w:eastAsiaTheme="majorEastAsia" w:hAnsiTheme="majorHAnsi" w:cstheme="majorBidi"/>
-      <w:color w:val="1F4D78" w:themeColor="accent1" w:themeShade="7F"/>
+      <w:color w:val="1F3763" w:themeColor="accent1" w:themeShade="7F"/>
       <w:sz w:val="24"/>
       <w:szCs w:val="24"/>
     </w:rPr>
   </w:style>
-  <w:style xmlns:w="http://schemas.openxmlformats.org/wordprocessingml/2006/main" w:type="paragraph" w:styleId="Heading4">
-    <w:name w:val="heading 4"/>
-    <w:basedOn w:val="Normal"/>
-    <w:next w:val="Normal"/>
-    <w:link w:val="Heading4Car"/>
-    <w:uiPriority w:val="9"/>
-    <w:unhideWhenUsed/>
-    <w:qFormat/>
-    <w:rsid w:val="00BD56A5"/>
-    <w:pPr>
-      <w:keepNext/>
-      <w:keepLines/>
-      <w:spacing w:before="40" w:after="0"/>
-      <w:outlineLvl w:val="3"/>
-    </w:pPr>
-    <w:rPr>
-      <w:rFonts w:asciiTheme="majorHAnsi" w:eastAsiaTheme="majorEastAsia" w:hAnsiTheme="majorHAnsi" w:cstheme="majorBidi"/>
-      <w:i/>
-      <w:iCs/>
-      <w:color w:val="365F91" w:themeColor="accent1" w:themeShade="BF"/>
-    </w:rPr>
-  </w:style>
-  <w:style xmlns:w="http://schemas.openxmlformats.org/wordprocessingml/2006/main" w:type="character" w:customStyle="1" w:styleId="Heading4Car">
-    <w:name w:val="Heading 4 Car"/>
-    <w:link w:val="Heading4"/>
+  <w:style w:type="character" w:customStyle="1" w:styleId="Titre4Car">
+    <w:name w:val="Titre 4 Car"/>
+    <w:link w:val="Titre4"/>
     <w:uiPriority w:val="9"/>
     <w:rsid w:val="00BD56A5"/>
     <w:rPr>
       <w:rFonts w:asciiTheme="majorHAnsi" w:eastAsiaTheme="majorEastAsia" w:hAnsiTheme="majorHAnsi" w:cstheme="majorBidi"/>
       <w:i/>
       <w:iCs/>
-      <w:color w:val="365F91" w:themeColor="accent1" w:themeShade="BF"/>
+      <w:color w:val="2F5496" w:themeColor="accent1" w:themeShade="BF"/>
       <w:sz w:val="24"/>
       <w:szCs w:val="24"/>
     </w:rPr>
   </w:style>
-  <w:style xmlns:w="http://schemas.openxmlformats.org/wordprocessingml/2006/main" w:type="paragraph" w:styleId="Heading5">
-    <w:name w:val="heading 5"/>
-    <w:basedOn w:val="Normal"/>
-    <w:next w:val="Normal"/>
-    <w:link w:val="Heading5Car"/>
-    <w:uiPriority w:val="9"/>
-    <w:unhideWhenUsed/>
-    <w:qFormat/>
-    <w:rsid w:val="00BD56A5"/>
-    <w:pPr>
-      <w:keepNext/>
-      <w:keepLines/>
-      <w:spacing w:before="40" w:after="0"/>
-      <w:outlineLvl w:val="4"/>
-    </w:pPr>
-    <w:rPr>
-      <w:rFonts w:asciiTheme="majorHAnsi" w:eastAsiaTheme="majorEastAsia" w:hAnsiTheme="majorHAnsi" w:cstheme="majorBidi"/>
-      <w:color w:val="365F91" w:themeColor="accent1" w:themeShade="BF"/>
-    </w:rPr>
-  </w:style>
-  <w:style xmlns:w="http://schemas.openxmlformats.org/wordprocessingml/2006/main" w:type="character" w:customStyle="1" w:styleId="Heading5Car">
-    <w:name w:val="Heading 5 Car"/>
-    <w:link w:val="Heading5"/>
+  <w:style w:type="character" w:customStyle="1" w:styleId="Titre5Car">
+    <w:name w:val="Titre 5 Car"/>
+    <w:link w:val="Titre5"/>
     <w:uiPriority w:val="9"/>
     <w:rsid w:val="00BD56A5"/>
     <w:rPr>
       <w:rFonts w:asciiTheme="majorHAnsi" w:eastAsiaTheme="majorEastAsia" w:hAnsiTheme="majorHAnsi" w:cstheme="majorBidi"/>
-      <w:color w:val="365F91" w:themeColor="accent1" w:themeShade="BF"/>
+      <w:color w:val="2F5496" w:themeColor="accent1" w:themeShade="BF"/>
     </w:rPr>
   </w:style>
-  <w:style xmlns:w="http://schemas.openxmlformats.org/wordprocessingml/2006/main" w:type="character" w:customStyle="1" w:styleId="HeadingCar">
+  <w:style w:type="character" w:customStyle="1" w:styleId="HeadingCar">
     <w:name w:val="Heading Car"/>
     <w:link w:val="Heading"/>
     <w:uiPriority w:val="10"/>

--- a/src/programme_formation_CATIA_V6_3DEXP_Automation.docx
+++ b/src/programme_formation_CATIA_V6_3DEXP_Automation.docx
@@ -966,11 +966,12 @@
             </w:r>
           </w:p>
           <w:p>
-            <w:r>
-              <w:t xml:space="preserve">       </w:t>
-            </w:r>
-            <w:r>
-              <w:t>Introduction à la plateforme 3DEXPERIENCE ──</w:t>
+            <w:pPr/>
+            <w:r>
+              <w:rPr>
+                <w:b/>
+              </w:rPr>
+              <w:t>── MODULE 1 : Introduction à la plateforme 3DEXPERIENCE ──</w:t>
             </w:r>
           </w:p>
           <w:p>
@@ -987,32 +988,62 @@
           </w:p>
           <w:p>
             <w:pPr>
-              <w:ind w:left="360"/>
+              <w:pStyle w:val="Paragraphedeliste"/>
+              <w:numPr>
+                <w:ilvl w:val="0"/>
+                <w:numId w:val="4"/>
+              </w:numPr>
             </w:pPr>
             <w:r>
               <w:t>Architecture Web n-tiers : couches Présentation, Logique et Données ; protocole HTTPS/WSS</w:t>
             </w:r>
           </w:p>
           <w:p>
-            <w:r>
-              <w:t xml:space="preserve">      </w:t>
-            </w:r>
-            <w:r>
-              <w:t xml:space="preserve">Offres de déploiement Cloud : Public Cloud, Private Cloud, </w:t>
+            <w:pPr>
+              <w:pStyle w:val="Paragraphedeliste"/>
+              <w:numPr>
+                <w:ilvl w:val="0"/>
+                <w:numId w:val="4"/>
+              </w:numPr>
+            </w:pPr>
+            <w:r>
+              <w:t>Offres de déploiement Cloud : Public Cloud, Private Cloud, Dedicated Cloud (SaaS / IaaS / PaaS)</w:t>
+            </w:r>
+          </w:p>
+          <w:p>
+            <w:pPr>
+              <w:pStyle w:val="Paragraphedeliste"/>
+              <w:numPr>
+                <w:ilvl w:val="0"/>
+                <w:numId w:val="4"/>
+              </w:numPr>
+            </w:pPr>
+            <w:r>
+              <w:t xml:space="preserve">Baseline </w:t>
             </w:r>
             <w:proofErr w:type="spellStart"/>
             <w:r>
-              <w:t>Dedicated</w:t>
+              <w:t>Behavior</w:t>
             </w:r>
             <w:proofErr w:type="spellEnd"/>
             <w:r>
+              <w:t xml:space="preserve"> vs Customer-</w:t>
+            </w:r>
+            <w:proofErr w:type="spellStart"/>
+            <w:r>
+              <w:t>Specific</w:t>
+            </w:r>
+            <w:proofErr w:type="spellEnd"/>
+            <w:r>
               <w:t xml:space="preserve"> </w:t>
             </w:r>
-            <w:r>
-              <w:t xml:space="preserve">  </w:t>
-            </w:r>
-            <w:r>
-              <w:t>Cloud (SaaS / IaaS / PaaS)</w:t>
+            <w:proofErr w:type="spellStart"/>
+            <w:r>
+              <w:t>Environment</w:t>
+            </w:r>
+            <w:proofErr w:type="spellEnd"/>
+            <w:r>
+              <w:t xml:space="preserve"> (CSE) : principes et choix d'architecture</w:t>
             </w:r>
           </w:p>
           <w:p>
@@ -1024,238 +1055,192 @@
               </w:numPr>
             </w:pPr>
             <w:r>
-              <w:t xml:space="preserve">Baseline </w:t>
+              <w:t xml:space="preserve">Feuille de route de personnalisation Baseline et CSE (On </w:t>
             </w:r>
             <w:proofErr w:type="spellStart"/>
             <w:r>
-              <w:t>Behavior</w:t>
+              <w:t>Premises</w:t>
             </w:r>
             <w:proofErr w:type="spellEnd"/>
             <w:r>
-              <w:t xml:space="preserve"> vs Customer-</w:t>
+              <w:t xml:space="preserve"> et Cloud)</w:t>
+            </w:r>
+          </w:p>
+          <w:p>
+            <w:pPr>
+              <w:pStyle w:val="Paragraphedeliste"/>
+              <w:numPr>
+                <w:ilvl w:val="0"/>
+                <w:numId w:val="5"/>
+              </w:numPr>
+            </w:pPr>
+            <w:r>
+              <w:t xml:space="preserve">Modélisation Organisationnelle et Accès Sécurisés aux Données (P&amp;O / </w:t>
             </w:r>
             <w:proofErr w:type="spellStart"/>
             <w:r>
-              <w:t>Specific</w:t>
+              <w:t>Organization</w:t>
             </w:r>
             <w:proofErr w:type="spellEnd"/>
             <w:r>
+              <w:t xml:space="preserve"> Modeling)</w:t>
+            </w:r>
+          </w:p>
+          <w:p>
+            <w:pPr>
+              <w:pStyle w:val="Paragraphedeliste"/>
+              <w:numPr>
+                <w:ilvl w:val="0"/>
+                <w:numId w:val="6"/>
+              </w:numPr>
+            </w:pPr>
+            <w:r>
+              <w:t xml:space="preserve">Concepts P&amp;O : Organisation, Collaborative Space, Rôle, Règle d'accès, Security </w:t>
+            </w:r>
+            <w:proofErr w:type="spellStart"/>
+            <w:r>
+              <w:t>Context</w:t>
+            </w:r>
+            <w:proofErr w:type="spellEnd"/>
+            <w:r>
+              <w:t xml:space="preserve">, </w:t>
+            </w:r>
+            <w:proofErr w:type="spellStart"/>
+            <w:r>
+              <w:t>Ownership</w:t>
+            </w:r>
+            <w:proofErr w:type="spellEnd"/>
+          </w:p>
+          <w:p>
+            <w:pPr>
+              <w:pStyle w:val="Paragraphedeliste"/>
+              <w:numPr>
+                <w:ilvl w:val="0"/>
+                <w:numId w:val="7"/>
+              </w:numPr>
+              <w:rPr>
+                <w:lang w:val="en-US"/>
+              </w:rPr>
+            </w:pPr>
+            <w:proofErr w:type="spellStart"/>
+            <w:r>
+              <w:rPr>
+                <w:lang w:val="en-US"/>
+              </w:rPr>
+              <w:t>Rôles</w:t>
+            </w:r>
+            <w:proofErr w:type="spellEnd"/>
+            <w:r>
+              <w:rPr>
+                <w:lang w:val="en-US"/>
+              </w:rPr>
               <w:t xml:space="preserve"> </w:t>
             </w:r>
+            <w:r>
+              <w:rPr>
+                <w:lang w:val="en-US"/>
+              </w:rPr>
+              <w:t>Baseline:</w:t>
+            </w:r>
+            <w:r>
+              <w:rPr>
+                <w:lang w:val="en-US"/>
+              </w:rPr>
+              <w:t xml:space="preserve"> Reader, Contributor, Author, Leader, Owner, Administrator, Public Reader</w:t>
+            </w:r>
+          </w:p>
+          <w:p>
+            <w:pPr>
+              <w:pStyle w:val="Paragraphedeliste"/>
+              <w:numPr>
+                <w:ilvl w:val="0"/>
+                <w:numId w:val="8"/>
+              </w:numPr>
+            </w:pPr>
             <w:proofErr w:type="spellStart"/>
             <w:r>
-              <w:t>Environment</w:t>
+              <w:t>Paramétisation</w:t>
             </w:r>
             <w:proofErr w:type="spellEnd"/>
             <w:r>
-              <w:t xml:space="preserve"> (CSE) : principes et choix d'architecture</w:t>
-            </w:r>
-          </w:p>
-          <w:p>
-            <w:pPr>
-              <w:pStyle w:val="Paragraphedeliste"/>
-              <w:numPr>
-                <w:ilvl w:val="0"/>
-                <w:numId w:val="4"/>
-              </w:numPr>
-            </w:pPr>
-            <w:r>
-              <w:t xml:space="preserve">Feuille de route de personnalisation Baseline et CSE (On </w:t>
+              <w:t xml:space="preserve"> Baseline via Collaborative </w:t>
             </w:r>
             <w:proofErr w:type="spellStart"/>
             <w:r>
-              <w:t>Premises</w:t>
+              <w:t>Spaces</w:t>
             </w:r>
             <w:proofErr w:type="spellEnd"/>
             <w:r>
-              <w:t xml:space="preserve"> et Cloud)</w:t>
-            </w:r>
-          </w:p>
-          <w:p>
-            <w:pPr>
-              <w:pStyle w:val="Paragraphedeliste"/>
-              <w:numPr>
-                <w:ilvl w:val="0"/>
-                <w:numId w:val="5"/>
-              </w:numPr>
-            </w:pPr>
-            <w:r>
-              <w:t xml:space="preserve">Modélisation Organisationnelle et Accès Sécurisés aux Données (P&amp;O / </w:t>
+              <w:t xml:space="preserve"> Control Center (sans compétences IT avancées)</w:t>
+            </w:r>
+          </w:p>
+          <w:p>
+            <w:pPr>
+              <w:pStyle w:val="Paragraphedeliste"/>
+              <w:numPr>
+                <w:ilvl w:val="0"/>
+                <w:numId w:val="8"/>
+              </w:numPr>
+            </w:pPr>
+            <w:r>
+              <w:t xml:space="preserve">Capacités de personnalisation : Administration, </w:t>
             </w:r>
             <w:proofErr w:type="spellStart"/>
             <w:r>
-              <w:t>Organization</w:t>
+              <w:t>Paramétisation</w:t>
             </w:r>
             <w:proofErr w:type="spellEnd"/>
             <w:r>
-              <w:t xml:space="preserve"> Modeling)</w:t>
-            </w:r>
-          </w:p>
-          <w:p>
-            <w:pPr>
-              <w:pStyle w:val="Paragraphedeliste"/>
-              <w:numPr>
-                <w:ilvl w:val="0"/>
-                <w:numId w:val="6"/>
-              </w:numPr>
-            </w:pPr>
-            <w:r>
-              <w:t xml:space="preserve">Concepts P&amp;O : Organisation, Collaborative Space, Rôle, Règle d'accès, Security </w:t>
-            </w:r>
+              <w:t>, Adaptation, Développement (EKL, VBA, CAA, Widget)</w:t>
+            </w:r>
+          </w:p>
+          <w:p>
+            <w:pPr>
+              <w:pStyle w:val="Paragraphedeliste"/>
+              <w:numPr>
+                <w:ilvl w:val="0"/>
+                <w:numId w:val="8"/>
+              </w:numPr>
+            </w:pPr>
             <w:proofErr w:type="spellStart"/>
             <w:r>
-              <w:t>Context</w:t>
+              <w:t>Openness</w:t>
             </w:r>
             <w:proofErr w:type="spellEnd"/>
             <w:r>
-              <w:t xml:space="preserve">, </w:t>
+              <w:t xml:space="preserve"> R2021x : langages supportés (EKL, VBA, JavaScript, HTML5, C++, JPO)</w:t>
+            </w:r>
+          </w:p>
+          <w:p>
+            <w:pPr>
+              <w:pStyle w:val="Paragraphedeliste"/>
+              <w:numPr>
+                <w:ilvl w:val="0"/>
+                <w:numId w:val="8"/>
+              </w:numPr>
+            </w:pPr>
+            <w:r>
+              <w:t>Exercice pratique : création d'un Collaborative Space, utilisateur et attributs sur type DS (</w:t>
             </w:r>
             <w:proofErr w:type="spellStart"/>
             <w:r>
-              <w:t>Ownership</w:t>
+              <w:t>VPMReference</w:t>
             </w:r>
             <w:proofErr w:type="spellEnd"/>
-          </w:p>
-          <w:p>
-            <w:pPr>
-              <w:pStyle w:val="Paragraphedeliste"/>
-              <w:numPr>
-                <w:ilvl w:val="0"/>
-                <w:numId w:val="7"/>
-              </w:numPr>
-              <w:rPr>
-                <w:lang w:val="en-US"/>
-              </w:rPr>
-            </w:pPr>
-            <w:proofErr w:type="spellStart"/>
-            <w:r>
-              <w:rPr>
-                <w:lang w:val="en-US"/>
-              </w:rPr>
-              <w:t>Rôles</w:t>
-            </w:r>
-            <w:proofErr w:type="spellEnd"/>
-            <w:r>
-              <w:rPr>
-                <w:lang w:val="en-US"/>
-              </w:rPr>
-              <w:t xml:space="preserve"> </w:t>
-            </w:r>
-            <w:r>
-              <w:rPr>
-                <w:lang w:val="en-US"/>
-              </w:rPr>
-              <w:t>Baseline:</w:t>
-            </w:r>
-            <w:r>
-              <w:rPr>
-                <w:lang w:val="en-US"/>
-              </w:rPr>
-              <w:t xml:space="preserve"> Reader, Contributor, Author, Leader, Owner, Administrator, Public Reader</w:t>
-            </w:r>
-          </w:p>
-          <w:p>
-            <w:pPr>
-              <w:pStyle w:val="Paragraphedeliste"/>
-              <w:numPr>
-                <w:ilvl w:val="0"/>
-                <w:numId w:val="8"/>
-              </w:numPr>
-            </w:pPr>
-            <w:proofErr w:type="spellStart"/>
-            <w:r>
-              <w:t>Paramétisation</w:t>
-            </w:r>
-            <w:proofErr w:type="spellEnd"/>
-            <w:r>
-              <w:t xml:space="preserve"> Baseline via Collaborative </w:t>
-            </w:r>
-            <w:proofErr w:type="spellStart"/>
-            <w:r>
-              <w:t>Spaces</w:t>
-            </w:r>
-            <w:proofErr w:type="spellEnd"/>
-            <w:r>
-              <w:t xml:space="preserve"> Control Center (sans compétences IT avancées)</w:t>
-            </w:r>
-          </w:p>
-          <w:p>
-            <w:pPr>
-              <w:pStyle w:val="Paragraphedeliste"/>
-              <w:numPr>
-                <w:ilvl w:val="0"/>
-                <w:numId w:val="8"/>
-              </w:numPr>
-            </w:pPr>
-            <w:r>
-              <w:t xml:space="preserve">Capacités de personnalisation : Administration, </w:t>
-            </w:r>
-            <w:proofErr w:type="spellStart"/>
-            <w:r>
-              <w:t>Paramétisation</w:t>
-            </w:r>
-            <w:proofErr w:type="spellEnd"/>
-            <w:r>
-              <w:t>, Adaptation, Développement (EKL, VBA, CAA, Widget)</w:t>
-            </w:r>
-          </w:p>
-          <w:p>
-            <w:pPr>
-              <w:pStyle w:val="Paragraphedeliste"/>
-              <w:numPr>
-                <w:ilvl w:val="0"/>
-                <w:numId w:val="8"/>
-              </w:numPr>
-            </w:pPr>
-            <w:proofErr w:type="spellStart"/>
-            <w:r>
-              <w:t>Openness</w:t>
-            </w:r>
-            <w:proofErr w:type="spellEnd"/>
-            <w:r>
-              <w:t xml:space="preserve"> R2021x : langages supportés (EKL, VBA, JavaScript, HTML5, C++, JPO)</w:t>
-            </w:r>
-          </w:p>
-          <w:p>
-            <w:pPr>
-              <w:pStyle w:val="Paragraphedeliste"/>
-              <w:numPr>
-                <w:ilvl w:val="0"/>
-                <w:numId w:val="8"/>
-              </w:numPr>
-            </w:pPr>
-            <w:r>
-              <w:t>Exercice pratique : création d'un Collaborative Space, utilisateur et attributs sur type DS (</w:t>
-            </w:r>
-            <w:proofErr w:type="spellStart"/>
-            <w:r>
-              <w:t>VPMReference</w:t>
-            </w:r>
-            <w:proofErr w:type="spellEnd"/>
             <w:r>
               <w:t>)</w:t>
             </w:r>
           </w:p>
           <w:p>
-            <w:pPr>
-              <w:pStyle w:val="Paragraphedeliste"/>
-              <w:numPr>
-                <w:ilvl w:val="0"/>
-                <w:numId w:val="8"/>
-              </w:numPr>
-            </w:pPr>
-          </w:p>
-          <w:p>
-            <w:pPr>
-              <w:pStyle w:val="Paragraphedeliste"/>
-              <w:numPr>
-                <w:ilvl w:val="0"/>
-                <w:numId w:val="8"/>
-              </w:numPr>
-            </w:pPr>
-            <w:r>
-              <w:lastRenderedPageBreak/>
-              <w:t>MODULE 2 : Automatisation CATIA 3DEXPERIENCE (VBScript / VBA) ──</w:t>
+            <w:pPr/>
+          </w:p>
+          <w:p>
+            <w:pPr/>
+            <w:r>
+              <w:rPr>
+                <w:b/>
+              </w:rPr>
+              <w:t>── MODULE 2 : Automatisation CATIA 3DEXPERIENCE (VBScript / VBA) ──</w:t>
             </w:r>
           </w:p>
           <w:p>
